--- a/TS-Kramam/TS-3.1/TS 3.1 Sanskrit Krama Paatam Corrections.docx
+++ b/TS-Kramam/TS-3.1/TS 3.1 Sanskrit Krama Paatam Corrections.docx
@@ -1,6 +1,6 @@
 
 <file path=word/document.xml><?xml version="1.0" encoding="utf-8"?>
-<w:document xmlns:wpc="http://schemas.microsoft.com/office/word/2010/wordprocessingCanvas" xmlns:cx="http://schemas.microsoft.com/office/drawing/2014/chartex" xmlns:cx1="http://schemas.microsoft.com/office/drawing/2015/9/8/chartex" xmlns:mc="http://schemas.openxmlformats.org/markup-compatibility/2006" xmlns:o="urn:schemas-microsoft-com:office:office" xmlns:r="http://schemas.openxmlformats.org/officeDocument/2006/relationships" xmlns:m="http://schemas.openxmlformats.org/officeDocument/2006/math" xmlns:v="urn:schemas-microsoft-com:vml" xmlns:wp14="http://schemas.microsoft.com/office/word/2010/wordprocessingDrawing" xmlns:wp="http://schemas.openxmlformats.org/drawingml/2006/wordprocessingDrawing" xmlns:w10="urn:schemas-microsoft-com:office:word" xmlns:w="http://schemas.openxmlformats.org/wordprocessingml/2006/main" xmlns:w14="http://schemas.microsoft.com/office/word/2010/wordml" xmlns:w15="http://schemas.microsoft.com/office/word/2012/wordml" xmlns:w16se="http://schemas.microsoft.com/office/word/2015/wordml/symex" xmlns:wpg="http://schemas.microsoft.com/office/word/2010/wordprocessingGroup" xmlns:wpi="http://schemas.microsoft.com/office/word/2010/wordprocessingInk" xmlns:wne="http://schemas.microsoft.com/office/word/2006/wordml" xmlns:wps="http://schemas.microsoft.com/office/word/2010/wordprocessingShape" mc:Ignorable="w14 w15 w16se wp14">
+<w:document xmlns:wpc="http://schemas.microsoft.com/office/word/2010/wordprocessingCanvas" xmlns:cx="http://schemas.microsoft.com/office/drawing/2014/chartex" xmlns:cx1="http://schemas.microsoft.com/office/drawing/2015/9/8/chartex" xmlns:cx2="http://schemas.microsoft.com/office/drawing/2015/10/21/chartex" xmlns:cx3="http://schemas.microsoft.com/office/drawing/2016/5/9/chartex" xmlns:cx4="http://schemas.microsoft.com/office/drawing/2016/5/10/chartex" xmlns:cx5="http://schemas.microsoft.com/office/drawing/2016/5/11/chartex" xmlns:cx6="http://schemas.microsoft.com/office/drawing/2016/5/12/chartex" xmlns:cx7="http://schemas.microsoft.com/office/drawing/2016/5/13/chartex" xmlns:cx8="http://schemas.microsoft.com/office/drawing/2016/5/14/chartex" xmlns:mc="http://schemas.openxmlformats.org/markup-compatibility/2006" xmlns:aink="http://schemas.microsoft.com/office/drawing/2016/ink" xmlns:am3d="http://schemas.microsoft.com/office/drawing/2017/model3d" xmlns:o="urn:schemas-microsoft-com:office:office" xmlns:oel="http://schemas.microsoft.com/office/2019/extlst" xmlns:r="http://schemas.openxmlformats.org/officeDocument/2006/relationships" xmlns:m="http://schemas.openxmlformats.org/officeDocument/2006/math" xmlns:v="urn:schemas-microsoft-com:vml" xmlns:wp14="http://schemas.microsoft.com/office/word/2010/wordprocessingDrawing" xmlns:wp="http://schemas.openxmlformats.org/drawingml/2006/wordprocessingDrawing" xmlns:w10="urn:schemas-microsoft-com:office:word" xmlns:w="http://schemas.openxmlformats.org/wordprocessingml/2006/main" xmlns:w14="http://schemas.microsoft.com/office/word/2010/wordml" xmlns:w15="http://schemas.microsoft.com/office/word/2012/wordml" xmlns:w16cex="http://schemas.microsoft.com/office/word/2018/wordml/cex" xmlns:w16cid="http://schemas.microsoft.com/office/word/2016/wordml/cid" xmlns:w16="http://schemas.microsoft.com/office/word/2018/wordml" xmlns:w16du="http://schemas.microsoft.com/office/word/2023/wordml/word16du" xmlns:w16sdtdh="http://schemas.microsoft.com/office/word/2020/wordml/sdtdatahash" xmlns:w16sdtfl="http://schemas.microsoft.com/office/word/2024/wordml/sdtformatlock" xmlns:w16se="http://schemas.microsoft.com/office/word/2015/wordml/symex" xmlns:wpg="http://schemas.microsoft.com/office/word/2010/wordprocessingGroup" xmlns:wpi="http://schemas.microsoft.com/office/word/2010/wordprocessingInk" xmlns:wne="http://schemas.microsoft.com/office/word/2006/wordml" xmlns:wps="http://schemas.microsoft.com/office/word/2010/wordprocessingShape" mc:Ignorable="w14 w15 w16se w16cid w16 w16cex w16sdtdh w16sdtfl w16du wp14">
   <w:body>
     <w:p>
       <w:pPr>
@@ -23,7 +23,6 @@
         </w:rPr>
         <w:t xml:space="preserve">TS </w:t>
       </w:r>
-      <w:proofErr w:type="spellStart"/>
       <w:r>
         <w:rPr>
           <w:b/>
@@ -34,7 +33,6 @@
         </w:rPr>
         <w:t>Krama</w:t>
       </w:r>
-      <w:proofErr w:type="spellEnd"/>
       <w:r>
         <w:rPr>
           <w:b/>
@@ -43,9 +41,8 @@
           <w:szCs w:val="32"/>
           <w:u w:val="single"/>
         </w:rPr>
-        <w:t xml:space="preserve"> </w:t>
+        <w:t xml:space="preserve"> Paatam – TS </w:t>
       </w:r>
-      <w:proofErr w:type="spellStart"/>
       <w:r>
         <w:rPr>
           <w:b/>
@@ -54,9 +51,8 @@
           <w:szCs w:val="32"/>
           <w:u w:val="single"/>
         </w:rPr>
-        <w:t>Paatam</w:t>
+        <w:t>3.1 Sanskrit</w:t>
       </w:r>
-      <w:proofErr w:type="spellEnd"/>
       <w:r>
         <w:rPr>
           <w:b/>
@@ -65,7 +61,1146 @@
           <w:szCs w:val="32"/>
           <w:u w:val="single"/>
         </w:rPr>
-        <w:t xml:space="preserve"> – TS </w:t>
+        <w:t xml:space="preserve"> Corrections –Observed till </w:t>
+      </w:r>
+      <w:r>
+        <w:rPr>
+          <w:b/>
+          <w:bCs/>
+          <w:sz w:val="32"/>
+          <w:szCs w:val="32"/>
+          <w:highlight w:val="red"/>
+          <w:u w:val="single"/>
+        </w:rPr>
+        <w:t>?????</w:t>
+      </w:r>
+    </w:p>
+    <w:p>
+      <w:pPr>
+        <w:jc w:val="center"/>
+        <w:rPr>
+          <w:b/>
+          <w:bCs/>
+        </w:rPr>
+      </w:pPr>
+      <w:r>
+        <w:rPr>
+          <w:b/>
+          <w:bCs/>
+        </w:rPr>
+        <w:t>(ignore those which are already incorporated in your book’s version and date)</w:t>
+      </w:r>
+    </w:p>
+    <w:tbl>
+      <w:tblPr>
+        <w:tblW w:w="14395" w:type="dxa"/>
+        <w:tblInd w:w="-792" w:type="dxa"/>
+        <w:tblBorders>
+          <w:top w:val="single" w:sz="4" w:space="0" w:color="000000"/>
+          <w:left w:val="single" w:sz="4" w:space="0" w:color="000000"/>
+          <w:bottom w:val="single" w:sz="4" w:space="0" w:color="000000"/>
+          <w:right w:val="single" w:sz="4" w:space="0" w:color="000000"/>
+          <w:insideH w:val="single" w:sz="4" w:space="0" w:color="000000"/>
+          <w:insideV w:val="single" w:sz="4" w:space="0" w:color="000000"/>
+        </w:tblBorders>
+        <w:tblLook w:val="04A0" w:firstRow="1" w:lastRow="0" w:firstColumn="1" w:lastColumn="0" w:noHBand="0" w:noVBand="1"/>
+      </w:tblPr>
+      <w:tblGrid>
+        <w:gridCol w:w="3906"/>
+        <w:gridCol w:w="5103"/>
+        <w:gridCol w:w="5386"/>
+      </w:tblGrid>
+      <w:tr>
+        <w:tc>
+          <w:tcPr>
+            <w:tcW w:w="3906" w:type="dxa"/>
+          </w:tcPr>
+          <w:p>
+            <w:pPr>
+              <w:spacing w:before="0" w:line="240" w:lineRule="auto"/>
+              <w:jc w:val="center"/>
+              <w:rPr>
+                <w:sz w:val="32"/>
+                <w:szCs w:val="32"/>
+              </w:rPr>
+            </w:pPr>
+            <w:r>
+              <w:rPr>
+                <w:sz w:val="32"/>
+                <w:szCs w:val="32"/>
+              </w:rPr>
+              <w:t>Section, Paragraph</w:t>
+            </w:r>
+          </w:p>
+          <w:p>
+            <w:pPr>
+              <w:spacing w:before="0" w:line="240" w:lineRule="auto"/>
+              <w:jc w:val="center"/>
+              <w:rPr>
+                <w:sz w:val="32"/>
+                <w:szCs w:val="32"/>
+              </w:rPr>
+            </w:pPr>
+            <w:r>
+              <w:rPr>
+                <w:sz w:val="32"/>
+                <w:szCs w:val="32"/>
+              </w:rPr>
+              <w:t>Reference</w:t>
+            </w:r>
+          </w:p>
+        </w:tc>
+        <w:tc>
+          <w:tcPr>
+            <w:tcW w:w="5103" w:type="dxa"/>
+          </w:tcPr>
+          <w:p>
+            <w:pPr>
+              <w:spacing w:before="0" w:line="240" w:lineRule="auto"/>
+              <w:jc w:val="center"/>
+              <w:rPr>
+                <w:sz w:val="32"/>
+                <w:szCs w:val="32"/>
+              </w:rPr>
+            </w:pPr>
+            <w:r>
+              <w:rPr>
+                <w:sz w:val="32"/>
+                <w:szCs w:val="32"/>
+              </w:rPr>
+              <w:t>As Printed</w:t>
+            </w:r>
+          </w:p>
+        </w:tc>
+        <w:tc>
+          <w:tcPr>
+            <w:tcW w:w="5386" w:type="dxa"/>
+          </w:tcPr>
+          <w:p>
+            <w:pPr>
+              <w:spacing w:before="0" w:line="240" w:lineRule="auto"/>
+              <w:ind w:right="-18"/>
+              <w:jc w:val="center"/>
+              <w:rPr>
+                <w:sz w:val="32"/>
+                <w:szCs w:val="32"/>
+              </w:rPr>
+            </w:pPr>
+            <w:r>
+              <w:rPr>
+                <w:sz w:val="32"/>
+                <w:szCs w:val="32"/>
+              </w:rPr>
+              <w:t>To be read as or corrected as</w:t>
+            </w:r>
+          </w:p>
+        </w:tc>
+      </w:tr>
+      <w:tr>
+        <w:trPr>
+          <w:trHeight w:val="1814"/>
+        </w:trPr>
+        <w:tc>
+          <w:tcPr>
+            <w:tcW w:w="3906" w:type="dxa"/>
+          </w:tcPr>
+          <w:p>
+            <w:pPr>
+              <w:widowControl w:val="0"/>
+              <w:tabs>
+                <w:tab w:val="left" w:pos="993"/>
+              </w:tabs>
+              <w:autoSpaceDE w:val="0"/>
+              <w:autoSpaceDN w:val="0"/>
+              <w:adjustRightInd w:val="0"/>
+              <w:spacing w:before="0" w:line="240" w:lineRule="auto"/>
+              <w:ind w:right="297"/>
+              <w:rPr>
+                <w:rFonts w:cs="Arial"/>
+                <w:b/>
+                <w:color w:val="000000" w:themeColor="text1"/>
+                <w:sz w:val="28"/>
+                <w:szCs w:val="32"/>
+              </w:rPr>
+            </w:pPr>
+            <w:r>
+              <w:rPr>
+                <w:rFonts w:cs="Arial"/>
+                <w:b/>
+                <w:color w:val="000000" w:themeColor="text1"/>
+                <w:sz w:val="28"/>
+                <w:szCs w:val="32"/>
+              </w:rPr>
+              <w:t>T.S.3.1.</w:t>
+            </w:r>
+            <w:r>
+              <w:rPr>
+                <w:rFonts w:cs="Arial"/>
+                <w:b/>
+                <w:color w:val="000000" w:themeColor="text1"/>
+                <w:sz w:val="28"/>
+                <w:szCs w:val="32"/>
+              </w:rPr>
+              <w:t>9.6</w:t>
+            </w:r>
+            <w:r>
+              <w:rPr>
+                <w:rFonts w:cs="Arial"/>
+                <w:b/>
+                <w:color w:val="000000" w:themeColor="text1"/>
+                <w:sz w:val="28"/>
+                <w:szCs w:val="32"/>
+              </w:rPr>
+              <w:t xml:space="preserve"> – Kramam</w:t>
+            </w:r>
+          </w:p>
+          <w:p>
+            <w:pPr>
+              <w:widowControl w:val="0"/>
+              <w:tabs>
+                <w:tab w:val="left" w:pos="993"/>
+              </w:tabs>
+              <w:autoSpaceDE w:val="0"/>
+              <w:autoSpaceDN w:val="0"/>
+              <w:adjustRightInd w:val="0"/>
+              <w:spacing w:before="0" w:line="240" w:lineRule="auto"/>
+              <w:ind w:right="297"/>
+              <w:rPr>
+                <w:rFonts w:cs="Arial"/>
+                <w:b/>
+                <w:color w:val="000000" w:themeColor="text1"/>
+                <w:szCs w:val="32"/>
+              </w:rPr>
+            </w:pPr>
+            <w:r>
+              <w:rPr>
+                <w:rFonts w:cs="Arial"/>
+                <w:b/>
+                <w:color w:val="000000" w:themeColor="text1"/>
+                <w:sz w:val="28"/>
+                <w:szCs w:val="32"/>
+              </w:rPr>
+              <w:t>Krama Vaakyam</w:t>
+            </w:r>
+            <w:r>
+              <w:rPr>
+                <w:rFonts w:cs="Arial"/>
+                <w:b/>
+                <w:color w:val="000000" w:themeColor="text1"/>
+                <w:szCs w:val="32"/>
+              </w:rPr>
+              <w:t xml:space="preserve"> No.– </w:t>
+            </w:r>
+            <w:r>
+              <w:rPr>
+                <w:rFonts w:cs="Arial"/>
+                <w:b/>
+                <w:color w:val="000000" w:themeColor="text1"/>
+                <w:szCs w:val="32"/>
+              </w:rPr>
+              <w:t>59</w:t>
+            </w:r>
+            <w:r>
+              <w:rPr>
+                <w:rFonts w:cs="Arial"/>
+                <w:b/>
+                <w:color w:val="000000" w:themeColor="text1"/>
+                <w:szCs w:val="32"/>
+              </w:rPr>
+              <w:t xml:space="preserve"> </w:t>
+            </w:r>
+          </w:p>
+          <w:p>
+            <w:pPr>
+              <w:widowControl w:val="0"/>
+              <w:tabs>
+                <w:tab w:val="left" w:pos="993"/>
+              </w:tabs>
+              <w:autoSpaceDE w:val="0"/>
+              <w:autoSpaceDN w:val="0"/>
+              <w:adjustRightInd w:val="0"/>
+              <w:spacing w:before="0" w:line="240" w:lineRule="auto"/>
+              <w:ind w:right="297"/>
+              <w:rPr>
+                <w:rFonts w:cs="Arial"/>
+                <w:b/>
+                <w:color w:val="000000" w:themeColor="text1"/>
+                <w:sz w:val="28"/>
+                <w:szCs w:val="32"/>
+              </w:rPr>
+            </w:pPr>
+            <w:r>
+              <w:rPr>
+                <w:rFonts w:cs="Arial"/>
+                <w:b/>
+                <w:color w:val="000000" w:themeColor="text1"/>
+                <w:sz w:val="28"/>
+                <w:szCs w:val="32"/>
+              </w:rPr>
+              <w:t>Panchaati No</w:t>
+            </w:r>
+            <w:r>
+              <w:rPr>
+                <w:rFonts w:cs="Arial"/>
+                <w:b/>
+                <w:color w:val="000000" w:themeColor="text1"/>
+                <w:szCs w:val="32"/>
+              </w:rPr>
+              <w:t xml:space="preserve">. - </w:t>
+            </w:r>
+            <w:r>
+              <w:rPr>
+                <w:rFonts w:cs="Arial"/>
+                <w:b/>
+                <w:color w:val="000000" w:themeColor="text1"/>
+                <w:szCs w:val="32"/>
+              </w:rPr>
+              <w:t>31</w:t>
+            </w:r>
+          </w:p>
+        </w:tc>
+        <w:tc>
+          <w:tcPr>
+            <w:tcW w:w="5103" w:type="dxa"/>
+          </w:tcPr>
+          <w:p>
+            <w:pPr>
+              <w:widowControl w:val="0"/>
+              <w:autoSpaceDE w:val="0"/>
+              <w:autoSpaceDN w:val="0"/>
+              <w:adjustRightInd w:val="0"/>
+              <w:spacing w:before="0" w:line="240" w:lineRule="auto"/>
+              <w:rPr>
+                <w:rFonts w:ascii="BRH Devanagari Extra" w:hAnsi="BRH Devanagari Extra" w:cs="BRH Devanagari Extra"/>
+                <w:color w:val="000000"/>
+                <w:sz w:val="40"/>
+                <w:szCs w:val="40"/>
+              </w:rPr>
+            </w:pPr>
+            <w:r>
+              <w:rPr>
+                <w:rFonts w:ascii="BRH Devanagari Extra" w:hAnsi="BRH Devanagari Extra" w:cs="BRH Devanagari Extra"/>
+                <w:color w:val="000000"/>
+                <w:sz w:val="40"/>
+                <w:szCs w:val="40"/>
+              </w:rPr>
+              <w:t>xÉ</w:t>
+            </w:r>
+            <w:r>
+              <w:rPr>
+                <w:rFonts w:ascii="BRH Malayalam Extra" w:hAnsi="BRH Malayalam Extra" w:cs="brh"/>
+                <w:b/>
+                <w:color w:val="000000"/>
+                <w:sz w:val="32"/>
+                <w:szCs w:val="40"/>
+              </w:rPr>
+              <w:t>–</w:t>
+            </w:r>
+            <w:r>
+              <w:rPr>
+                <w:rFonts w:ascii="BRH Devanagari Extra" w:hAnsi="BRH Devanagari Extra" w:cs="BRH Devanagari Extra"/>
+                <w:color w:val="000000"/>
+                <w:sz w:val="36"/>
+                <w:szCs w:val="40"/>
+              </w:rPr>
+              <w:t>ò</w:t>
+            </w:r>
+            <w:r>
+              <w:rPr>
+                <w:rFonts w:ascii="BRH Malayalam Extra" w:hAnsi="BRH Malayalam Extra" w:cs="brh"/>
+                <w:b/>
+                <w:color w:val="000000"/>
+                <w:sz w:val="32"/>
+                <w:szCs w:val="40"/>
+              </w:rPr>
+              <w:t>–</w:t>
+            </w:r>
+            <w:r>
+              <w:rPr>
+                <w:rFonts w:ascii="BRH Devanagari Extra" w:hAnsi="BRH Devanagari Extra" w:cs="BRH Devanagari Extra"/>
+                <w:color w:val="000000"/>
+                <w:sz w:val="40"/>
+                <w:szCs w:val="40"/>
+              </w:rPr>
+              <w:t>xÉëÉ</w:t>
+            </w:r>
+            <w:r>
+              <w:rPr>
+                <w:rFonts w:ascii="BRH Malayalam Extra" w:hAnsi="BRH Malayalam Extra" w:cs="brh"/>
+                <w:b/>
+                <w:color w:val="000000"/>
+                <w:sz w:val="32"/>
+                <w:szCs w:val="40"/>
+              </w:rPr>
+              <w:t>–</w:t>
+            </w:r>
+            <w:r>
+              <w:rPr>
+                <w:rFonts w:ascii="BRH Devanagari Extra" w:hAnsi="BRH Devanagari Extra" w:cs="BRH Devanagari Extra"/>
+                <w:color w:val="000000"/>
+                <w:sz w:val="40"/>
+                <w:szCs w:val="40"/>
+              </w:rPr>
+              <w:t>uÉqÉç eÉÑ</w:t>
+            </w:r>
+            <w:r>
+              <w:rPr>
+                <w:rFonts w:ascii="BRH Malayalam Extra" w:hAnsi="BRH Malayalam Extra" w:cs="brh"/>
+                <w:b/>
+                <w:color w:val="000000"/>
+                <w:sz w:val="32"/>
+                <w:szCs w:val="40"/>
+              </w:rPr>
+              <w:t>–</w:t>
+            </w:r>
+            <w:r>
+              <w:rPr>
+                <w:rFonts w:ascii="BRH Devanagari Extra" w:hAnsi="BRH Devanagari Extra" w:cs="BRH Devanagari Extra"/>
+                <w:color w:val="000000"/>
+                <w:sz w:val="40"/>
+                <w:szCs w:val="40"/>
+              </w:rPr>
+              <w:t xml:space="preserve">WûÉåÌiÉþ | </w:t>
+            </w:r>
+          </w:p>
+          <w:p>
+            <w:pPr>
+              <w:widowControl w:val="0"/>
+              <w:autoSpaceDE w:val="0"/>
+              <w:autoSpaceDN w:val="0"/>
+              <w:adjustRightInd w:val="0"/>
+              <w:spacing w:before="0" w:line="240" w:lineRule="auto"/>
+              <w:rPr>
+                <w:rFonts w:ascii="BRH Devanagari Extra" w:hAnsi="BRH Devanagari Extra" w:cs="BRH Devanagari Extra"/>
+                <w:color w:val="000000"/>
+                <w:sz w:val="40"/>
+                <w:szCs w:val="40"/>
+              </w:rPr>
+            </w:pPr>
+            <w:r>
+              <w:rPr>
+                <w:rFonts w:ascii="BRH Devanagari Extra" w:hAnsi="BRH Devanagari Extra" w:cs="BRH Devanagari Extra"/>
+                <w:color w:val="000000"/>
+                <w:sz w:val="40"/>
+                <w:szCs w:val="40"/>
+              </w:rPr>
+              <w:t>xÉ</w:t>
+            </w:r>
+            <w:r>
+              <w:rPr>
+                <w:rFonts w:ascii="BRH Malayalam Extra" w:hAnsi="BRH Malayalam Extra" w:cs="brh"/>
+                <w:b/>
+                <w:color w:val="000000"/>
+                <w:sz w:val="32"/>
+                <w:szCs w:val="40"/>
+              </w:rPr>
+              <w:t>–</w:t>
+            </w:r>
+            <w:r>
+              <w:rPr>
+                <w:rFonts w:ascii="BRH Devanagari Extra" w:hAnsi="BRH Devanagari Extra" w:cs="BRH Devanagari Extra"/>
+                <w:color w:val="000000"/>
+                <w:sz w:val="36"/>
+                <w:szCs w:val="40"/>
+                <w:highlight w:val="yellow"/>
+              </w:rPr>
+              <w:t>ó</w:t>
+            </w:r>
+            <w:r>
+              <w:rPr>
+                <w:rFonts w:ascii="BRH Devanagari Extra" w:hAnsi="BRH Devanagari Extra" w:cs="BRH Devanagari Extra"/>
+                <w:color w:val="000000"/>
+                <w:sz w:val="36"/>
+                <w:szCs w:val="40"/>
+              </w:rPr>
+              <w:t>è</w:t>
+            </w:r>
+            <w:r>
+              <w:rPr>
+                <w:rFonts w:ascii="BRH Malayalam Extra" w:hAnsi="BRH Malayalam Extra" w:cs="brh"/>
+                <w:b/>
+                <w:color w:val="000000"/>
+                <w:sz w:val="32"/>
+                <w:szCs w:val="40"/>
+              </w:rPr>
+              <w:t>–</w:t>
+            </w:r>
+            <w:r>
+              <w:rPr>
+                <w:rFonts w:ascii="BRH Devanagari Extra" w:hAnsi="BRH Devanagari Extra" w:cs="BRH Devanagari Extra"/>
+                <w:color w:val="000000"/>
+                <w:sz w:val="40"/>
+                <w:szCs w:val="40"/>
+              </w:rPr>
+              <w:t>xÉëÉ</w:t>
+            </w:r>
+            <w:r>
+              <w:rPr>
+                <w:rFonts w:ascii="BRH Malayalam Extra" w:hAnsi="BRH Malayalam Extra" w:cs="brh"/>
+                <w:b/>
+                <w:color w:val="000000"/>
+                <w:sz w:val="32"/>
+                <w:szCs w:val="40"/>
+              </w:rPr>
+              <w:t>–</w:t>
+            </w:r>
+            <w:r>
+              <w:rPr>
+                <w:rFonts w:ascii="BRH Devanagari Extra" w:hAnsi="BRH Devanagari Extra" w:cs="BRH Devanagari Extra"/>
+                <w:color w:val="000000"/>
+                <w:sz w:val="40"/>
+                <w:szCs w:val="40"/>
+              </w:rPr>
+              <w:t>uÉÍqÉÌiÉþ xÉqÉç - xÉëÉ</w:t>
+            </w:r>
+            <w:r>
+              <w:rPr>
+                <w:rFonts w:ascii="BRH Malayalam Extra" w:hAnsi="BRH Malayalam Extra" w:cs="brh"/>
+                <w:b/>
+                <w:color w:val="000000"/>
+                <w:sz w:val="32"/>
+                <w:szCs w:val="40"/>
+              </w:rPr>
+              <w:t>–</w:t>
+            </w:r>
+            <w:r>
+              <w:rPr>
+                <w:rFonts w:ascii="BRH Devanagari Extra" w:hAnsi="BRH Devanagari Extra" w:cs="BRH Devanagari Extra"/>
+                <w:color w:val="000000"/>
+                <w:sz w:val="40"/>
+                <w:szCs w:val="40"/>
+              </w:rPr>
+              <w:t>uÉqÉç |</w:t>
+            </w:r>
+          </w:p>
+        </w:tc>
+        <w:tc>
+          <w:tcPr>
+            <w:tcW w:w="5386" w:type="dxa"/>
+          </w:tcPr>
+          <w:p>
+            <w:pPr>
+              <w:widowControl w:val="0"/>
+              <w:autoSpaceDE w:val="0"/>
+              <w:autoSpaceDN w:val="0"/>
+              <w:adjustRightInd w:val="0"/>
+              <w:spacing w:before="0" w:line="240" w:lineRule="auto"/>
+              <w:rPr>
+                <w:rFonts w:ascii="BRH Devanagari Extra" w:hAnsi="BRH Devanagari Extra" w:cs="BRH Devanagari Extra"/>
+                <w:color w:val="000000"/>
+                <w:sz w:val="40"/>
+                <w:szCs w:val="40"/>
+              </w:rPr>
+            </w:pPr>
+            <w:r>
+              <w:rPr>
+                <w:rFonts w:ascii="BRH Devanagari Extra" w:hAnsi="BRH Devanagari Extra" w:cs="BRH Devanagari Extra"/>
+                <w:color w:val="000000"/>
+                <w:sz w:val="40"/>
+                <w:szCs w:val="40"/>
+              </w:rPr>
+              <w:t>xÉ</w:t>
+            </w:r>
+            <w:r>
+              <w:rPr>
+                <w:rFonts w:ascii="BRH Malayalam Extra" w:hAnsi="BRH Malayalam Extra" w:cs="brh"/>
+                <w:b/>
+                <w:color w:val="000000"/>
+                <w:sz w:val="32"/>
+                <w:szCs w:val="40"/>
+              </w:rPr>
+              <w:t>–</w:t>
+            </w:r>
+            <w:r>
+              <w:rPr>
+                <w:rFonts w:ascii="BRH Devanagari Extra" w:hAnsi="BRH Devanagari Extra" w:cs="BRH Devanagari Extra"/>
+                <w:color w:val="000000"/>
+                <w:sz w:val="36"/>
+                <w:szCs w:val="40"/>
+              </w:rPr>
+              <w:t>ò</w:t>
+            </w:r>
+            <w:r>
+              <w:rPr>
+                <w:rFonts w:ascii="BRH Malayalam Extra" w:hAnsi="BRH Malayalam Extra" w:cs="brh"/>
+                <w:b/>
+                <w:color w:val="000000"/>
+                <w:sz w:val="32"/>
+                <w:szCs w:val="40"/>
+              </w:rPr>
+              <w:t>–</w:t>
+            </w:r>
+            <w:r>
+              <w:rPr>
+                <w:rFonts w:ascii="BRH Devanagari Extra" w:hAnsi="BRH Devanagari Extra" w:cs="BRH Devanagari Extra"/>
+                <w:color w:val="000000"/>
+                <w:sz w:val="40"/>
+                <w:szCs w:val="40"/>
+              </w:rPr>
+              <w:t>xÉëÉ</w:t>
+            </w:r>
+            <w:r>
+              <w:rPr>
+                <w:rFonts w:ascii="BRH Malayalam Extra" w:hAnsi="BRH Malayalam Extra" w:cs="brh"/>
+                <w:b/>
+                <w:color w:val="000000"/>
+                <w:sz w:val="32"/>
+                <w:szCs w:val="40"/>
+              </w:rPr>
+              <w:t>–</w:t>
+            </w:r>
+            <w:r>
+              <w:rPr>
+                <w:rFonts w:ascii="BRH Devanagari Extra" w:hAnsi="BRH Devanagari Extra" w:cs="BRH Devanagari Extra"/>
+                <w:color w:val="000000"/>
+                <w:sz w:val="40"/>
+                <w:szCs w:val="40"/>
+              </w:rPr>
+              <w:t>uÉqÉç eÉÑ</w:t>
+            </w:r>
+            <w:r>
+              <w:rPr>
+                <w:rFonts w:ascii="BRH Malayalam Extra" w:hAnsi="BRH Malayalam Extra" w:cs="brh"/>
+                <w:b/>
+                <w:color w:val="000000"/>
+                <w:sz w:val="32"/>
+                <w:szCs w:val="40"/>
+              </w:rPr>
+              <w:t>–</w:t>
+            </w:r>
+            <w:r>
+              <w:rPr>
+                <w:rFonts w:ascii="BRH Devanagari Extra" w:hAnsi="BRH Devanagari Extra" w:cs="BRH Devanagari Extra"/>
+                <w:color w:val="000000"/>
+                <w:sz w:val="40"/>
+                <w:szCs w:val="40"/>
+              </w:rPr>
+              <w:t xml:space="preserve">WûÉåÌiÉþ | </w:t>
+            </w:r>
+          </w:p>
+          <w:p>
+            <w:pPr>
+              <w:widowControl w:val="0"/>
+              <w:autoSpaceDE w:val="0"/>
+              <w:autoSpaceDN w:val="0"/>
+              <w:adjustRightInd w:val="0"/>
+              <w:spacing w:before="0" w:line="240" w:lineRule="auto"/>
+              <w:rPr>
+                <w:rFonts w:ascii="BRH Devanagari Extra" w:hAnsi="BRH Devanagari Extra" w:cs="BRH Devanagari Extra"/>
+                <w:color w:val="000000"/>
+                <w:sz w:val="40"/>
+                <w:szCs w:val="40"/>
+              </w:rPr>
+            </w:pPr>
+            <w:r>
+              <w:rPr>
+                <w:rFonts w:ascii="BRH Devanagari Extra" w:hAnsi="BRH Devanagari Extra" w:cs="BRH Devanagari Extra"/>
+                <w:color w:val="000000"/>
+                <w:sz w:val="40"/>
+                <w:szCs w:val="40"/>
+              </w:rPr>
+              <w:t>xÉ</w:t>
+            </w:r>
+            <w:r>
+              <w:rPr>
+                <w:rFonts w:ascii="BRH Malayalam Extra" w:hAnsi="BRH Malayalam Extra" w:cs="brh"/>
+                <w:b/>
+                <w:color w:val="000000"/>
+                <w:sz w:val="32"/>
+                <w:szCs w:val="40"/>
+              </w:rPr>
+              <w:t>–</w:t>
+            </w:r>
+            <w:r>
+              <w:rPr>
+                <w:rFonts w:ascii="BRH Devanagari Extra" w:hAnsi="BRH Devanagari Extra" w:cs="BRH Devanagari Extra"/>
+                <w:color w:val="000000"/>
+                <w:sz w:val="36"/>
+                <w:szCs w:val="40"/>
+                <w:highlight w:val="green"/>
+              </w:rPr>
+              <w:t>ò</w:t>
+            </w:r>
+            <w:r>
+              <w:rPr>
+                <w:rFonts w:ascii="BRH Malayalam Extra" w:hAnsi="BRH Malayalam Extra" w:cs="brh"/>
+                <w:b/>
+                <w:color w:val="000000"/>
+                <w:sz w:val="32"/>
+                <w:szCs w:val="40"/>
+              </w:rPr>
+              <w:t>–</w:t>
+            </w:r>
+            <w:r>
+              <w:rPr>
+                <w:rFonts w:ascii="BRH Devanagari Extra" w:hAnsi="BRH Devanagari Extra" w:cs="BRH Devanagari Extra"/>
+                <w:color w:val="000000"/>
+                <w:sz w:val="40"/>
+                <w:szCs w:val="40"/>
+              </w:rPr>
+              <w:t>xÉëÉ</w:t>
+            </w:r>
+            <w:r>
+              <w:rPr>
+                <w:rFonts w:ascii="BRH Malayalam Extra" w:hAnsi="BRH Malayalam Extra" w:cs="brh"/>
+                <w:b/>
+                <w:color w:val="000000"/>
+                <w:sz w:val="32"/>
+                <w:szCs w:val="40"/>
+              </w:rPr>
+              <w:t>–</w:t>
+            </w:r>
+            <w:r>
+              <w:rPr>
+                <w:rFonts w:ascii="BRH Devanagari Extra" w:hAnsi="BRH Devanagari Extra" w:cs="BRH Devanagari Extra"/>
+                <w:color w:val="000000"/>
+                <w:sz w:val="40"/>
+                <w:szCs w:val="40"/>
+              </w:rPr>
+              <w:t>uÉÍqÉÌiÉþ xÉqÉç - xÉëÉ</w:t>
+            </w:r>
+            <w:r>
+              <w:rPr>
+                <w:rFonts w:ascii="BRH Malayalam Extra" w:hAnsi="BRH Malayalam Extra" w:cs="brh"/>
+                <w:b/>
+                <w:color w:val="000000"/>
+                <w:sz w:val="32"/>
+                <w:szCs w:val="40"/>
+              </w:rPr>
+              <w:t>–</w:t>
+            </w:r>
+            <w:r>
+              <w:rPr>
+                <w:rFonts w:ascii="BRH Devanagari Extra" w:hAnsi="BRH Devanagari Extra" w:cs="BRH Devanagari Extra"/>
+                <w:color w:val="000000"/>
+                <w:sz w:val="40"/>
+                <w:szCs w:val="40"/>
+              </w:rPr>
+              <w:t>uÉqÉç |</w:t>
+            </w:r>
+          </w:p>
+        </w:tc>
+      </w:tr>
+      <w:tr>
+        <w:trPr>
+          <w:trHeight w:val="964"/>
+        </w:trPr>
+        <w:tc>
+          <w:tcPr>
+            <w:tcW w:w="3906" w:type="dxa"/>
+          </w:tcPr>
+          <w:p>
+            <w:pPr>
+              <w:widowControl w:val="0"/>
+              <w:tabs>
+                <w:tab w:val="left" w:pos="993"/>
+              </w:tabs>
+              <w:autoSpaceDE w:val="0"/>
+              <w:autoSpaceDN w:val="0"/>
+              <w:adjustRightInd w:val="0"/>
+              <w:spacing w:before="0" w:line="240" w:lineRule="auto"/>
+              <w:ind w:right="297"/>
+              <w:rPr>
+                <w:rFonts w:cs="Arial"/>
+                <w:b/>
+                <w:color w:val="000000" w:themeColor="text1"/>
+                <w:sz w:val="28"/>
+                <w:szCs w:val="32"/>
+              </w:rPr>
+            </w:pPr>
+            <w:r>
+              <w:rPr>
+                <w:rFonts w:cs="Arial"/>
+                <w:b/>
+                <w:color w:val="000000" w:themeColor="text1"/>
+                <w:sz w:val="28"/>
+                <w:szCs w:val="32"/>
+              </w:rPr>
+              <w:t>T.S.3.1.</w:t>
+            </w:r>
+            <w:r>
+              <w:rPr>
+                <w:rFonts w:cs="Arial"/>
+                <w:b/>
+                <w:color w:val="000000" w:themeColor="text1"/>
+                <w:sz w:val="28"/>
+                <w:szCs w:val="32"/>
+              </w:rPr>
+              <w:t>1</w:t>
+            </w:r>
+            <w:r>
+              <w:rPr>
+                <w:rFonts w:cs="Arial"/>
+                <w:b/>
+                <w:color w:val="000000" w:themeColor="text1"/>
+                <w:sz w:val="28"/>
+                <w:szCs w:val="32"/>
+              </w:rPr>
+              <w:t>1</w:t>
+            </w:r>
+            <w:r>
+              <w:rPr>
+                <w:rFonts w:cs="Arial"/>
+                <w:b/>
+                <w:color w:val="000000" w:themeColor="text1"/>
+                <w:sz w:val="28"/>
+                <w:szCs w:val="32"/>
+              </w:rPr>
+              <w:t>.6</w:t>
+            </w:r>
+            <w:r>
+              <w:rPr>
+                <w:rFonts w:cs="Arial"/>
+                <w:b/>
+                <w:color w:val="000000" w:themeColor="text1"/>
+                <w:sz w:val="28"/>
+                <w:szCs w:val="32"/>
+              </w:rPr>
+              <w:t xml:space="preserve"> – Kramam</w:t>
+            </w:r>
+          </w:p>
+          <w:p>
+            <w:pPr>
+              <w:widowControl w:val="0"/>
+              <w:tabs>
+                <w:tab w:val="left" w:pos="993"/>
+              </w:tabs>
+              <w:autoSpaceDE w:val="0"/>
+              <w:autoSpaceDN w:val="0"/>
+              <w:adjustRightInd w:val="0"/>
+              <w:spacing w:before="0" w:line="240" w:lineRule="auto"/>
+              <w:ind w:right="297"/>
+              <w:rPr>
+                <w:rFonts w:cs="Arial"/>
+                <w:b/>
+                <w:color w:val="000000" w:themeColor="text1"/>
+                <w:szCs w:val="32"/>
+                <w:lang w:val="it-IT"/>
+              </w:rPr>
+            </w:pPr>
+            <w:r>
+              <w:rPr>
+                <w:rFonts w:cs="Arial"/>
+                <w:b/>
+                <w:color w:val="000000" w:themeColor="text1"/>
+                <w:sz w:val="28"/>
+                <w:szCs w:val="32"/>
+                <w:lang w:val="it-IT"/>
+              </w:rPr>
+              <w:t>Krama Vaakyam</w:t>
+            </w:r>
+            <w:r>
+              <w:rPr>
+                <w:rFonts w:cs="Arial"/>
+                <w:b/>
+                <w:color w:val="000000" w:themeColor="text1"/>
+                <w:szCs w:val="32"/>
+                <w:lang w:val="it-IT"/>
+              </w:rPr>
+              <w:t xml:space="preserve"> No.– 16 </w:t>
+            </w:r>
+          </w:p>
+          <w:p>
+            <w:pPr>
+              <w:widowControl w:val="0"/>
+              <w:tabs>
+                <w:tab w:val="left" w:pos="993"/>
+              </w:tabs>
+              <w:autoSpaceDE w:val="0"/>
+              <w:autoSpaceDN w:val="0"/>
+              <w:adjustRightInd w:val="0"/>
+              <w:spacing w:before="0" w:line="240" w:lineRule="auto"/>
+              <w:ind w:right="297"/>
+              <w:rPr>
+                <w:rFonts w:cs="Arial"/>
+                <w:b/>
+                <w:color w:val="000000" w:themeColor="text1"/>
+                <w:sz w:val="28"/>
+                <w:szCs w:val="32"/>
+                <w:lang w:val="it-IT"/>
+              </w:rPr>
+            </w:pPr>
+            <w:r>
+              <w:rPr>
+                <w:rFonts w:cs="Arial"/>
+                <w:b/>
+                <w:color w:val="000000" w:themeColor="text1"/>
+                <w:sz w:val="28"/>
+                <w:szCs w:val="32"/>
+                <w:lang w:val="it-IT"/>
+              </w:rPr>
+              <w:t>Panchaati No</w:t>
+            </w:r>
+            <w:r>
+              <w:rPr>
+                <w:rFonts w:cs="Arial"/>
+                <w:b/>
+                <w:color w:val="000000" w:themeColor="text1"/>
+                <w:szCs w:val="32"/>
+                <w:lang w:val="it-IT"/>
+              </w:rPr>
+              <w:t xml:space="preserve">. - </w:t>
+            </w:r>
+            <w:r>
+              <w:rPr>
+                <w:rFonts w:cs="Arial"/>
+                <w:b/>
+                <w:color w:val="000000" w:themeColor="text1"/>
+                <w:sz w:val="28"/>
+                <w:szCs w:val="32"/>
+                <w:lang w:val="it-IT"/>
+              </w:rPr>
+              <w:t>40</w:t>
+            </w:r>
+          </w:p>
+        </w:tc>
+        <w:tc>
+          <w:tcPr>
+            <w:tcW w:w="5103" w:type="dxa"/>
+          </w:tcPr>
+          <w:p>
+            <w:pPr>
+              <w:widowControl w:val="0"/>
+              <w:autoSpaceDE w:val="0"/>
+              <w:autoSpaceDN w:val="0"/>
+              <w:adjustRightInd w:val="0"/>
+              <w:spacing w:before="0" w:line="240" w:lineRule="auto"/>
+              <w:rPr>
+                <w:rFonts w:ascii="BRH Devanagari Extra" w:hAnsi="BRH Devanagari Extra" w:cs="BRH Devanagari Extra"/>
+                <w:color w:val="000000"/>
+                <w:sz w:val="40"/>
+                <w:szCs w:val="40"/>
+                <w:lang w:val="it-IT"/>
+              </w:rPr>
+            </w:pPr>
+            <w:r>
+              <w:rPr>
+                <w:rFonts w:ascii="BRH Devanagari Extra" w:hAnsi="BRH Devanagari Extra" w:cs="BRH Devanagari Extra"/>
+                <w:color w:val="000000"/>
+                <w:sz w:val="40"/>
+                <w:szCs w:val="40"/>
+                <w:lang w:val="it-IT"/>
+              </w:rPr>
+              <w:t>mÉËUþ SÏrÉ | SÏ</w:t>
+            </w:r>
+            <w:r>
+              <w:rPr>
+                <w:rFonts w:ascii="BRH Malayalam Extra" w:hAnsi="BRH Malayalam Extra" w:cs="brh"/>
+                <w:b/>
+                <w:color w:val="000000"/>
+                <w:sz w:val="32"/>
+                <w:szCs w:val="40"/>
+                <w:highlight w:val="yellow"/>
+                <w:lang w:val="it-IT"/>
+              </w:rPr>
+              <w:t>–</w:t>
+            </w:r>
+            <w:r>
+              <w:rPr>
+                <w:rFonts w:ascii="BRH Devanagari Extra" w:hAnsi="BRH Devanagari Extra" w:cs="BRH Devanagari Extra"/>
+                <w:color w:val="000000"/>
+                <w:sz w:val="40"/>
+                <w:szCs w:val="40"/>
+                <w:highlight w:val="yellow"/>
+                <w:lang w:val="it-IT"/>
+              </w:rPr>
+              <w:t>r</w:t>
+            </w:r>
+            <w:r>
+              <w:rPr>
+                <w:rFonts w:ascii="BRH Devanagari Extra" w:hAnsi="BRH Devanagari Extra" w:cs="BRH Devanagari Extra"/>
+                <w:color w:val="000000"/>
+                <w:sz w:val="40"/>
+                <w:szCs w:val="40"/>
+                <w:lang w:val="it-IT"/>
+              </w:rPr>
+              <w:t>É</w:t>
+            </w:r>
+            <w:r>
+              <w:rPr>
+                <w:rFonts w:ascii="BRH Malayalam Extra" w:hAnsi="BRH Malayalam Extra" w:cs="brh"/>
+                <w:b/>
+                <w:color w:val="000000"/>
+                <w:sz w:val="32"/>
+                <w:szCs w:val="40"/>
+                <w:lang w:val="it-IT"/>
+              </w:rPr>
+              <w:t>–</w:t>
+            </w:r>
+            <w:r>
+              <w:rPr>
+                <w:rFonts w:ascii="BRH Devanagari Extra" w:hAnsi="BRH Devanagari Extra" w:cs="BRH Devanagari Extra"/>
+                <w:color w:val="000000"/>
+                <w:sz w:val="40"/>
+                <w:szCs w:val="40"/>
+                <w:lang w:val="it-IT"/>
+              </w:rPr>
+              <w:t xml:space="preserve"> UjÉåþlÉ |</w:t>
+            </w:r>
+          </w:p>
+        </w:tc>
+        <w:tc>
+          <w:tcPr>
+            <w:tcW w:w="5386" w:type="dxa"/>
+          </w:tcPr>
+          <w:p>
+            <w:pPr>
+              <w:widowControl w:val="0"/>
+              <w:autoSpaceDE w:val="0"/>
+              <w:autoSpaceDN w:val="0"/>
+              <w:adjustRightInd w:val="0"/>
+              <w:spacing w:before="0" w:line="240" w:lineRule="auto"/>
+              <w:rPr>
+                <w:rFonts w:ascii="BRH Devanagari Extra" w:hAnsi="BRH Devanagari Extra" w:cs="BRH Devanagari Extra"/>
+                <w:color w:val="000000"/>
+                <w:sz w:val="40"/>
+                <w:szCs w:val="40"/>
+                <w:lang w:val="it-IT"/>
+              </w:rPr>
+            </w:pPr>
+            <w:r>
+              <w:rPr>
+                <w:rFonts w:ascii="BRH Devanagari Extra" w:hAnsi="BRH Devanagari Extra" w:cs="BRH Devanagari Extra"/>
+                <w:color w:val="000000"/>
+                <w:sz w:val="40"/>
+                <w:szCs w:val="40"/>
+                <w:lang w:val="it-IT"/>
+              </w:rPr>
+              <w:t>mÉËUþ SÏrÉ | SÏ</w:t>
+            </w:r>
+            <w:r>
+              <w:rPr>
+                <w:rFonts w:ascii="BRH Malayalam Extra" w:hAnsi="BRH Malayalam Extra" w:cs="brh"/>
+                <w:b/>
+                <w:color w:val="000000"/>
+                <w:sz w:val="32"/>
+                <w:szCs w:val="40"/>
+                <w:lang w:val="it-IT"/>
+              </w:rPr>
+              <w:t>–</w:t>
+            </w:r>
+            <w:r>
+              <w:rPr>
+                <w:rFonts w:ascii="BRH Devanagari Extra" w:hAnsi="BRH Devanagari Extra" w:cs="BRH Devanagari Extra"/>
+                <w:color w:val="000000"/>
+                <w:sz w:val="40"/>
+                <w:szCs w:val="40"/>
+                <w:highlight w:val="green"/>
+                <w:lang w:val="it-IT"/>
+              </w:rPr>
+              <w:t>rÉÉ</w:t>
+            </w:r>
+            <w:r>
+              <w:rPr>
+                <w:rFonts w:ascii="BRH Malayalam Extra" w:hAnsi="BRH Malayalam Extra" w:cs="brh"/>
+                <w:b/>
+                <w:color w:val="000000"/>
+                <w:sz w:val="32"/>
+                <w:szCs w:val="40"/>
+                <w:lang w:val="it-IT"/>
+              </w:rPr>
+              <w:t>–</w:t>
+            </w:r>
+            <w:r>
+              <w:rPr>
+                <w:rFonts w:ascii="BRH Devanagari Extra" w:hAnsi="BRH Devanagari Extra" w:cs="BRH Devanagari Extra"/>
+                <w:color w:val="000000"/>
+                <w:sz w:val="40"/>
+                <w:szCs w:val="40"/>
+                <w:lang w:val="it-IT"/>
+              </w:rPr>
+              <w:t xml:space="preserve"> UjÉåþlÉ |</w:t>
+            </w:r>
+          </w:p>
+        </w:tc>
+      </w:tr>
+    </w:tbl>
+    <w:p>
+      <w:pPr>
+        <w:jc w:val="center"/>
+        <w:rPr>
+          <w:b/>
+          <w:bCs/>
+          <w:sz w:val="32"/>
+          <w:szCs w:val="32"/>
+          <w:u w:val="single"/>
+        </w:rPr>
+      </w:pPr>
+      <w:r>
+        <w:rPr>
+          <w:b/>
+          <w:bCs/>
+          <w:sz w:val="32"/>
+          <w:szCs w:val="32"/>
+          <w:u w:val="single"/>
+        </w:rPr>
+        <w:t>==========</w:t>
+      </w:r>
+    </w:p>
+    <w:p>
+      <w:pPr>
+        <w:jc w:val="center"/>
+        <w:rPr>
+          <w:b/>
+          <w:bCs/>
+          <w:sz w:val="32"/>
+          <w:szCs w:val="32"/>
+          <w:u w:val="single"/>
+        </w:rPr>
+      </w:pPr>
+    </w:p>
+    <w:p>
+      <w:pPr>
+        <w:jc w:val="center"/>
+        <w:rPr>
+          <w:b/>
+          <w:bCs/>
+          <w:sz w:val="32"/>
+          <w:szCs w:val="32"/>
+          <w:u w:val="single"/>
+        </w:rPr>
+      </w:pPr>
+    </w:p>
+    <w:p>
+      <w:pPr>
+        <w:jc w:val="center"/>
+        <w:rPr>
+          <w:b/>
+          <w:bCs/>
+          <w:sz w:val="32"/>
+          <w:szCs w:val="32"/>
+          <w:u w:val="single"/>
+        </w:rPr>
+      </w:pPr>
+      <w:r>
+        <w:rPr>
+          <w:b/>
+          <w:bCs/>
+          <w:sz w:val="32"/>
+          <w:szCs w:val="32"/>
+          <w:u w:val="single"/>
+        </w:rPr>
+        <w:t xml:space="preserve">TS </w:t>
+      </w:r>
+      <w:r>
+        <w:rPr>
+          <w:b/>
+          <w:bCs/>
+          <w:sz w:val="32"/>
+          <w:szCs w:val="32"/>
+          <w:u w:val="single"/>
+        </w:rPr>
+        <w:t>Krama</w:t>
+      </w:r>
+      <w:r>
+        <w:rPr>
+          <w:b/>
+          <w:bCs/>
+          <w:sz w:val="32"/>
+          <w:szCs w:val="32"/>
+          <w:u w:val="single"/>
+        </w:rPr>
+        <w:t xml:space="preserve"> Paatam – TS </w:t>
       </w:r>
       <w:r>
         <w:rPr>
@@ -274,20 +1409,8 @@
                 <w:sz w:val="28"/>
                 <w:szCs w:val="32"/>
               </w:rPr>
-              <w:t xml:space="preserve"> – </w:t>
-            </w:r>
-            <w:proofErr w:type="spellStart"/>
-            <w:r>
-              <w:rPr>
-                <w:rFonts w:cs="Arial"/>
-                <w:b/>
-                <w:color w:val="000000" w:themeColor="text1"/>
-                <w:sz w:val="28"/>
-                <w:szCs w:val="32"/>
-              </w:rPr>
-              <w:t>Kramam</w:t>
-            </w:r>
-            <w:proofErr w:type="spellEnd"/>
+              <w:t xml:space="preserve"> – Kramam</w:t>
+            </w:r>
           </w:p>
           <w:p>
             <w:pPr>
@@ -307,7 +1430,6 @@
                 <w:szCs w:val="32"/>
               </w:rPr>
             </w:pPr>
-            <w:proofErr w:type="spellStart"/>
             <w:r>
               <w:rPr>
                 <w:rFonts w:cs="Arial"/>
@@ -316,31 +1438,8 @@
                 <w:sz w:val="28"/>
                 <w:szCs w:val="32"/>
               </w:rPr>
-              <w:t>Krama</w:t>
-            </w:r>
-            <w:proofErr w:type="spellEnd"/>
-            <w:r>
-              <w:rPr>
-                <w:rFonts w:cs="Arial"/>
-                <w:b/>
-                <w:color w:val="000000" w:themeColor="text1"/>
-                <w:sz w:val="28"/>
-                <w:szCs w:val="32"/>
-              </w:rPr>
-              <w:t xml:space="preserve"> </w:t>
-            </w:r>
-            <w:proofErr w:type="spellStart"/>
-            <w:r>
-              <w:rPr>
-                <w:rFonts w:cs="Arial"/>
-                <w:b/>
-                <w:color w:val="000000" w:themeColor="text1"/>
-                <w:sz w:val="28"/>
-                <w:szCs w:val="32"/>
-              </w:rPr>
-              <w:t>Vaakyam</w:t>
-            </w:r>
-            <w:proofErr w:type="spellEnd"/>
+              <w:t>Krama Vaakyam</w:t>
+            </w:r>
             <w:r>
               <w:rPr>
                 <w:rFonts w:cs="Arial"/>
@@ -388,7 +1487,6 @@
                 <w:szCs w:val="32"/>
               </w:rPr>
             </w:pPr>
-            <w:proofErr w:type="spellStart"/>
             <w:r>
               <w:rPr>
                 <w:rFonts w:cs="Arial"/>
@@ -397,18 +1495,7 @@
                 <w:sz w:val="28"/>
                 <w:szCs w:val="32"/>
               </w:rPr>
-              <w:t>Panchaati</w:t>
-            </w:r>
-            <w:proofErr w:type="spellEnd"/>
-            <w:r>
-              <w:rPr>
-                <w:rFonts w:cs="Arial"/>
-                <w:b/>
-                <w:color w:val="000000" w:themeColor="text1"/>
-                <w:sz w:val="28"/>
-                <w:szCs w:val="32"/>
-              </w:rPr>
-              <w:t xml:space="preserve"> No</w:t>
+              <w:t>Panchaati No</w:t>
             </w:r>
             <w:r>
               <w:rPr>
@@ -449,27 +1536,15 @@
                 <w:szCs w:val="40"/>
               </w:rPr>
             </w:pPr>
-            <w:proofErr w:type="spellStart"/>
-            <w:r>
-              <w:rPr>
-                <w:rFonts w:ascii="BRH Devanagari Extra" w:hAnsi="BRH Devanagari Extra" w:cs="BRH Devanagari Extra"/>
-                <w:color w:val="000000"/>
-                <w:sz w:val="40"/>
-                <w:szCs w:val="40"/>
-              </w:rPr>
-              <w:t>xÉÉqÉëÉÿerÉqÉç</w:t>
-            </w:r>
-            <w:proofErr w:type="spellEnd"/>
-            <w:r>
-              <w:rPr>
-                <w:rFonts w:ascii="BRH Devanagari Extra" w:hAnsi="BRH Devanagari Extra" w:cs="BRH Devanagari Extra"/>
-                <w:color w:val="000000"/>
-                <w:sz w:val="40"/>
-                <w:szCs w:val="40"/>
-              </w:rPr>
-              <w:t xml:space="preserve"> </w:t>
-            </w:r>
-            <w:proofErr w:type="spellStart"/>
+            <w:r>
+              <w:rPr>
+                <w:rFonts w:ascii="BRH Devanagari Extra" w:hAnsi="BRH Devanagari Extra" w:cs="BRH Devanagari Extra"/>
+                <w:color w:val="000000"/>
+                <w:sz w:val="40"/>
+                <w:szCs w:val="40"/>
+              </w:rPr>
+              <w:t xml:space="preserve">xÉÉqÉëÉÿerÉqÉç </w:t>
+            </w:r>
             <w:r>
               <w:rPr>
                 <w:rFonts w:ascii="BRH Devanagari Extra" w:hAnsi="BRH Devanagari Extra" w:cs="BRH Devanagari Extra"/>
@@ -480,36 +1555,24 @@
               </w:rPr>
               <w:t>aÉ</w:t>
             </w:r>
-            <w:proofErr w:type="spellEnd"/>
-            <w:r>
-              <w:rPr>
-                <w:rFonts w:ascii="BRH Malayalam Extra" w:hAnsi="BRH Malayalam Extra" w:cs="brh"/>
-                <w:b/>
-                <w:color w:val="000000"/>
-                <w:sz w:val="32"/>
-                <w:szCs w:val="40"/>
-              </w:rPr>
-              <w:t>–</w:t>
-            </w:r>
-            <w:proofErr w:type="spellStart"/>
-            <w:r>
-              <w:rPr>
-                <w:rFonts w:ascii="BRH Devanagari Extra" w:hAnsi="BRH Devanagari Extra" w:cs="BRH Devanagari Extra"/>
-                <w:color w:val="000000"/>
-                <w:sz w:val="40"/>
-                <w:szCs w:val="40"/>
-              </w:rPr>
-              <w:t>cNû</w:t>
-            </w:r>
-            <w:proofErr w:type="spellEnd"/>
-            <w:r>
-              <w:rPr>
-                <w:rFonts w:ascii="BRH Devanagari Extra" w:hAnsi="BRH Devanagari Extra" w:cs="BRH Devanagari Extra"/>
-                <w:color w:val="000000"/>
-                <w:sz w:val="40"/>
-                <w:szCs w:val="40"/>
-              </w:rPr>
-              <w:t xml:space="preserve"> |</w:t>
+            <w:r>
+              <w:rPr>
+                <w:rFonts w:ascii="BRH Malayalam Extra" w:hAnsi="BRH Malayalam Extra" w:cs="brh"/>
+                <w:b/>
+                <w:color w:val="000000"/>
+                <w:sz w:val="32"/>
+                <w:szCs w:val="40"/>
+              </w:rPr>
+              <w:t>–</w:t>
+            </w:r>
+            <w:r>
+              <w:rPr>
+                <w:rFonts w:ascii="BRH Devanagari Extra" w:hAnsi="BRH Devanagari Extra" w:cs="BRH Devanagari Extra"/>
+                <w:color w:val="000000"/>
+                <w:sz w:val="40"/>
+                <w:szCs w:val="40"/>
+              </w:rPr>
+              <w:t>cNû |</w:t>
             </w:r>
           </w:p>
         </w:tc>
@@ -531,27 +1594,15 @@
                 <w:szCs w:val="40"/>
               </w:rPr>
             </w:pPr>
-            <w:proofErr w:type="spellStart"/>
-            <w:r>
-              <w:rPr>
-                <w:rFonts w:ascii="BRH Devanagari Extra" w:hAnsi="BRH Devanagari Extra" w:cs="BRH Devanagari Extra"/>
-                <w:color w:val="000000"/>
-                <w:sz w:val="40"/>
-                <w:szCs w:val="40"/>
-              </w:rPr>
-              <w:t>xÉÉqÉëÉÿerÉqÉç</w:t>
-            </w:r>
-            <w:proofErr w:type="spellEnd"/>
-            <w:r>
-              <w:rPr>
-                <w:rFonts w:ascii="BRH Devanagari Extra" w:hAnsi="BRH Devanagari Extra" w:cs="BRH Devanagari Extra"/>
-                <w:color w:val="000000"/>
-                <w:sz w:val="40"/>
-                <w:szCs w:val="40"/>
-              </w:rPr>
-              <w:t xml:space="preserve"> </w:t>
-            </w:r>
-            <w:proofErr w:type="spellStart"/>
+            <w:r>
+              <w:rPr>
+                <w:rFonts w:ascii="BRH Devanagari Extra" w:hAnsi="BRH Devanagari Extra" w:cs="BRH Devanagari Extra"/>
+                <w:color w:val="000000"/>
+                <w:sz w:val="40"/>
+                <w:szCs w:val="40"/>
+              </w:rPr>
+              <w:t xml:space="preserve">xÉÉqÉëÉÿerÉqÉç </w:t>
+            </w:r>
             <w:r>
               <w:rPr>
                 <w:rFonts w:ascii="BRH Devanagari Extra" w:hAnsi="BRH Devanagari Extra" w:cs="BRH Devanagari Extra"/>
@@ -569,17 +1620,7 @@
                 <w:sz w:val="40"/>
                 <w:szCs w:val="40"/>
               </w:rPr>
-              <w:t>cNû</w:t>
-            </w:r>
-            <w:proofErr w:type="spellEnd"/>
-            <w:r>
-              <w:rPr>
-                <w:rFonts w:ascii="BRH Devanagari Extra" w:hAnsi="BRH Devanagari Extra" w:cs="BRH Devanagari Extra"/>
-                <w:color w:val="000000"/>
-                <w:sz w:val="40"/>
-                <w:szCs w:val="40"/>
-              </w:rPr>
-              <w:t xml:space="preserve"> |</w:t>
+              <w:t>cNû |</w:t>
             </w:r>
           </w:p>
         </w:tc>
@@ -619,6 +1660,7 @@
                 <w:sz w:val="28"/>
                 <w:szCs w:val="32"/>
               </w:rPr>
+              <w:lastRenderedPageBreak/>
               <w:t>T.S.3.1.</w:t>
             </w:r>
             <w:r>
@@ -639,20 +1681,8 @@
                 <w:sz w:val="28"/>
                 <w:szCs w:val="32"/>
               </w:rPr>
-              <w:t xml:space="preserve"> – </w:t>
-            </w:r>
-            <w:proofErr w:type="spellStart"/>
-            <w:r>
-              <w:rPr>
-                <w:rFonts w:cs="Arial"/>
-                <w:b/>
-                <w:color w:val="000000" w:themeColor="text1"/>
-                <w:sz w:val="28"/>
-                <w:szCs w:val="32"/>
-              </w:rPr>
-              <w:t>Kramam</w:t>
-            </w:r>
-            <w:proofErr w:type="spellEnd"/>
+              <w:t xml:space="preserve"> – Kramam</w:t>
+            </w:r>
           </w:p>
           <w:p>
             <w:pPr>
@@ -672,7 +1702,6 @@
                 <w:szCs w:val="32"/>
               </w:rPr>
             </w:pPr>
-            <w:proofErr w:type="spellStart"/>
             <w:r>
               <w:rPr>
                 <w:rFonts w:cs="Arial"/>
@@ -681,31 +1710,8 @@
                 <w:sz w:val="28"/>
                 <w:szCs w:val="32"/>
               </w:rPr>
-              <w:t>Krama</w:t>
-            </w:r>
-            <w:proofErr w:type="spellEnd"/>
-            <w:r>
-              <w:rPr>
-                <w:rFonts w:cs="Arial"/>
-                <w:b/>
-                <w:color w:val="000000" w:themeColor="text1"/>
-                <w:sz w:val="28"/>
-                <w:szCs w:val="32"/>
-              </w:rPr>
-              <w:t xml:space="preserve"> </w:t>
-            </w:r>
-            <w:proofErr w:type="spellStart"/>
-            <w:r>
-              <w:rPr>
-                <w:rFonts w:cs="Arial"/>
-                <w:b/>
-                <w:color w:val="000000" w:themeColor="text1"/>
-                <w:sz w:val="28"/>
-                <w:szCs w:val="32"/>
-              </w:rPr>
-              <w:t>Vaakyam</w:t>
-            </w:r>
-            <w:proofErr w:type="spellEnd"/>
+              <w:t>Krama Vaakyam</w:t>
+            </w:r>
             <w:r>
               <w:rPr>
                 <w:rFonts w:cs="Arial"/>
@@ -753,7 +1759,6 @@
                 <w:szCs w:val="32"/>
               </w:rPr>
             </w:pPr>
-            <w:proofErr w:type="spellStart"/>
             <w:r>
               <w:rPr>
                 <w:rFonts w:cs="Arial"/>
@@ -762,18 +1767,7 @@
                 <w:sz w:val="28"/>
                 <w:szCs w:val="32"/>
               </w:rPr>
-              <w:t>Panchaati</w:t>
-            </w:r>
-            <w:proofErr w:type="spellEnd"/>
-            <w:r>
-              <w:rPr>
-                <w:rFonts w:cs="Arial"/>
-                <w:b/>
-                <w:color w:val="000000" w:themeColor="text1"/>
-                <w:sz w:val="28"/>
-                <w:szCs w:val="32"/>
-              </w:rPr>
-              <w:t xml:space="preserve"> No</w:t>
+              <w:t>Panchaati No</w:t>
             </w:r>
             <w:r>
               <w:rPr>
@@ -814,98 +1808,44 @@
                 <w:szCs w:val="40"/>
               </w:rPr>
             </w:pPr>
-            <w:proofErr w:type="spellStart"/>
-            <w:r>
-              <w:rPr>
-                <w:rFonts w:ascii="BRH Devanagari Extra" w:hAnsi="BRH Devanagari Extra" w:cs="BRH Devanagari Extra"/>
-                <w:color w:val="000000"/>
-                <w:sz w:val="40"/>
-                <w:szCs w:val="40"/>
-              </w:rPr>
-              <w:t>NûlSþÈ</w:t>
-            </w:r>
-            <w:proofErr w:type="spellEnd"/>
-            <w:r>
-              <w:rPr>
-                <w:rFonts w:ascii="BRH Devanagari Extra" w:hAnsi="BRH Devanagari Extra" w:cs="BRH Devanagari Extra"/>
-                <w:color w:val="000000"/>
-                <w:sz w:val="40"/>
-                <w:szCs w:val="40"/>
-              </w:rPr>
-              <w:t xml:space="preserve"> </w:t>
-            </w:r>
-            <w:proofErr w:type="spellStart"/>
-            <w:r>
-              <w:rPr>
-                <w:rFonts w:ascii="BRH Devanagari Extra" w:hAnsi="BRH Devanagari Extra" w:cs="BRH Devanagari Extra"/>
-                <w:color w:val="000000"/>
-                <w:sz w:val="40"/>
-                <w:szCs w:val="40"/>
-              </w:rPr>
-              <w:t>zÉÑ</w:t>
-            </w:r>
-            <w:proofErr w:type="spellEnd"/>
-            <w:r>
-              <w:rPr>
-                <w:rFonts w:ascii="BRH Malayalam Extra" w:hAnsi="BRH Malayalam Extra" w:cs="brh"/>
-                <w:b/>
-                <w:color w:val="000000"/>
-                <w:sz w:val="32"/>
-                <w:szCs w:val="40"/>
-              </w:rPr>
-              <w:t>–</w:t>
-            </w:r>
-            <w:r>
-              <w:rPr>
-                <w:rFonts w:ascii="BRH Devanagari Extra" w:hAnsi="BRH Devanagari Extra" w:cs="BRH Devanagari Extra"/>
-                <w:color w:val="000000"/>
-                <w:sz w:val="40"/>
-                <w:szCs w:val="40"/>
-              </w:rPr>
-              <w:t>¢</w:t>
-            </w:r>
-            <w:proofErr w:type="spellStart"/>
-            <w:r>
-              <w:rPr>
-                <w:rFonts w:ascii="BRH Devanagari Extra" w:hAnsi="BRH Devanagari Extra" w:cs="BRH Devanagari Extra"/>
-                <w:color w:val="000000"/>
-                <w:sz w:val="40"/>
-                <w:szCs w:val="40"/>
-              </w:rPr>
-              <w:t>üxrÉþ</w:t>
-            </w:r>
-            <w:proofErr w:type="spellEnd"/>
-            <w:r>
-              <w:rPr>
-                <w:rFonts w:ascii="BRH Devanagari Extra" w:hAnsi="BRH Devanagari Extra" w:cs="BRH Devanagari Extra"/>
-                <w:color w:val="000000"/>
-                <w:sz w:val="40"/>
-                <w:szCs w:val="40"/>
-              </w:rPr>
-              <w:t xml:space="preserve"> | </w:t>
-            </w:r>
-            <w:proofErr w:type="spellStart"/>
-            <w:r>
-              <w:rPr>
-                <w:rFonts w:ascii="BRH Devanagari Extra" w:hAnsi="BRH Devanagari Extra" w:cs="BRH Devanagari Extra"/>
-                <w:color w:val="000000"/>
-                <w:sz w:val="40"/>
-                <w:szCs w:val="40"/>
-              </w:rPr>
-              <w:t>zÉÑ</w:t>
-            </w:r>
-            <w:proofErr w:type="spellEnd"/>
-            <w:r>
-              <w:rPr>
-                <w:rFonts w:ascii="BRH Malayalam Extra" w:hAnsi="BRH Malayalam Extra" w:cs="brh"/>
-                <w:b/>
-                <w:color w:val="000000"/>
-                <w:sz w:val="32"/>
-                <w:szCs w:val="40"/>
-              </w:rPr>
-              <w:t>–</w:t>
-            </w:r>
-            <w:proofErr w:type="spellStart"/>
+            <w:r>
+              <w:rPr>
+                <w:rFonts w:ascii="BRH Devanagari Extra" w:hAnsi="BRH Devanagari Extra" w:cs="BRH Devanagari Extra"/>
+                <w:color w:val="000000"/>
+                <w:sz w:val="40"/>
+                <w:szCs w:val="40"/>
+              </w:rPr>
+              <w:t>NûlSþÈ zÉÑ</w:t>
+            </w:r>
+            <w:r>
+              <w:rPr>
+                <w:rFonts w:ascii="BRH Malayalam Extra" w:hAnsi="BRH Malayalam Extra" w:cs="brh"/>
+                <w:b/>
+                <w:color w:val="000000"/>
+                <w:sz w:val="32"/>
+                <w:szCs w:val="40"/>
+              </w:rPr>
+              <w:t>–</w:t>
+            </w:r>
+            <w:r>
+              <w:rPr>
+                <w:rFonts w:ascii="BRH Devanagari Extra" w:hAnsi="BRH Devanagari Extra" w:cs="BRH Devanagari Extra"/>
+                <w:color w:val="000000"/>
+                <w:sz w:val="40"/>
+                <w:szCs w:val="40"/>
+              </w:rPr>
+              <w:t>¢üxrÉþ | zÉÑ</w:t>
+            </w:r>
+            <w:r>
+              <w:rPr>
+                <w:rFonts w:ascii="BRH Malayalam Extra" w:hAnsi="BRH Malayalam Extra" w:cs="brh"/>
+                <w:b/>
+                <w:color w:val="000000"/>
+                <w:sz w:val="32"/>
+                <w:szCs w:val="40"/>
+              </w:rPr>
+              <w:t>–</w:t>
+            </w:r>
             <w:r>
               <w:rPr>
                 <w:rFonts w:ascii="BRH Devanagari Extra" w:hAnsi="BRH Devanagari Extra" w:cs="BRH Devanagari Extra"/>
@@ -925,45 +1865,24 @@
               </w:rPr>
               <w:t>xrÉ</w:t>
             </w:r>
-            <w:proofErr w:type="spellEnd"/>
-            <w:r>
-              <w:rPr>
-                <w:rFonts w:ascii="BRH Malayalam Extra" w:hAnsi="BRH Malayalam Extra" w:cs="brh"/>
-                <w:b/>
-                <w:color w:val="000000"/>
-                <w:sz w:val="32"/>
-                <w:szCs w:val="40"/>
-              </w:rPr>
-              <w:t>–</w:t>
-            </w:r>
-            <w:r>
-              <w:rPr>
-                <w:rFonts w:ascii="BRH Devanagari Extra" w:hAnsi="BRH Devanagari Extra" w:cs="BRH Devanagari Extra"/>
-                <w:color w:val="000000"/>
-                <w:sz w:val="40"/>
-                <w:szCs w:val="40"/>
-              </w:rPr>
-              <w:t xml:space="preserve"> </w:t>
-            </w:r>
-            <w:proofErr w:type="spellStart"/>
-            <w:r>
-              <w:rPr>
-                <w:rFonts w:ascii="BRH Devanagari Extra" w:hAnsi="BRH Devanagari Extra" w:cs="BRH Devanagari Extra"/>
-                <w:color w:val="000000"/>
-                <w:sz w:val="40"/>
-                <w:szCs w:val="40"/>
-              </w:rPr>
-              <w:t>mÉÉ§ÉÿqÉç</w:t>
-            </w:r>
-            <w:proofErr w:type="spellEnd"/>
-            <w:r>
-              <w:rPr>
-                <w:rFonts w:ascii="BRH Devanagari Extra" w:hAnsi="BRH Devanagari Extra" w:cs="BRH Devanagari Extra"/>
-                <w:color w:val="000000"/>
-                <w:sz w:val="40"/>
-                <w:szCs w:val="40"/>
-              </w:rPr>
-              <w:t xml:space="preserve"> |</w:t>
+            <w:r>
+              <w:rPr>
+                <w:rFonts w:ascii="BRH Malayalam Extra" w:hAnsi="BRH Malayalam Extra" w:cs="brh"/>
+                <w:b/>
+                <w:color w:val="000000"/>
+                <w:sz w:val="32"/>
+                <w:szCs w:val="40"/>
+              </w:rPr>
+              <w:t>–</w:t>
+            </w:r>
+            <w:r>
+              <w:rPr>
+                <w:rFonts w:ascii="BRH Devanagari Extra" w:hAnsi="BRH Devanagari Extra" w:cs="BRH Devanagari Extra"/>
+                <w:color w:val="000000"/>
+                <w:sz w:val="40"/>
+                <w:szCs w:val="40"/>
+              </w:rPr>
+              <w:t xml:space="preserve"> mÉÉ§ÉÿqÉç |</w:t>
             </w:r>
           </w:p>
         </w:tc>
@@ -985,87 +1904,34 @@
                 <w:szCs w:val="40"/>
               </w:rPr>
             </w:pPr>
-            <w:proofErr w:type="spellStart"/>
-            <w:r>
-              <w:rPr>
-                <w:rFonts w:ascii="BRH Devanagari Extra" w:hAnsi="BRH Devanagari Extra" w:cs="BRH Devanagari Extra"/>
-                <w:color w:val="000000"/>
-                <w:sz w:val="40"/>
-                <w:szCs w:val="40"/>
-              </w:rPr>
-              <w:t>NûlSþÈ</w:t>
-            </w:r>
-            <w:proofErr w:type="spellEnd"/>
-            <w:r>
-              <w:rPr>
-                <w:rFonts w:ascii="BRH Devanagari Extra" w:hAnsi="BRH Devanagari Extra" w:cs="BRH Devanagari Extra"/>
-                <w:color w:val="000000"/>
-                <w:sz w:val="40"/>
-                <w:szCs w:val="40"/>
-              </w:rPr>
-              <w:t xml:space="preserve"> </w:t>
-            </w:r>
-            <w:proofErr w:type="spellStart"/>
-            <w:r>
-              <w:rPr>
-                <w:rFonts w:ascii="BRH Devanagari Extra" w:hAnsi="BRH Devanagari Extra" w:cs="BRH Devanagari Extra"/>
-                <w:color w:val="000000"/>
-                <w:sz w:val="40"/>
-                <w:szCs w:val="40"/>
-              </w:rPr>
-              <w:t>zÉÑ</w:t>
-            </w:r>
-            <w:proofErr w:type="spellEnd"/>
-            <w:r>
-              <w:rPr>
-                <w:rFonts w:ascii="BRH Malayalam Extra" w:hAnsi="BRH Malayalam Extra" w:cs="brh"/>
-                <w:b/>
-                <w:color w:val="000000"/>
-                <w:sz w:val="32"/>
-                <w:szCs w:val="40"/>
-              </w:rPr>
-              <w:t>–</w:t>
-            </w:r>
-            <w:r>
-              <w:rPr>
-                <w:rFonts w:ascii="BRH Devanagari Extra" w:hAnsi="BRH Devanagari Extra" w:cs="BRH Devanagari Extra"/>
-                <w:color w:val="000000"/>
-                <w:sz w:val="40"/>
-                <w:szCs w:val="40"/>
-              </w:rPr>
-              <w:t>¢</w:t>
-            </w:r>
-            <w:proofErr w:type="spellStart"/>
-            <w:r>
-              <w:rPr>
-                <w:rFonts w:ascii="BRH Devanagari Extra" w:hAnsi="BRH Devanagari Extra" w:cs="BRH Devanagari Extra"/>
-                <w:color w:val="000000"/>
-                <w:sz w:val="40"/>
-                <w:szCs w:val="40"/>
-              </w:rPr>
-              <w:t>üxrÉþ</w:t>
-            </w:r>
-            <w:proofErr w:type="spellEnd"/>
-            <w:r>
-              <w:rPr>
-                <w:rFonts w:ascii="BRH Devanagari Extra" w:hAnsi="BRH Devanagari Extra" w:cs="BRH Devanagari Extra"/>
-                <w:color w:val="000000"/>
-                <w:sz w:val="40"/>
-                <w:szCs w:val="40"/>
-              </w:rPr>
-              <w:t xml:space="preserve"> | </w:t>
-            </w:r>
-            <w:proofErr w:type="spellStart"/>
-            <w:r>
-              <w:rPr>
-                <w:rFonts w:ascii="BRH Devanagari Extra" w:hAnsi="BRH Devanagari Extra" w:cs="BRH Devanagari Extra"/>
-                <w:color w:val="000000"/>
-                <w:sz w:val="40"/>
-                <w:szCs w:val="40"/>
-              </w:rPr>
-              <w:t>zÉÑ</w:t>
-            </w:r>
-            <w:proofErr w:type="spellEnd"/>
+            <w:r>
+              <w:rPr>
+                <w:rFonts w:ascii="BRH Devanagari Extra" w:hAnsi="BRH Devanagari Extra" w:cs="BRH Devanagari Extra"/>
+                <w:color w:val="000000"/>
+                <w:sz w:val="40"/>
+                <w:szCs w:val="40"/>
+              </w:rPr>
+              <w:t>NûlSþÈ zÉÑ</w:t>
+            </w:r>
+            <w:r>
+              <w:rPr>
+                <w:rFonts w:ascii="BRH Malayalam Extra" w:hAnsi="BRH Malayalam Extra" w:cs="brh"/>
+                <w:b/>
+                <w:color w:val="000000"/>
+                <w:sz w:val="32"/>
+                <w:szCs w:val="40"/>
+              </w:rPr>
+              <w:t>–</w:t>
+            </w:r>
+            <w:r>
+              <w:rPr>
+                <w:rFonts w:ascii="BRH Devanagari Extra" w:hAnsi="BRH Devanagari Extra" w:cs="BRH Devanagari Extra"/>
+                <w:color w:val="000000"/>
+                <w:sz w:val="40"/>
+                <w:szCs w:val="40"/>
+              </w:rPr>
+              <w:t>¢üxrÉþ | zÉÑ</w:t>
+            </w:r>
             <w:r>
               <w:rPr>
                 <w:rFonts w:ascii="BRH Malayalam Extra" w:hAnsi="BRH Malayalam Extra" w:cs="brh"/>
@@ -1085,18 +1951,7 @@
                 <w:szCs w:val="40"/>
                 <w:highlight w:val="green"/>
               </w:rPr>
-              <w:t>¢</w:t>
-            </w:r>
-            <w:proofErr w:type="spellStart"/>
-            <w:r>
-              <w:rPr>
-                <w:rFonts w:ascii="BRH Devanagari Extra" w:hAnsi="BRH Devanagari Extra" w:cs="BRH Devanagari Extra"/>
-                <w:color w:val="000000"/>
-                <w:sz w:val="40"/>
-                <w:szCs w:val="40"/>
-                <w:highlight w:val="green"/>
-              </w:rPr>
-              <w:t>ü</w:t>
+              <w:t>¢ü</w:t>
             </w:r>
             <w:r>
               <w:rPr>
@@ -1107,45 +1962,24 @@
               </w:rPr>
               <w:t>xrÉ</w:t>
             </w:r>
-            <w:proofErr w:type="spellEnd"/>
-            <w:r>
-              <w:rPr>
-                <w:rFonts w:ascii="BRH Malayalam Extra" w:hAnsi="BRH Malayalam Extra" w:cs="brh"/>
-                <w:b/>
-                <w:color w:val="000000"/>
-                <w:sz w:val="32"/>
-                <w:szCs w:val="40"/>
-              </w:rPr>
-              <w:t>–</w:t>
-            </w:r>
-            <w:r>
-              <w:rPr>
-                <w:rFonts w:ascii="BRH Devanagari Extra" w:hAnsi="BRH Devanagari Extra" w:cs="BRH Devanagari Extra"/>
-                <w:color w:val="000000"/>
-                <w:sz w:val="40"/>
-                <w:szCs w:val="40"/>
-              </w:rPr>
-              <w:t xml:space="preserve"> </w:t>
-            </w:r>
-            <w:proofErr w:type="spellStart"/>
-            <w:r>
-              <w:rPr>
-                <w:rFonts w:ascii="BRH Devanagari Extra" w:hAnsi="BRH Devanagari Extra" w:cs="BRH Devanagari Extra"/>
-                <w:color w:val="000000"/>
-                <w:sz w:val="40"/>
-                <w:szCs w:val="40"/>
-              </w:rPr>
-              <w:t>mÉÉ§ÉÿqÉç</w:t>
-            </w:r>
-            <w:proofErr w:type="spellEnd"/>
-            <w:r>
-              <w:rPr>
-                <w:rFonts w:ascii="BRH Devanagari Extra" w:hAnsi="BRH Devanagari Extra" w:cs="BRH Devanagari Extra"/>
-                <w:color w:val="000000"/>
-                <w:sz w:val="40"/>
-                <w:szCs w:val="40"/>
-              </w:rPr>
-              <w:t xml:space="preserve"> |</w:t>
+            <w:r>
+              <w:rPr>
+                <w:rFonts w:ascii="BRH Malayalam Extra" w:hAnsi="BRH Malayalam Extra" w:cs="brh"/>
+                <w:b/>
+                <w:color w:val="000000"/>
+                <w:sz w:val="32"/>
+                <w:szCs w:val="40"/>
+              </w:rPr>
+              <w:t>–</w:t>
+            </w:r>
+            <w:r>
+              <w:rPr>
+                <w:rFonts w:ascii="BRH Devanagari Extra" w:hAnsi="BRH Devanagari Extra" w:cs="BRH Devanagari Extra"/>
+                <w:color w:val="000000"/>
+                <w:sz w:val="40"/>
+                <w:szCs w:val="40"/>
+              </w:rPr>
+              <w:t xml:space="preserve"> mÉÉ§ÉÿqÉç |</w:t>
             </w:r>
           </w:p>
         </w:tc>
@@ -1206,7 +2040,6 @@
         </w:rPr>
         <w:t xml:space="preserve">TS </w:t>
       </w:r>
-      <w:proofErr w:type="spellStart"/>
       <w:r>
         <w:rPr>
           <w:b/>
@@ -1217,7 +2050,6 @@
         </w:rPr>
         <w:t>Krama</w:t>
       </w:r>
-      <w:proofErr w:type="spellEnd"/>
       <w:r>
         <w:rPr>
           <w:b/>
@@ -1226,29 +2058,7 @@
           <w:szCs w:val="32"/>
           <w:u w:val="single"/>
         </w:rPr>
-        <w:t xml:space="preserve"> </w:t>
-      </w:r>
-      <w:proofErr w:type="spellStart"/>
-      <w:r>
-        <w:rPr>
-          <w:b/>
-          <w:bCs/>
-          <w:sz w:val="32"/>
-          <w:szCs w:val="32"/>
-          <w:u w:val="single"/>
-        </w:rPr>
-        <w:t>Paatam</w:t>
-      </w:r>
-      <w:proofErr w:type="spellEnd"/>
-      <w:r>
-        <w:rPr>
-          <w:b/>
-          <w:bCs/>
-          <w:sz w:val="32"/>
-          <w:szCs w:val="32"/>
-          <w:u w:val="single"/>
-        </w:rPr>
-        <w:t xml:space="preserve"> – TS </w:t>
+        <w:t xml:space="preserve"> Paatam – TS </w:t>
       </w:r>
       <w:r>
         <w:rPr>
@@ -1457,20 +2267,8 @@
                 <w:sz w:val="28"/>
                 <w:szCs w:val="32"/>
               </w:rPr>
-              <w:t xml:space="preserve">T.S.3.1.1.4 – </w:t>
-            </w:r>
-            <w:proofErr w:type="spellStart"/>
-            <w:r>
-              <w:rPr>
-                <w:rFonts w:cs="Arial"/>
-                <w:b/>
-                <w:color w:val="000000" w:themeColor="text1"/>
-                <w:sz w:val="28"/>
-                <w:szCs w:val="32"/>
-              </w:rPr>
-              <w:t>Kramam</w:t>
-            </w:r>
-            <w:proofErr w:type="spellEnd"/>
+              <w:t>T.S.3.1.1.4 – Kramam</w:t>
+            </w:r>
           </w:p>
           <w:p>
             <w:pPr>
@@ -1490,7 +2288,6 @@
                 <w:szCs w:val="32"/>
               </w:rPr>
             </w:pPr>
-            <w:proofErr w:type="spellStart"/>
             <w:r>
               <w:rPr>
                 <w:rFonts w:cs="Arial"/>
@@ -1498,37 +2295,7 @@
                 <w:color w:val="000000" w:themeColor="text1"/>
                 <w:szCs w:val="32"/>
               </w:rPr>
-              <w:t>Krama</w:t>
-            </w:r>
-            <w:proofErr w:type="spellEnd"/>
-            <w:r>
-              <w:rPr>
-                <w:rFonts w:cs="Arial"/>
-                <w:b/>
-                <w:color w:val="000000" w:themeColor="text1"/>
-                <w:szCs w:val="32"/>
-              </w:rPr>
-              <w:t xml:space="preserve"> </w:t>
-            </w:r>
-            <w:proofErr w:type="spellStart"/>
-            <w:r>
-              <w:rPr>
-                <w:rFonts w:cs="Arial"/>
-                <w:b/>
-                <w:color w:val="000000" w:themeColor="text1"/>
-                <w:szCs w:val="32"/>
-              </w:rPr>
-              <w:t>Vaakyam</w:t>
-            </w:r>
-            <w:proofErr w:type="spellEnd"/>
-            <w:r>
-              <w:rPr>
-                <w:rFonts w:cs="Arial"/>
-                <w:b/>
-                <w:color w:val="000000" w:themeColor="text1"/>
-                <w:szCs w:val="32"/>
-              </w:rPr>
-              <w:t xml:space="preserve"> No.– 57 &amp; 64</w:t>
+              <w:t>Krama Vaakyam No.– 57 &amp; 64</w:t>
             </w:r>
           </w:p>
           <w:p>
@@ -1550,7 +2317,6 @@
                 <w:szCs w:val="32"/>
               </w:rPr>
             </w:pPr>
-            <w:proofErr w:type="spellStart"/>
             <w:r>
               <w:rPr>
                 <w:rFonts w:cs="Arial"/>
@@ -1559,18 +2325,7 @@
                 <w:sz w:val="28"/>
                 <w:szCs w:val="32"/>
               </w:rPr>
-              <w:t>Panchaati</w:t>
-            </w:r>
-            <w:proofErr w:type="spellEnd"/>
-            <w:r>
-              <w:rPr>
-                <w:rFonts w:cs="Arial"/>
-                <w:b/>
-                <w:color w:val="000000" w:themeColor="text1"/>
-                <w:sz w:val="28"/>
-                <w:szCs w:val="32"/>
-              </w:rPr>
-              <w:t xml:space="preserve"> No</w:t>
+              <w:t>Panchaati No</w:t>
             </w:r>
             <w:r>
               <w:rPr>
@@ -1630,7 +2385,6 @@
               </w:rPr>
               <w:t>–</w:t>
             </w:r>
-            <w:proofErr w:type="spellStart"/>
             <w:r>
               <w:rPr>
                 <w:rFonts w:ascii="BRH Devanagari Extra" w:hAnsi="BRH Devanagari Extra" w:cs="BRH Devanagari Extra"/>
@@ -1640,18 +2394,16 @@
               </w:rPr>
               <w:t>ZxÉÉ</w:t>
             </w:r>
-            <w:proofErr w:type="spellEnd"/>
-            <w:r>
-              <w:rPr>
-                <w:rFonts w:ascii="BRH Malayalam Extra" w:hAnsi="BRH Malayalam Extra" w:cs="brh"/>
-                <w:b/>
-                <w:color w:val="000000"/>
-                <w:sz w:val="28"/>
-                <w:szCs w:val="40"/>
-              </w:rPr>
-              <w:t>–</w:t>
-            </w:r>
-            <w:proofErr w:type="spellStart"/>
+            <w:r>
+              <w:rPr>
+                <w:rFonts w:ascii="BRH Malayalam Extra" w:hAnsi="BRH Malayalam Extra" w:cs="brh"/>
+                <w:b/>
+                <w:color w:val="000000"/>
+                <w:sz w:val="28"/>
+                <w:szCs w:val="40"/>
+              </w:rPr>
+              <w:t>–</w:t>
+            </w:r>
             <w:r>
               <w:rPr>
                 <w:rFonts w:ascii="BRH Devanagari Extra" w:hAnsi="BRH Devanagari Extra" w:cs="BRH Devanagari Extra"/>
@@ -1661,7 +2413,6 @@
               </w:rPr>
               <w:t>qÉÉprÉÉ</w:t>
             </w:r>
-            <w:proofErr w:type="spellEnd"/>
             <w:r>
               <w:rPr>
                 <w:rFonts w:ascii="BRH Malayalam Extra" w:hAnsi="BRH Malayalam Extra" w:cs="brh"/>
@@ -1679,27 +2430,7 @@
                 <w:sz w:val="36"/>
                 <w:szCs w:val="40"/>
               </w:rPr>
-              <w:t xml:space="preserve">Ç </w:t>
-            </w:r>
-            <w:proofErr w:type="spellStart"/>
-            <w:r>
-              <w:rPr>
-                <w:rFonts w:ascii="BRH Devanagari Extra" w:hAnsi="BRH Devanagari Extra" w:cs="BRH Devanagari Extra"/>
-                <w:color w:val="000000"/>
-                <w:sz w:val="36"/>
-                <w:szCs w:val="40"/>
-              </w:rPr>
-              <w:t>ÆrÉeÉÑþwÉÉ</w:t>
-            </w:r>
-            <w:proofErr w:type="spellEnd"/>
-            <w:r>
-              <w:rPr>
-                <w:rFonts w:ascii="BRH Devanagari Extra" w:hAnsi="BRH Devanagari Extra" w:cs="BRH Devanagari Extra"/>
-                <w:color w:val="000000"/>
-                <w:sz w:val="36"/>
-                <w:szCs w:val="40"/>
-              </w:rPr>
-              <w:t xml:space="preserve"> | </w:t>
+              <w:t xml:space="preserve">Ç ÆrÉeÉÑþwÉÉ | </w:t>
             </w:r>
           </w:p>
           <w:p>
@@ -1735,7 +2466,6 @@
               </w:rPr>
               <w:t>–</w:t>
             </w:r>
-            <w:proofErr w:type="spellStart"/>
             <w:r>
               <w:rPr>
                 <w:rFonts w:ascii="BRH Devanagari Extra" w:hAnsi="BRH Devanagari Extra" w:cs="BRH Devanagari Extra"/>
@@ -1745,18 +2475,16 @@
               </w:rPr>
               <w:t>ZxÉÉ</w:t>
             </w:r>
-            <w:proofErr w:type="spellEnd"/>
-            <w:r>
-              <w:rPr>
-                <w:rFonts w:ascii="BRH Malayalam Extra" w:hAnsi="BRH Malayalam Extra" w:cs="brh"/>
-                <w:b/>
-                <w:color w:val="000000"/>
-                <w:sz w:val="28"/>
-                <w:szCs w:val="40"/>
-              </w:rPr>
-              <w:t>–</w:t>
-            </w:r>
-            <w:proofErr w:type="spellStart"/>
+            <w:r>
+              <w:rPr>
+                <w:rFonts w:ascii="BRH Malayalam Extra" w:hAnsi="BRH Malayalam Extra" w:cs="brh"/>
+                <w:b/>
+                <w:color w:val="000000"/>
+                <w:sz w:val="28"/>
+                <w:szCs w:val="40"/>
+              </w:rPr>
+              <w:t>–</w:t>
+            </w:r>
             <w:r>
               <w:rPr>
                 <w:rFonts w:ascii="BRH Devanagari Extra" w:hAnsi="BRH Devanagari Extra" w:cs="BRH Devanagari Extra"/>
@@ -1766,18 +2494,16 @@
               </w:rPr>
               <w:t>qÉÉprÉÉ</w:t>
             </w:r>
-            <w:proofErr w:type="spellEnd"/>
-            <w:r>
-              <w:rPr>
-                <w:rFonts w:ascii="BRH Malayalam Extra" w:hAnsi="BRH Malayalam Extra" w:cs="brh"/>
-                <w:b/>
-                <w:color w:val="000000"/>
-                <w:sz w:val="28"/>
-                <w:szCs w:val="40"/>
-              </w:rPr>
-              <w:t>–</w:t>
-            </w:r>
-            <w:proofErr w:type="spellStart"/>
+            <w:r>
+              <w:rPr>
+                <w:rFonts w:ascii="BRH Malayalam Extra" w:hAnsi="BRH Malayalam Extra" w:cs="brh"/>
+                <w:b/>
+                <w:color w:val="000000"/>
+                <w:sz w:val="28"/>
+                <w:szCs w:val="40"/>
+              </w:rPr>
+              <w:t>–</w:t>
+            </w:r>
             <w:r>
               <w:rPr>
                 <w:rFonts w:ascii="BRH Devanagari Extra" w:hAnsi="BRH Devanagari Extra" w:cs="BRH Devanagari Extra"/>
@@ -1787,18 +2513,16 @@
               </w:rPr>
               <w:t>ÍqÉirÉ×þZxÉÉ</w:t>
             </w:r>
-            <w:proofErr w:type="spellEnd"/>
-            <w:r>
-              <w:rPr>
-                <w:rFonts w:ascii="BRH Malayalam Extra" w:hAnsi="BRH Malayalam Extra" w:cs="brh"/>
-                <w:b/>
-                <w:color w:val="000000"/>
-                <w:sz w:val="28"/>
-                <w:szCs w:val="40"/>
-              </w:rPr>
-              <w:t>–</w:t>
-            </w:r>
-            <w:proofErr w:type="spellStart"/>
+            <w:r>
+              <w:rPr>
+                <w:rFonts w:ascii="BRH Malayalam Extra" w:hAnsi="BRH Malayalam Extra" w:cs="brh"/>
+                <w:b/>
+                <w:color w:val="000000"/>
+                <w:sz w:val="28"/>
+                <w:szCs w:val="40"/>
+              </w:rPr>
+              <w:t>–</w:t>
+            </w:r>
             <w:r>
               <w:rPr>
                 <w:rFonts w:ascii="BRH Devanagari Extra" w:hAnsi="BRH Devanagari Extra" w:cs="BRH Devanagari Extra"/>
@@ -1809,7 +2533,6 @@
               </w:rPr>
               <w:t>qÉÉ</w:t>
             </w:r>
-            <w:proofErr w:type="spellEnd"/>
             <w:r>
               <w:rPr>
                 <w:rFonts w:ascii="BRH Devanagari Extra" w:hAnsi="BRH Devanagari Extra" w:cs="BRH Devanagari Extra"/>
@@ -1817,9 +2540,18 @@
                 <w:sz w:val="36"/>
                 <w:szCs w:val="40"/>
               </w:rPr>
-              <w:t xml:space="preserve"> - </w:t>
-            </w:r>
-            <w:proofErr w:type="spellStart"/>
+              <w:t xml:space="preserve"> - prÉÉ</w:t>
+            </w:r>
+            <w:r>
+              <w:rPr>
+                <w:rFonts w:ascii="BRH Malayalam Extra" w:hAnsi="BRH Malayalam Extra" w:cs="brh"/>
+                <w:b/>
+                <w:color w:val="000000"/>
+                <w:sz w:val="28"/>
+                <w:szCs w:val="40"/>
+              </w:rPr>
+              <w:t>–</w:t>
+            </w:r>
             <w:r>
               <w:rPr>
                 <w:rFonts w:ascii="BRH Devanagari Extra" w:hAnsi="BRH Devanagari Extra" w:cs="BRH Devanagari Extra"/>
@@ -1827,38 +2559,7 @@
                 <w:sz w:val="36"/>
                 <w:szCs w:val="40"/>
               </w:rPr>
-              <w:t>prÉÉ</w:t>
-            </w:r>
-            <w:proofErr w:type="spellEnd"/>
-            <w:r>
-              <w:rPr>
-                <w:rFonts w:ascii="BRH Malayalam Extra" w:hAnsi="BRH Malayalam Extra" w:cs="brh"/>
-                <w:b/>
-                <w:color w:val="000000"/>
-                <w:sz w:val="28"/>
-                <w:szCs w:val="40"/>
-              </w:rPr>
-              <w:t>–</w:t>
-            </w:r>
-            <w:proofErr w:type="spellStart"/>
-            <w:r>
-              <w:rPr>
-                <w:rFonts w:ascii="BRH Devanagari Extra" w:hAnsi="BRH Devanagari Extra" w:cs="BRH Devanagari Extra"/>
-                <w:color w:val="000000"/>
-                <w:sz w:val="36"/>
-                <w:szCs w:val="40"/>
-              </w:rPr>
-              <w:t>qÉç</w:t>
-            </w:r>
-            <w:proofErr w:type="spellEnd"/>
-            <w:r>
-              <w:rPr>
-                <w:rFonts w:ascii="BRH Devanagari Extra" w:hAnsi="BRH Devanagari Extra" w:cs="BRH Devanagari Extra"/>
-                <w:color w:val="000000"/>
-                <w:sz w:val="36"/>
-                <w:szCs w:val="40"/>
-              </w:rPr>
-              <w:t xml:space="preserve"> | </w:t>
+              <w:t xml:space="preserve">qÉç | </w:t>
             </w:r>
           </w:p>
         </w:tc>
@@ -1899,7 +2600,6 @@
               </w:rPr>
               <w:t>–</w:t>
             </w:r>
-            <w:proofErr w:type="spellStart"/>
             <w:r>
               <w:rPr>
                 <w:rFonts w:ascii="BRH Devanagari Extra" w:hAnsi="BRH Devanagari Extra" w:cs="BRH Devanagari Extra"/>
@@ -1909,18 +2609,16 @@
               </w:rPr>
               <w:t>ZxÉÉ</w:t>
             </w:r>
-            <w:proofErr w:type="spellEnd"/>
-            <w:r>
-              <w:rPr>
-                <w:rFonts w:ascii="BRH Malayalam Extra" w:hAnsi="BRH Malayalam Extra" w:cs="brh"/>
-                <w:b/>
-                <w:color w:val="000000"/>
-                <w:sz w:val="28"/>
-                <w:szCs w:val="40"/>
-              </w:rPr>
-              <w:t>–</w:t>
-            </w:r>
-            <w:proofErr w:type="spellStart"/>
+            <w:r>
+              <w:rPr>
+                <w:rFonts w:ascii="BRH Malayalam Extra" w:hAnsi="BRH Malayalam Extra" w:cs="brh"/>
+                <w:b/>
+                <w:color w:val="000000"/>
+                <w:sz w:val="28"/>
+                <w:szCs w:val="40"/>
+              </w:rPr>
+              <w:t>–</w:t>
+            </w:r>
             <w:r>
               <w:rPr>
                 <w:rFonts w:ascii="BRH Devanagari Extra" w:hAnsi="BRH Devanagari Extra" w:cs="BRH Devanagari Extra"/>
@@ -1930,7 +2628,6 @@
               </w:rPr>
               <w:t>qÉÉprÉÉ</w:t>
             </w:r>
-            <w:proofErr w:type="spellEnd"/>
             <w:r>
               <w:rPr>
                 <w:rFonts w:ascii="BRH Malayalam Extra" w:hAnsi="BRH Malayalam Extra" w:cs="brh"/>
@@ -1948,27 +2645,7 @@
                 <w:sz w:val="36"/>
                 <w:szCs w:val="40"/>
               </w:rPr>
-              <w:t xml:space="preserve">Ç </w:t>
-            </w:r>
-            <w:proofErr w:type="spellStart"/>
-            <w:r>
-              <w:rPr>
-                <w:rFonts w:ascii="BRH Devanagari Extra" w:hAnsi="BRH Devanagari Extra" w:cs="BRH Devanagari Extra"/>
-                <w:color w:val="000000"/>
-                <w:sz w:val="36"/>
-                <w:szCs w:val="40"/>
-              </w:rPr>
-              <w:t>ÆrÉeÉÑþwÉÉ</w:t>
-            </w:r>
-            <w:proofErr w:type="spellEnd"/>
-            <w:r>
-              <w:rPr>
-                <w:rFonts w:ascii="BRH Devanagari Extra" w:hAnsi="BRH Devanagari Extra" w:cs="BRH Devanagari Extra"/>
-                <w:color w:val="000000"/>
-                <w:sz w:val="36"/>
-                <w:szCs w:val="40"/>
-              </w:rPr>
-              <w:t xml:space="preserve"> | </w:t>
+              <w:t xml:space="preserve">Ç ÆrÉeÉÑþwÉÉ | </w:t>
             </w:r>
           </w:p>
           <w:p>
@@ -2004,7 +2681,6 @@
               </w:rPr>
               <w:t>–</w:t>
             </w:r>
-            <w:proofErr w:type="spellStart"/>
             <w:r>
               <w:rPr>
                 <w:rFonts w:ascii="BRH Devanagari Extra" w:hAnsi="BRH Devanagari Extra" w:cs="BRH Devanagari Extra"/>
@@ -2014,18 +2690,16 @@
               </w:rPr>
               <w:t>ZxÉÉ</w:t>
             </w:r>
-            <w:proofErr w:type="spellEnd"/>
-            <w:r>
-              <w:rPr>
-                <w:rFonts w:ascii="BRH Malayalam Extra" w:hAnsi="BRH Malayalam Extra" w:cs="brh"/>
-                <w:b/>
-                <w:color w:val="000000"/>
-                <w:sz w:val="28"/>
-                <w:szCs w:val="40"/>
-              </w:rPr>
-              <w:t>–</w:t>
-            </w:r>
-            <w:proofErr w:type="spellStart"/>
+            <w:r>
+              <w:rPr>
+                <w:rFonts w:ascii="BRH Malayalam Extra" w:hAnsi="BRH Malayalam Extra" w:cs="brh"/>
+                <w:b/>
+                <w:color w:val="000000"/>
+                <w:sz w:val="28"/>
+                <w:szCs w:val="40"/>
+              </w:rPr>
+              <w:t>–</w:t>
+            </w:r>
             <w:r>
               <w:rPr>
                 <w:rFonts w:ascii="BRH Devanagari Extra" w:hAnsi="BRH Devanagari Extra" w:cs="BRH Devanagari Extra"/>
@@ -2035,18 +2709,16 @@
               </w:rPr>
               <w:t>qÉÉprÉÉ</w:t>
             </w:r>
-            <w:proofErr w:type="spellEnd"/>
-            <w:r>
-              <w:rPr>
-                <w:rFonts w:ascii="BRH Malayalam Extra" w:hAnsi="BRH Malayalam Extra" w:cs="brh"/>
-                <w:b/>
-                <w:color w:val="000000"/>
-                <w:sz w:val="28"/>
-                <w:szCs w:val="40"/>
-              </w:rPr>
-              <w:t>–</w:t>
-            </w:r>
-            <w:proofErr w:type="spellStart"/>
+            <w:r>
+              <w:rPr>
+                <w:rFonts w:ascii="BRH Malayalam Extra" w:hAnsi="BRH Malayalam Extra" w:cs="brh"/>
+                <w:b/>
+                <w:color w:val="000000"/>
+                <w:sz w:val="28"/>
+                <w:szCs w:val="40"/>
+              </w:rPr>
+              <w:t>–</w:t>
+            </w:r>
             <w:r>
               <w:rPr>
                 <w:rFonts w:ascii="BRH Devanagari Extra" w:hAnsi="BRH Devanagari Extra" w:cs="BRH Devanagari Extra"/>
@@ -2056,18 +2728,16 @@
               </w:rPr>
               <w:t>ÍqÉirÉ×þZxÉÉ</w:t>
             </w:r>
-            <w:proofErr w:type="spellEnd"/>
-            <w:r>
-              <w:rPr>
-                <w:rFonts w:ascii="BRH Malayalam Extra" w:hAnsi="BRH Malayalam Extra" w:cs="brh"/>
-                <w:b/>
-                <w:color w:val="000000"/>
-                <w:sz w:val="28"/>
-                <w:szCs w:val="40"/>
-              </w:rPr>
-              <w:t>–</w:t>
-            </w:r>
-            <w:proofErr w:type="spellStart"/>
+            <w:r>
+              <w:rPr>
+                <w:rFonts w:ascii="BRH Malayalam Extra" w:hAnsi="BRH Malayalam Extra" w:cs="brh"/>
+                <w:b/>
+                <w:color w:val="000000"/>
+                <w:sz w:val="28"/>
+                <w:szCs w:val="40"/>
+              </w:rPr>
+              <w:t>–</w:t>
+            </w:r>
             <w:r>
               <w:rPr>
                 <w:rFonts w:ascii="BRH Devanagari Extra" w:hAnsi="BRH Devanagari Extra" w:cs="BRH Devanagari Extra"/>
@@ -2078,7 +2748,6 @@
               </w:rPr>
               <w:t>qÉ</w:t>
             </w:r>
-            <w:proofErr w:type="spellEnd"/>
             <w:r>
               <w:rPr>
                 <w:rFonts w:ascii="BRH Devanagari Extra" w:hAnsi="BRH Devanagari Extra" w:cs="BRH Devanagari Extra"/>
@@ -2086,9 +2755,18 @@
                 <w:sz w:val="36"/>
                 <w:szCs w:val="40"/>
               </w:rPr>
-              <w:t xml:space="preserve"> - </w:t>
-            </w:r>
-            <w:proofErr w:type="spellStart"/>
+              <w:t xml:space="preserve"> - prÉÉ</w:t>
+            </w:r>
+            <w:r>
+              <w:rPr>
+                <w:rFonts w:ascii="BRH Malayalam Extra" w:hAnsi="BRH Malayalam Extra" w:cs="brh"/>
+                <w:b/>
+                <w:color w:val="000000"/>
+                <w:sz w:val="28"/>
+                <w:szCs w:val="40"/>
+              </w:rPr>
+              <w:t>–</w:t>
+            </w:r>
             <w:r>
               <w:rPr>
                 <w:rFonts w:ascii="BRH Devanagari Extra" w:hAnsi="BRH Devanagari Extra" w:cs="BRH Devanagari Extra"/>
@@ -2096,38 +2774,7 @@
                 <w:sz w:val="36"/>
                 <w:szCs w:val="40"/>
               </w:rPr>
-              <w:t>prÉÉ</w:t>
-            </w:r>
-            <w:proofErr w:type="spellEnd"/>
-            <w:r>
-              <w:rPr>
-                <w:rFonts w:ascii="BRH Malayalam Extra" w:hAnsi="BRH Malayalam Extra" w:cs="brh"/>
-                <w:b/>
-                <w:color w:val="000000"/>
-                <w:sz w:val="28"/>
-                <w:szCs w:val="40"/>
-              </w:rPr>
-              <w:t>–</w:t>
-            </w:r>
-            <w:proofErr w:type="spellStart"/>
-            <w:r>
-              <w:rPr>
-                <w:rFonts w:ascii="BRH Devanagari Extra" w:hAnsi="BRH Devanagari Extra" w:cs="BRH Devanagari Extra"/>
-                <w:color w:val="000000"/>
-                <w:sz w:val="36"/>
-                <w:szCs w:val="40"/>
-              </w:rPr>
-              <w:t>qÉç</w:t>
-            </w:r>
-            <w:proofErr w:type="spellEnd"/>
-            <w:r>
-              <w:rPr>
-                <w:rFonts w:ascii="BRH Devanagari Extra" w:hAnsi="BRH Devanagari Extra" w:cs="BRH Devanagari Extra"/>
-                <w:color w:val="000000"/>
-                <w:sz w:val="36"/>
-                <w:szCs w:val="40"/>
-              </w:rPr>
-              <w:t xml:space="preserve"> |</w:t>
+              <w:t>qÉç |</w:t>
             </w:r>
           </w:p>
         </w:tc>
@@ -2197,20 +2844,8 @@
                 <w:sz w:val="28"/>
                 <w:szCs w:val="32"/>
               </w:rPr>
-              <w:t xml:space="preserve">– </w:t>
-            </w:r>
-            <w:proofErr w:type="spellStart"/>
-            <w:r>
-              <w:rPr>
-                <w:rFonts w:cs="Arial"/>
-                <w:b/>
-                <w:color w:val="000000"/>
-                <w:sz w:val="28"/>
-                <w:szCs w:val="32"/>
-              </w:rPr>
-              <w:t>Kramam</w:t>
-            </w:r>
-            <w:proofErr w:type="spellEnd"/>
+              <w:t>– Kramam</w:t>
+            </w:r>
           </w:p>
           <w:p>
             <w:pPr>
@@ -2231,49 +2866,15 @@
                 <w:szCs w:val="32"/>
               </w:rPr>
             </w:pPr>
-            <w:proofErr w:type="spellStart"/>
-            <w:r>
-              <w:rPr>
-                <w:rFonts w:cs="Arial"/>
-                <w:b/>
-                <w:color w:val="000000"/>
-                <w:sz w:val="28"/>
-                <w:szCs w:val="32"/>
-              </w:rPr>
-              <w:t>Krama</w:t>
-            </w:r>
-            <w:proofErr w:type="spellEnd"/>
-            <w:r>
-              <w:rPr>
-                <w:rFonts w:cs="Arial"/>
-                <w:b/>
-                <w:color w:val="000000"/>
-                <w:sz w:val="28"/>
-                <w:szCs w:val="32"/>
-              </w:rPr>
-              <w:t xml:space="preserve"> </w:t>
-            </w:r>
-            <w:proofErr w:type="spellStart"/>
-            <w:r>
-              <w:rPr>
-                <w:rFonts w:cs="Arial"/>
-                <w:b/>
-                <w:color w:val="000000"/>
-                <w:sz w:val="28"/>
-                <w:szCs w:val="32"/>
-              </w:rPr>
-              <w:t>Vaakyam</w:t>
-            </w:r>
-            <w:proofErr w:type="spellEnd"/>
-            <w:r>
-              <w:rPr>
-                <w:rFonts w:cs="Arial"/>
-                <w:b/>
-                <w:color w:val="000000"/>
-                <w:sz w:val="28"/>
-                <w:szCs w:val="32"/>
-              </w:rPr>
-              <w:t xml:space="preserve"> No. - </w:t>
+            <w:r>
+              <w:rPr>
+                <w:rFonts w:cs="Arial"/>
+                <w:b/>
+                <w:color w:val="000000"/>
+                <w:sz w:val="28"/>
+                <w:szCs w:val="32"/>
+              </w:rPr>
+              <w:t xml:space="preserve">Krama Vaakyam No. - </w:t>
             </w:r>
             <w:r>
               <w:rPr>
@@ -2315,27 +2916,15 @@
                 <w:szCs w:val="32"/>
               </w:rPr>
             </w:pPr>
-            <w:proofErr w:type="spellStart"/>
-            <w:r>
-              <w:rPr>
-                <w:rFonts w:cs="Arial"/>
-                <w:b/>
-                <w:color w:val="000000"/>
-                <w:sz w:val="28"/>
-                <w:szCs w:val="32"/>
-              </w:rPr>
-              <w:t>Panchaati</w:t>
-            </w:r>
-            <w:proofErr w:type="spellEnd"/>
-            <w:r>
-              <w:rPr>
-                <w:rFonts w:cs="Arial"/>
-                <w:b/>
-                <w:color w:val="000000"/>
-                <w:sz w:val="28"/>
-                <w:szCs w:val="32"/>
-              </w:rPr>
-              <w:t xml:space="preserve"> No</w:t>
+            <w:r>
+              <w:rPr>
+                <w:rFonts w:cs="Arial"/>
+                <w:b/>
+                <w:color w:val="000000"/>
+                <w:sz w:val="28"/>
+                <w:szCs w:val="32"/>
+              </w:rPr>
+              <w:t>Panchaati No</w:t>
             </w:r>
             <w:r>
               <w:rPr>
@@ -2385,7 +2974,6 @@
                 <w:szCs w:val="40"/>
               </w:rPr>
             </w:pPr>
-            <w:proofErr w:type="spellStart"/>
             <w:r>
               <w:rPr>
                 <w:rFonts w:ascii="BRH Devanagari Extra" w:hAnsi="BRH Devanagari Extra" w:cs="BRH Devanagari Extra"/>
@@ -2395,18 +2983,16 @@
               </w:rPr>
               <w:t>iÉÉ</w:t>
             </w:r>
-            <w:proofErr w:type="spellEnd"/>
-            <w:r>
-              <w:rPr>
-                <w:rFonts w:ascii="BRH Malayalam Extra" w:hAnsi="BRH Malayalam Extra" w:cs="brh"/>
-                <w:b/>
-                <w:color w:val="000000"/>
-                <w:sz w:val="32"/>
-                <w:szCs w:val="40"/>
-              </w:rPr>
-              <w:t>–</w:t>
-            </w:r>
-            <w:proofErr w:type="spellStart"/>
+            <w:r>
+              <w:rPr>
+                <w:rFonts w:ascii="BRH Malayalam Extra" w:hAnsi="BRH Malayalam Extra" w:cs="brh"/>
+                <w:b/>
+                <w:color w:val="000000"/>
+                <w:sz w:val="32"/>
+                <w:szCs w:val="40"/>
+              </w:rPr>
+              <w:t>–</w:t>
+            </w:r>
             <w:r>
               <w:rPr>
                 <w:rFonts w:ascii="BRH Devanagari Extra" w:hAnsi="BRH Devanagari Extra" w:cs="BRH Devanagari Extra"/>
@@ -2416,18 +3002,16 @@
               </w:rPr>
               <w:t>lÉÔ</w:t>
             </w:r>
-            <w:proofErr w:type="spellEnd"/>
-            <w:r>
-              <w:rPr>
-                <w:rFonts w:ascii="BRH Malayalam Extra" w:hAnsi="BRH Malayalam Extra" w:cs="brh"/>
-                <w:b/>
-                <w:color w:val="000000"/>
-                <w:sz w:val="32"/>
-                <w:szCs w:val="40"/>
-              </w:rPr>
-              <w:t>–</w:t>
-            </w:r>
-            <w:proofErr w:type="spellStart"/>
+            <w:r>
+              <w:rPr>
+                <w:rFonts w:ascii="BRH Malayalam Extra" w:hAnsi="BRH Malayalam Extra" w:cs="brh"/>
+                <w:b/>
+                <w:color w:val="000000"/>
+                <w:sz w:val="32"/>
+                <w:szCs w:val="40"/>
+              </w:rPr>
+              <w:t>–</w:t>
+            </w:r>
             <w:r>
               <w:rPr>
                 <w:rFonts w:ascii="BRH Devanagari Extra" w:hAnsi="BRH Devanagari Extra" w:cs="BRH Devanagari Extra"/>
@@ -2437,46 +3021,24 @@
               </w:rPr>
               <w:t>lÉ</w:t>
             </w:r>
-            <w:proofErr w:type="spellEnd"/>
-            <w:r>
-              <w:rPr>
-                <w:rFonts w:ascii="BRH Malayalam Extra" w:hAnsi="BRH Malayalam Extra" w:cs="brh"/>
-                <w:b/>
-                <w:color w:val="000000"/>
-                <w:sz w:val="32"/>
-                <w:szCs w:val="40"/>
-              </w:rPr>
-              <w:t>–</w:t>
-            </w:r>
-            <w:proofErr w:type="spellStart"/>
-            <w:r>
-              <w:rPr>
-                <w:rFonts w:ascii="BRH Devanagari Extra" w:hAnsi="BRH Devanagari Extra" w:cs="BRH Devanagari Extra"/>
-                <w:color w:val="000000"/>
-                <w:sz w:val="40"/>
-                <w:szCs w:val="40"/>
-              </w:rPr>
-              <w:t>m§ÉxrÉåÌiÉþ</w:t>
-            </w:r>
-            <w:proofErr w:type="spellEnd"/>
-            <w:r>
-              <w:rPr>
-                <w:rFonts w:ascii="BRH Devanagari Extra" w:hAnsi="BRH Devanagari Extra" w:cs="BRH Devanagari Extra"/>
-                <w:color w:val="000000"/>
-                <w:sz w:val="40"/>
-                <w:szCs w:val="40"/>
-              </w:rPr>
-              <w:t xml:space="preserve"> </w:t>
-            </w:r>
-            <w:proofErr w:type="spellStart"/>
-            <w:r>
-              <w:rPr>
-                <w:rFonts w:ascii="BRH Devanagari Extra" w:hAnsi="BRH Devanagari Extra" w:cs="BRH Devanagari Extra"/>
-                <w:color w:val="000000"/>
-                <w:sz w:val="40"/>
-                <w:szCs w:val="40"/>
-              </w:rPr>
-              <w:t>iÉÉ</w:t>
+            <w:r>
+              <w:rPr>
+                <w:rFonts w:ascii="BRH Malayalam Extra" w:hAnsi="BRH Malayalam Extra" w:cs="brh"/>
+                <w:b/>
+                <w:color w:val="000000"/>
+                <w:sz w:val="32"/>
+                <w:szCs w:val="40"/>
+              </w:rPr>
+              <w:t>–</w:t>
+            </w:r>
+            <w:r>
+              <w:rPr>
+                <w:rFonts w:ascii="BRH Devanagari Extra" w:hAnsi="BRH Devanagari Extra" w:cs="BRH Devanagari Extra"/>
+                <w:color w:val="000000"/>
+                <w:sz w:val="40"/>
+                <w:szCs w:val="40"/>
+              </w:rPr>
+              <w:t>m§ÉxrÉåÌiÉþ iÉÉ</w:t>
             </w:r>
             <w:r>
               <w:rPr>
@@ -2495,58 +3057,26 @@
                 <w:sz w:val="40"/>
                 <w:szCs w:val="40"/>
               </w:rPr>
-              <w:t>Ñ</w:t>
-            </w:r>
-            <w:proofErr w:type="spellEnd"/>
-            <w:r>
-              <w:rPr>
-                <w:rFonts w:ascii="BRH Devanagari Extra" w:hAnsi="BRH Devanagari Extra" w:cs="BRH Devanagari Extra"/>
-                <w:color w:val="000000"/>
-                <w:sz w:val="40"/>
-                <w:szCs w:val="40"/>
-              </w:rPr>
-              <w:t xml:space="preserve"> - </w:t>
-            </w:r>
-            <w:proofErr w:type="spellStart"/>
-            <w:r>
-              <w:rPr>
-                <w:rFonts w:ascii="BRH Devanagari Extra" w:hAnsi="BRH Devanagari Extra" w:cs="BRH Devanagari Extra"/>
-                <w:color w:val="000000"/>
-                <w:sz w:val="40"/>
-                <w:szCs w:val="40"/>
-              </w:rPr>
-              <w:t>lÉ</w:t>
-            </w:r>
-            <w:proofErr w:type="spellEnd"/>
-            <w:r>
-              <w:rPr>
-                <w:rFonts w:ascii="BRH Malayalam Extra" w:hAnsi="BRH Malayalam Extra" w:cs="brh"/>
-                <w:b/>
-                <w:color w:val="000000"/>
-                <w:sz w:val="32"/>
-                <w:szCs w:val="40"/>
-              </w:rPr>
-              <w:t>–</w:t>
-            </w:r>
-            <w:proofErr w:type="spellStart"/>
-            <w:r>
-              <w:rPr>
-                <w:rFonts w:ascii="BRH Devanagari Extra" w:hAnsi="BRH Devanagari Extra" w:cs="BRH Devanagari Extra"/>
-                <w:color w:val="000000"/>
-                <w:sz w:val="40"/>
-                <w:szCs w:val="40"/>
-              </w:rPr>
-              <w:t>m§ÉxrÉþ</w:t>
-            </w:r>
-            <w:proofErr w:type="spellEnd"/>
-            <w:r>
-              <w:rPr>
-                <w:rFonts w:ascii="BRH Devanagari Extra" w:hAnsi="BRH Devanagari Extra" w:cs="BRH Devanagari Extra"/>
-                <w:color w:val="000000"/>
-                <w:sz w:val="40"/>
-                <w:szCs w:val="40"/>
-              </w:rPr>
-              <w:t xml:space="preserve"> | </w:t>
+              <w:t>Ñ - lÉ</w:t>
+            </w:r>
+            <w:r>
+              <w:rPr>
+                <w:rFonts w:ascii="BRH Malayalam Extra" w:hAnsi="BRH Malayalam Extra" w:cs="brh"/>
+                <w:b/>
+                <w:color w:val="000000"/>
+                <w:sz w:val="32"/>
+                <w:szCs w:val="40"/>
+              </w:rPr>
+              <w:t>–</w:t>
+            </w:r>
+            <w:r>
+              <w:rPr>
+                <w:rFonts w:ascii="BRH Devanagari Extra" w:hAnsi="BRH Devanagari Extra" w:cs="BRH Devanagari Extra"/>
+                <w:color w:val="000000"/>
+                <w:sz w:val="40"/>
+                <w:szCs w:val="40"/>
+              </w:rPr>
+              <w:t xml:space="preserve">m§ÉxrÉþ | </w:t>
             </w:r>
           </w:p>
           <w:p>
@@ -2563,29 +3093,25 @@
                 <w:szCs w:val="40"/>
               </w:rPr>
             </w:pPr>
-            <w:proofErr w:type="spellStart"/>
-            <w:r>
-              <w:rPr>
-                <w:rFonts w:ascii="BRH Devanagari Extra" w:hAnsi="BRH Devanagari Extra" w:cs="BRH Devanagari Extra"/>
-                <w:color w:val="000000"/>
-                <w:sz w:val="40"/>
-                <w:szCs w:val="40"/>
-              </w:rPr>
-              <w:lastRenderedPageBreak/>
+            <w:r>
+              <w:rPr>
+                <w:rFonts w:ascii="BRH Devanagari Extra" w:hAnsi="BRH Devanagari Extra" w:cs="BRH Devanagari Extra"/>
+                <w:color w:val="000000"/>
+                <w:sz w:val="40"/>
+                <w:szCs w:val="40"/>
+              </w:rPr>
               <w:t>mÉë</w:t>
             </w:r>
-            <w:proofErr w:type="spellEnd"/>
-            <w:r>
-              <w:rPr>
-                <w:rFonts w:ascii="BRH Malayalam Extra" w:hAnsi="BRH Malayalam Extra" w:cs="brh"/>
-                <w:b/>
-                <w:color w:val="000000"/>
-                <w:sz w:val="32"/>
-                <w:szCs w:val="40"/>
-              </w:rPr>
-              <w:t>–</w:t>
-            </w:r>
-            <w:proofErr w:type="spellStart"/>
+            <w:r>
+              <w:rPr>
+                <w:rFonts w:ascii="BRH Malayalam Extra" w:hAnsi="BRH Malayalam Extra" w:cs="brh"/>
+                <w:b/>
+                <w:color w:val="000000"/>
+                <w:sz w:val="32"/>
+                <w:szCs w:val="40"/>
+              </w:rPr>
+              <w:t>–</w:t>
+            </w:r>
             <w:r>
               <w:rPr>
                 <w:rFonts w:ascii="BRH Devanagari Extra" w:hAnsi="BRH Devanagari Extra" w:cs="BRH Devanagari Extra"/>
@@ -2595,45 +3121,24 @@
               </w:rPr>
               <w:t>ÌiÉ</w:t>
             </w:r>
-            <w:proofErr w:type="spellEnd"/>
-            <w:r>
-              <w:rPr>
-                <w:rFonts w:ascii="BRH Malayalam Extra" w:hAnsi="BRH Malayalam Extra" w:cs="brh"/>
-                <w:b/>
-                <w:color w:val="000000"/>
-                <w:sz w:val="32"/>
-                <w:szCs w:val="40"/>
-              </w:rPr>
-              <w:t>–</w:t>
-            </w:r>
-            <w:r>
-              <w:rPr>
-                <w:rFonts w:ascii="BRH Devanagari Extra" w:hAnsi="BRH Devanagari Extra" w:cs="BRH Devanagari Extra"/>
-                <w:color w:val="000000"/>
-                <w:sz w:val="40"/>
-                <w:szCs w:val="40"/>
-              </w:rPr>
-              <w:t xml:space="preserve">¸É </w:t>
-            </w:r>
-            <w:proofErr w:type="spellStart"/>
-            <w:r>
-              <w:rPr>
-                <w:rFonts w:ascii="BRH Devanagari Extra" w:hAnsi="BRH Devanagari Extra" w:cs="BRH Devanagari Extra"/>
-                <w:color w:val="000000"/>
-                <w:sz w:val="40"/>
-                <w:szCs w:val="40"/>
-              </w:rPr>
-              <w:t>rÉÈ</w:t>
-            </w:r>
-            <w:proofErr w:type="spellEnd"/>
-            <w:r>
-              <w:rPr>
-                <w:rFonts w:ascii="BRH Devanagari Extra" w:hAnsi="BRH Devanagari Extra" w:cs="BRH Devanagari Extra"/>
-                <w:color w:val="000000"/>
-                <w:sz w:val="40"/>
-                <w:szCs w:val="40"/>
-              </w:rPr>
-              <w:t xml:space="preserve"> |</w:t>
+            <w:r>
+              <w:rPr>
+                <w:rFonts w:ascii="BRH Malayalam Extra" w:hAnsi="BRH Malayalam Extra" w:cs="brh"/>
+                <w:b/>
+                <w:color w:val="000000"/>
+                <w:sz w:val="32"/>
+                <w:szCs w:val="40"/>
+              </w:rPr>
+              <w:t>–</w:t>
+            </w:r>
+            <w:r>
+              <w:rPr>
+                <w:rFonts w:ascii="BRH Devanagari Extra" w:hAnsi="BRH Devanagari Extra" w:cs="BRH Devanagari Extra"/>
+                <w:color w:val="000000"/>
+                <w:sz w:val="40"/>
+                <w:szCs w:val="40"/>
+              </w:rPr>
+              <w:t>¸É rÉÈ |</w:t>
             </w:r>
           </w:p>
         </w:tc>
@@ -2655,29 +3160,25 @@
                 <w:szCs w:val="40"/>
               </w:rPr>
             </w:pPr>
-            <w:proofErr w:type="spellStart"/>
-            <w:r>
-              <w:rPr>
-                <w:rFonts w:ascii="BRH Devanagari Extra" w:hAnsi="BRH Devanagari Extra" w:cs="BRH Devanagari Extra"/>
-                <w:color w:val="000000"/>
-                <w:sz w:val="40"/>
-                <w:szCs w:val="40"/>
-              </w:rPr>
-              <w:lastRenderedPageBreak/>
+            <w:r>
+              <w:rPr>
+                <w:rFonts w:ascii="BRH Devanagari Extra" w:hAnsi="BRH Devanagari Extra" w:cs="BRH Devanagari Extra"/>
+                <w:color w:val="000000"/>
+                <w:sz w:val="40"/>
+                <w:szCs w:val="40"/>
+              </w:rPr>
               <w:t>iÉÉ</w:t>
             </w:r>
-            <w:proofErr w:type="spellEnd"/>
-            <w:r>
-              <w:rPr>
-                <w:rFonts w:ascii="BRH Malayalam Extra" w:hAnsi="BRH Malayalam Extra" w:cs="brh"/>
-                <w:b/>
-                <w:color w:val="000000"/>
-                <w:sz w:val="32"/>
-                <w:szCs w:val="40"/>
-              </w:rPr>
-              <w:t>–</w:t>
-            </w:r>
-            <w:proofErr w:type="spellStart"/>
+            <w:r>
+              <w:rPr>
+                <w:rFonts w:ascii="BRH Malayalam Extra" w:hAnsi="BRH Malayalam Extra" w:cs="brh"/>
+                <w:b/>
+                <w:color w:val="000000"/>
+                <w:sz w:val="32"/>
+                <w:szCs w:val="40"/>
+              </w:rPr>
+              <w:t>–</w:t>
+            </w:r>
             <w:r>
               <w:rPr>
                 <w:rFonts w:ascii="BRH Devanagari Extra" w:hAnsi="BRH Devanagari Extra" w:cs="BRH Devanagari Extra"/>
@@ -2687,18 +3188,16 @@
               </w:rPr>
               <w:t>lÉÔ</w:t>
             </w:r>
-            <w:proofErr w:type="spellEnd"/>
-            <w:r>
-              <w:rPr>
-                <w:rFonts w:ascii="BRH Malayalam Extra" w:hAnsi="BRH Malayalam Extra" w:cs="brh"/>
-                <w:b/>
-                <w:color w:val="000000"/>
-                <w:sz w:val="32"/>
-                <w:szCs w:val="40"/>
-              </w:rPr>
-              <w:t>–</w:t>
-            </w:r>
-            <w:proofErr w:type="spellStart"/>
+            <w:r>
+              <w:rPr>
+                <w:rFonts w:ascii="BRH Malayalam Extra" w:hAnsi="BRH Malayalam Extra" w:cs="brh"/>
+                <w:b/>
+                <w:color w:val="000000"/>
+                <w:sz w:val="32"/>
+                <w:szCs w:val="40"/>
+              </w:rPr>
+              <w:t>–</w:t>
+            </w:r>
             <w:r>
               <w:rPr>
                 <w:rFonts w:ascii="BRH Devanagari Extra" w:hAnsi="BRH Devanagari Extra" w:cs="BRH Devanagari Extra"/>
@@ -2708,190 +3207,145 @@
               </w:rPr>
               <w:t>lÉ</w:t>
             </w:r>
-            <w:proofErr w:type="spellEnd"/>
-            <w:r>
-              <w:rPr>
-                <w:rFonts w:ascii="BRH Malayalam Extra" w:hAnsi="BRH Malayalam Extra" w:cs="brh"/>
-                <w:b/>
-                <w:color w:val="000000"/>
-                <w:sz w:val="32"/>
-                <w:szCs w:val="40"/>
-              </w:rPr>
-              <w:t>–</w:t>
-            </w:r>
-            <w:proofErr w:type="spellStart"/>
-            <w:r>
-              <w:rPr>
-                <w:rFonts w:ascii="BRH Devanagari Extra" w:hAnsi="BRH Devanagari Extra" w:cs="BRH Devanagari Extra"/>
-                <w:color w:val="000000"/>
-                <w:sz w:val="40"/>
-                <w:szCs w:val="40"/>
-              </w:rPr>
-              <w:t>m§ÉxrÉåÌiÉþ</w:t>
-            </w:r>
-            <w:proofErr w:type="spellEnd"/>
-            <w:r>
-              <w:rPr>
-                <w:rFonts w:ascii="BRH Devanagari Extra" w:hAnsi="BRH Devanagari Extra" w:cs="BRH Devanagari Extra"/>
-                <w:color w:val="000000"/>
-                <w:sz w:val="40"/>
+            <w:r>
+              <w:rPr>
+                <w:rFonts w:ascii="BRH Malayalam Extra" w:hAnsi="BRH Malayalam Extra" w:cs="brh"/>
+                <w:b/>
+                <w:color w:val="000000"/>
+                <w:sz w:val="32"/>
+                <w:szCs w:val="40"/>
+              </w:rPr>
+              <w:t>–</w:t>
+            </w:r>
+            <w:r>
+              <w:rPr>
+                <w:rFonts w:ascii="BRH Devanagari Extra" w:hAnsi="BRH Devanagari Extra" w:cs="BRH Devanagari Extra"/>
+                <w:color w:val="000000"/>
+                <w:sz w:val="40"/>
+                <w:szCs w:val="40"/>
+              </w:rPr>
+              <w:t>m§ÉxrÉåÌiÉþ iÉÉ</w:t>
+            </w:r>
+            <w:r>
+              <w:rPr>
+                <w:rFonts w:ascii="BRH Devanagari Extra" w:hAnsi="BRH Devanagari Extra" w:cs="BRH Devanagari Extra"/>
+                <w:color w:val="000000"/>
+                <w:sz w:val="40"/>
+                <w:szCs w:val="40"/>
+                <w:highlight w:val="green"/>
+              </w:rPr>
+              <w:t>lÉÔ</w:t>
+            </w:r>
+            <w:r>
+              <w:rPr>
+                <w:rFonts w:ascii="BRH Devanagari Extra" w:hAnsi="BRH Devanagari Extra" w:cs="BRH Devanagari Extra"/>
+                <w:color w:val="000000"/>
+                <w:sz w:val="40"/>
+                <w:szCs w:val="40"/>
+              </w:rPr>
+              <w:t xml:space="preserve"> - lÉ</w:t>
+            </w:r>
+            <w:r>
+              <w:rPr>
+                <w:rFonts w:ascii="BRH Malayalam Extra" w:hAnsi="BRH Malayalam Extra" w:cs="brh"/>
+                <w:b/>
+                <w:color w:val="000000"/>
+                <w:sz w:val="32"/>
+                <w:szCs w:val="40"/>
+              </w:rPr>
+              <w:t>–</w:t>
+            </w:r>
+            <w:r>
+              <w:rPr>
+                <w:rFonts w:ascii="BRH Devanagari Extra" w:hAnsi="BRH Devanagari Extra" w:cs="BRH Devanagari Extra"/>
+                <w:color w:val="000000"/>
+                <w:sz w:val="40"/>
+                <w:szCs w:val="40"/>
+              </w:rPr>
+              <w:t xml:space="preserve">m§ÉxrÉþ | </w:t>
+            </w:r>
+          </w:p>
+          <w:p>
+            <w:pPr>
+              <w:spacing w:before="0" w:line="240" w:lineRule="auto"/>
+              <w:rPr>
+                <w:rFonts w:ascii="BRH Malayalam Extra" w:hAnsi="BRH Malayalam Extra" w:cs="BRH Malayalam Extra"/>
+                <w:color w:val="000000"/>
+                <w:sz w:val="40"/>
+                <w:szCs w:val="40"/>
+              </w:rPr>
+            </w:pPr>
+            <w:r>
+              <w:rPr>
+                <w:rFonts w:ascii="BRH Devanagari Extra" w:hAnsi="BRH Devanagari Extra" w:cs="BRH Devanagari Extra"/>
+                <w:color w:val="000000"/>
+                <w:sz w:val="40"/>
+                <w:szCs w:val="40"/>
+              </w:rPr>
+              <w:t>mÉë</w:t>
+            </w:r>
+            <w:r>
+              <w:rPr>
+                <w:rFonts w:ascii="BRH Malayalam Extra" w:hAnsi="BRH Malayalam Extra" w:cs="brh"/>
+                <w:b/>
+                <w:color w:val="000000"/>
+                <w:sz w:val="32"/>
+                <w:szCs w:val="40"/>
+              </w:rPr>
+              <w:t>–</w:t>
+            </w:r>
+            <w:r>
+              <w:rPr>
+                <w:rFonts w:ascii="BRH Devanagari Extra" w:hAnsi="BRH Devanagari Extra" w:cs="BRH Devanagari Extra"/>
+                <w:color w:val="000000"/>
+                <w:sz w:val="40"/>
+                <w:szCs w:val="40"/>
+              </w:rPr>
+              <w:t>ÌiÉ</w:t>
+            </w:r>
+            <w:r>
+              <w:rPr>
+                <w:rFonts w:ascii="BRH Malayalam Extra" w:hAnsi="BRH Malayalam Extra" w:cs="brh"/>
+                <w:b/>
+                <w:color w:val="000000"/>
+                <w:sz w:val="32"/>
+                <w:szCs w:val="40"/>
+              </w:rPr>
+              <w:t>–</w:t>
+            </w:r>
+            <w:r>
+              <w:rPr>
+                <w:rFonts w:ascii="BRH Devanagari Extra" w:hAnsi="BRH Devanagari Extra" w:cs="BRH Devanagari Extra"/>
+                <w:color w:val="000000"/>
+                <w:sz w:val="40"/>
+                <w:szCs w:val="40"/>
+              </w:rPr>
+              <w:t>¸É rÉÈ |</w:t>
+            </w:r>
+            <w:r>
+              <w:rPr>
+                <w:rFonts w:ascii="BRH Malayalam Extra" w:hAnsi="BRH Malayalam Extra" w:cs="BRH Malayalam Extra"/>
+                <w:color w:val="000000"/>
+                <w:sz w:val="36"/>
                 <w:szCs w:val="40"/>
               </w:rPr>
               <w:t xml:space="preserve"> </w:t>
             </w:r>
-            <w:proofErr w:type="spellStart"/>
-            <w:r>
-              <w:rPr>
-                <w:rFonts w:ascii="BRH Devanagari Extra" w:hAnsi="BRH Devanagari Extra" w:cs="BRH Devanagari Extra"/>
-                <w:color w:val="000000"/>
-                <w:sz w:val="40"/>
-                <w:szCs w:val="40"/>
-              </w:rPr>
-              <w:t>iÉÉ</w:t>
-            </w:r>
-            <w:r>
-              <w:rPr>
-                <w:rFonts w:ascii="BRH Devanagari Extra" w:hAnsi="BRH Devanagari Extra" w:cs="BRH Devanagari Extra"/>
-                <w:color w:val="000000"/>
-                <w:sz w:val="40"/>
-                <w:szCs w:val="40"/>
-                <w:highlight w:val="green"/>
-              </w:rPr>
-              <w:t>lÉÔ</w:t>
-            </w:r>
-            <w:proofErr w:type="spellEnd"/>
-            <w:r>
-              <w:rPr>
-                <w:rFonts w:ascii="BRH Devanagari Extra" w:hAnsi="BRH Devanagari Extra" w:cs="BRH Devanagari Extra"/>
-                <w:color w:val="000000"/>
-                <w:sz w:val="40"/>
-                <w:szCs w:val="40"/>
-              </w:rPr>
-              <w:t xml:space="preserve"> - </w:t>
-            </w:r>
-            <w:proofErr w:type="spellStart"/>
-            <w:r>
-              <w:rPr>
-                <w:rFonts w:ascii="BRH Devanagari Extra" w:hAnsi="BRH Devanagari Extra" w:cs="BRH Devanagari Extra"/>
-                <w:color w:val="000000"/>
-                <w:sz w:val="40"/>
-                <w:szCs w:val="40"/>
-              </w:rPr>
-              <w:t>lÉ</w:t>
-            </w:r>
-            <w:proofErr w:type="spellEnd"/>
-            <w:r>
-              <w:rPr>
-                <w:rFonts w:ascii="BRH Malayalam Extra" w:hAnsi="BRH Malayalam Extra" w:cs="brh"/>
-                <w:b/>
-                <w:color w:val="000000"/>
-                <w:sz w:val="32"/>
-                <w:szCs w:val="40"/>
-              </w:rPr>
-              <w:t>–</w:t>
-            </w:r>
-            <w:proofErr w:type="spellStart"/>
-            <w:r>
-              <w:rPr>
-                <w:rFonts w:ascii="BRH Devanagari Extra" w:hAnsi="BRH Devanagari Extra" w:cs="BRH Devanagari Extra"/>
-                <w:color w:val="000000"/>
-                <w:sz w:val="40"/>
-                <w:szCs w:val="40"/>
-              </w:rPr>
-              <w:t>m§ÉxrÉþ</w:t>
-            </w:r>
-            <w:proofErr w:type="spellEnd"/>
-            <w:r>
-              <w:rPr>
-                <w:rFonts w:ascii="BRH Devanagari Extra" w:hAnsi="BRH Devanagari Extra" w:cs="BRH Devanagari Extra"/>
-                <w:color w:val="000000"/>
-                <w:sz w:val="40"/>
-                <w:szCs w:val="40"/>
-              </w:rPr>
-              <w:t xml:space="preserve"> | </w:t>
-            </w:r>
-          </w:p>
-          <w:p>
-            <w:pPr>
-              <w:spacing w:before="0" w:line="240" w:lineRule="auto"/>
+            <w:r>
               <w:rPr>
                 <w:rFonts w:ascii="BRH Malayalam Extra" w:hAnsi="BRH Malayalam Extra" w:cs="BRH Malayalam Extra"/>
                 <w:color w:val="000000"/>
-                <w:sz w:val="40"/>
-                <w:szCs w:val="40"/>
-              </w:rPr>
-            </w:pPr>
-            <w:proofErr w:type="spellStart"/>
-            <w:r>
-              <w:rPr>
-                <w:rFonts w:ascii="BRH Devanagari Extra" w:hAnsi="BRH Devanagari Extra" w:cs="BRH Devanagari Extra"/>
-                <w:color w:val="000000"/>
-                <w:sz w:val="40"/>
-                <w:szCs w:val="40"/>
-              </w:rPr>
-              <w:lastRenderedPageBreak/>
-              <w:t>mÉë</w:t>
-            </w:r>
-            <w:proofErr w:type="spellEnd"/>
-            <w:r>
-              <w:rPr>
-                <w:rFonts w:ascii="BRH Malayalam Extra" w:hAnsi="BRH Malayalam Extra" w:cs="brh"/>
-                <w:b/>
-                <w:color w:val="000000"/>
-                <w:sz w:val="32"/>
-                <w:szCs w:val="40"/>
-              </w:rPr>
-              <w:t>–</w:t>
-            </w:r>
-            <w:proofErr w:type="spellStart"/>
-            <w:r>
-              <w:rPr>
-                <w:rFonts w:ascii="BRH Devanagari Extra" w:hAnsi="BRH Devanagari Extra" w:cs="BRH Devanagari Extra"/>
-                <w:color w:val="000000"/>
-                <w:sz w:val="40"/>
-                <w:szCs w:val="40"/>
-              </w:rPr>
-              <w:t>ÌiÉ</w:t>
-            </w:r>
-            <w:proofErr w:type="spellEnd"/>
-            <w:r>
-              <w:rPr>
-                <w:rFonts w:ascii="BRH Malayalam Extra" w:hAnsi="BRH Malayalam Extra" w:cs="brh"/>
-                <w:b/>
-                <w:color w:val="000000"/>
-                <w:sz w:val="32"/>
-                <w:szCs w:val="40"/>
-              </w:rPr>
-              <w:t>–</w:t>
-            </w:r>
-            <w:r>
-              <w:rPr>
-                <w:rFonts w:ascii="BRH Devanagari Extra" w:hAnsi="BRH Devanagari Extra" w:cs="BRH Devanagari Extra"/>
-                <w:color w:val="000000"/>
-                <w:sz w:val="40"/>
-                <w:szCs w:val="40"/>
-              </w:rPr>
-              <w:t xml:space="preserve">¸É </w:t>
-            </w:r>
-            <w:proofErr w:type="spellStart"/>
-            <w:r>
-              <w:rPr>
-                <w:rFonts w:ascii="BRH Devanagari Extra" w:hAnsi="BRH Devanagari Extra" w:cs="BRH Devanagari Extra"/>
-                <w:color w:val="000000"/>
-                <w:sz w:val="40"/>
-                <w:szCs w:val="40"/>
-              </w:rPr>
-              <w:t>rÉÈ</w:t>
-            </w:r>
-            <w:proofErr w:type="spellEnd"/>
-            <w:r>
-              <w:rPr>
-                <w:rFonts w:ascii="BRH Devanagari Extra" w:hAnsi="BRH Devanagari Extra" w:cs="BRH Devanagari Extra"/>
-                <w:color w:val="000000"/>
-                <w:sz w:val="40"/>
-                <w:szCs w:val="40"/>
-              </w:rPr>
-              <w:t xml:space="preserve"> |</w:t>
+                <w:sz w:val="36"/>
+                <w:szCs w:val="40"/>
+              </w:rPr>
+              <w:t>(</w:t>
+            </w:r>
+            <w:r>
+              <w:rPr>
+                <w:b/>
+                <w:bCs/>
+              </w:rPr>
+              <w:t>it is</w:t>
             </w:r>
             <w:r>
               <w:rPr>
@@ -2904,44 +3358,10 @@
             </w:r>
             <w:r>
               <w:rPr>
-                <w:rFonts w:ascii="BRH Malayalam Extra" w:hAnsi="BRH Malayalam Extra" w:cs="BRH Malayalam Extra"/>
-                <w:color w:val="000000"/>
-                <w:sz w:val="36"/>
-                <w:szCs w:val="40"/>
-              </w:rPr>
-              <w:t>(</w:t>
-            </w:r>
-            <w:r>
-              <w:rPr>
                 <w:b/>
                 <w:bCs/>
               </w:rPr>
-              <w:t>it is</w:t>
-            </w:r>
-            <w:r>
-              <w:rPr>
-                <w:rFonts w:ascii="BRH Malayalam Extra" w:hAnsi="BRH Malayalam Extra" w:cs="BRH Malayalam Extra"/>
-                <w:color w:val="000000"/>
-                <w:sz w:val="36"/>
-                <w:szCs w:val="40"/>
-              </w:rPr>
-              <w:t xml:space="preserve"> </w:t>
-            </w:r>
-            <w:proofErr w:type="spellStart"/>
-            <w:r>
-              <w:rPr>
-                <w:b/>
-                <w:bCs/>
-              </w:rPr>
-              <w:t>deergham</w:t>
-            </w:r>
-            <w:proofErr w:type="spellEnd"/>
-            <w:r>
-              <w:rPr>
-                <w:b/>
-                <w:bCs/>
-              </w:rPr>
-              <w:t>)</w:t>
+              <w:t>deergham)</w:t>
             </w:r>
           </w:p>
         </w:tc>
@@ -2981,7 +3401,6 @@
                 <w:sz w:val="28"/>
                 <w:szCs w:val="32"/>
               </w:rPr>
-              <w:lastRenderedPageBreak/>
               <w:t>T.S.</w:t>
             </w:r>
             <w:r>
@@ -3002,20 +3421,8 @@
                 <w:sz w:val="28"/>
                 <w:szCs w:val="32"/>
               </w:rPr>
-              <w:t xml:space="preserve">– </w:t>
-            </w:r>
-            <w:proofErr w:type="spellStart"/>
-            <w:r>
-              <w:rPr>
-                <w:rFonts w:cs="Arial"/>
-                <w:b/>
-                <w:color w:val="000000"/>
-                <w:sz w:val="28"/>
-                <w:szCs w:val="32"/>
-              </w:rPr>
-              <w:t>Kramam</w:t>
-            </w:r>
-            <w:proofErr w:type="spellEnd"/>
+              <w:t>– Kramam</w:t>
+            </w:r>
           </w:p>
           <w:p>
             <w:pPr>
@@ -3036,49 +3443,15 @@
                 <w:szCs w:val="32"/>
               </w:rPr>
             </w:pPr>
-            <w:proofErr w:type="spellStart"/>
-            <w:r>
-              <w:rPr>
-                <w:rFonts w:cs="Arial"/>
-                <w:b/>
-                <w:color w:val="000000"/>
-                <w:sz w:val="28"/>
-                <w:szCs w:val="32"/>
-              </w:rPr>
-              <w:t>Krama</w:t>
-            </w:r>
-            <w:proofErr w:type="spellEnd"/>
-            <w:r>
-              <w:rPr>
-                <w:rFonts w:cs="Arial"/>
-                <w:b/>
-                <w:color w:val="000000"/>
-                <w:sz w:val="28"/>
-                <w:szCs w:val="32"/>
-              </w:rPr>
-              <w:t xml:space="preserve"> </w:t>
-            </w:r>
-            <w:proofErr w:type="spellStart"/>
-            <w:r>
-              <w:rPr>
-                <w:rFonts w:cs="Arial"/>
-                <w:b/>
-                <w:color w:val="000000"/>
-                <w:sz w:val="28"/>
-                <w:szCs w:val="32"/>
-              </w:rPr>
-              <w:t>Vaakyam</w:t>
-            </w:r>
-            <w:proofErr w:type="spellEnd"/>
-            <w:r>
-              <w:rPr>
-                <w:rFonts w:cs="Arial"/>
-                <w:b/>
-                <w:color w:val="000000"/>
-                <w:sz w:val="28"/>
-                <w:szCs w:val="32"/>
-              </w:rPr>
-              <w:t xml:space="preserve"> No. - </w:t>
+            <w:r>
+              <w:rPr>
+                <w:rFonts w:cs="Arial"/>
+                <w:b/>
+                <w:color w:val="000000"/>
+                <w:sz w:val="28"/>
+                <w:szCs w:val="32"/>
+              </w:rPr>
+              <w:t xml:space="preserve">Krama Vaakyam No. - </w:t>
             </w:r>
             <w:r>
               <w:rPr>
@@ -3110,27 +3483,15 @@
                 <w:szCs w:val="32"/>
               </w:rPr>
             </w:pPr>
-            <w:proofErr w:type="spellStart"/>
-            <w:r>
-              <w:rPr>
-                <w:rFonts w:cs="Arial"/>
-                <w:b/>
-                <w:color w:val="000000"/>
-                <w:sz w:val="28"/>
-                <w:szCs w:val="32"/>
-              </w:rPr>
-              <w:t>Panchaati</w:t>
-            </w:r>
-            <w:proofErr w:type="spellEnd"/>
-            <w:r>
-              <w:rPr>
-                <w:rFonts w:cs="Arial"/>
-                <w:b/>
-                <w:color w:val="000000"/>
-                <w:sz w:val="28"/>
-                <w:szCs w:val="32"/>
-              </w:rPr>
-              <w:t xml:space="preserve"> No</w:t>
+            <w:r>
+              <w:rPr>
+                <w:rFonts w:cs="Arial"/>
+                <w:b/>
+                <w:color w:val="000000"/>
+                <w:sz w:val="28"/>
+                <w:szCs w:val="32"/>
+              </w:rPr>
+              <w:t>Panchaati No</w:t>
             </w:r>
             <w:r>
               <w:rPr>
@@ -3199,7 +3560,6 @@
               </w:rPr>
               <w:t>–</w:t>
             </w:r>
-            <w:proofErr w:type="spellStart"/>
             <w:r>
               <w:rPr>
                 <w:rFonts w:ascii="BRH Devanagari Extra" w:hAnsi="BRH Devanagari Extra" w:cs="BRH Devanagari Extra"/>
@@ -3209,89 +3569,54 @@
               </w:rPr>
               <w:t>ÍxÉ</w:t>
             </w:r>
-            <w:proofErr w:type="spellEnd"/>
-            <w:r>
-              <w:rPr>
-                <w:rFonts w:ascii="BRH Malayalam Extra" w:hAnsi="BRH Malayalam Extra" w:cs="brh"/>
-                <w:b/>
-                <w:color w:val="000000"/>
-                <w:sz w:val="32"/>
-                <w:szCs w:val="40"/>
-              </w:rPr>
-              <w:t>–</w:t>
-            </w:r>
-            <w:r>
-              <w:rPr>
-                <w:rFonts w:ascii="BRH Devanagari Extra" w:hAnsi="BRH Devanagari Extra" w:cs="BRH Devanagari Extra"/>
-                <w:color w:val="000000"/>
-                <w:sz w:val="40"/>
-                <w:szCs w:val="40"/>
-              </w:rPr>
-              <w:t xml:space="preserve"> </w:t>
-            </w:r>
-            <w:proofErr w:type="spellStart"/>
-            <w:r>
-              <w:rPr>
-                <w:rFonts w:ascii="BRH Devanagari Extra" w:hAnsi="BRH Devanagari Extra" w:cs="BRH Devanagari Extra"/>
-                <w:color w:val="000000"/>
-                <w:sz w:val="40"/>
-                <w:szCs w:val="40"/>
-              </w:rPr>
-              <w:t>cÉ</w:t>
-            </w:r>
-            <w:proofErr w:type="spellEnd"/>
-            <w:r>
-              <w:rPr>
-                <w:rFonts w:ascii="BRH Malayalam Extra" w:hAnsi="BRH Malayalam Extra" w:cs="brh"/>
-                <w:b/>
-                <w:color w:val="000000"/>
-                <w:sz w:val="32"/>
-                <w:szCs w:val="40"/>
-              </w:rPr>
-              <w:t>–</w:t>
-            </w:r>
-            <w:proofErr w:type="spellStart"/>
-            <w:r>
-              <w:rPr>
-                <w:rFonts w:ascii="BRH Devanagari Extra" w:hAnsi="BRH Devanagari Extra" w:cs="BRH Devanagari Extra"/>
-                <w:color w:val="000000"/>
-                <w:sz w:val="40"/>
-                <w:szCs w:val="40"/>
-              </w:rPr>
-              <w:t>lSìqÉÉÿÈ</w:t>
-            </w:r>
-            <w:proofErr w:type="spellEnd"/>
-            <w:r>
-              <w:rPr>
-                <w:rFonts w:ascii="BRH Devanagari Extra" w:hAnsi="BRH Devanagari Extra" w:cs="BRH Devanagari Extra"/>
-                <w:color w:val="000000"/>
-                <w:sz w:val="40"/>
-                <w:szCs w:val="40"/>
-              </w:rPr>
-              <w:t xml:space="preserve"> | </w:t>
-            </w:r>
-            <w:proofErr w:type="spellStart"/>
-            <w:r>
-              <w:rPr>
-                <w:rFonts w:ascii="BRH Devanagari Extra" w:hAnsi="BRH Devanagari Extra" w:cs="BRH Devanagari Extra"/>
-                <w:color w:val="000000"/>
-                <w:sz w:val="40"/>
-                <w:szCs w:val="40"/>
-              </w:rPr>
-              <w:t>cÉ</w:t>
-            </w:r>
-            <w:proofErr w:type="spellEnd"/>
-            <w:r>
-              <w:rPr>
-                <w:rFonts w:ascii="BRH Malayalam Extra" w:hAnsi="BRH Malayalam Extra" w:cs="brh"/>
-                <w:b/>
-                <w:color w:val="000000"/>
-                <w:sz w:val="32"/>
-                <w:szCs w:val="40"/>
-              </w:rPr>
-              <w:t>–</w:t>
-            </w:r>
-            <w:proofErr w:type="spellStart"/>
+            <w:r>
+              <w:rPr>
+                <w:rFonts w:ascii="BRH Malayalam Extra" w:hAnsi="BRH Malayalam Extra" w:cs="brh"/>
+                <w:b/>
+                <w:color w:val="000000"/>
+                <w:sz w:val="32"/>
+                <w:szCs w:val="40"/>
+              </w:rPr>
+              <w:t>–</w:t>
+            </w:r>
+            <w:r>
+              <w:rPr>
+                <w:rFonts w:ascii="BRH Devanagari Extra" w:hAnsi="BRH Devanagari Extra" w:cs="BRH Devanagari Extra"/>
+                <w:color w:val="000000"/>
+                <w:sz w:val="40"/>
+                <w:szCs w:val="40"/>
+              </w:rPr>
+              <w:t xml:space="preserve"> cÉ</w:t>
+            </w:r>
+            <w:r>
+              <w:rPr>
+                <w:rFonts w:ascii="BRH Malayalam Extra" w:hAnsi="BRH Malayalam Extra" w:cs="brh"/>
+                <w:b/>
+                <w:color w:val="000000"/>
+                <w:sz w:val="32"/>
+                <w:szCs w:val="40"/>
+              </w:rPr>
+              <w:t>–</w:t>
+            </w:r>
+            <w:r>
+              <w:rPr>
+                <w:rFonts w:ascii="BRH Devanagari Extra" w:hAnsi="BRH Devanagari Extra" w:cs="BRH Devanagari Extra"/>
+                <w:color w:val="000000"/>
+                <w:sz w:val="40"/>
+                <w:szCs w:val="40"/>
+              </w:rPr>
+              <w:t>lSìqÉÉÿÈ | cÉ</w:t>
+            </w:r>
+            <w:r>
+              <w:rPr>
+                <w:rFonts w:ascii="BRH Malayalam Extra" w:hAnsi="BRH Malayalam Extra" w:cs="brh"/>
+                <w:b/>
+                <w:color w:val="000000"/>
+                <w:sz w:val="32"/>
+                <w:szCs w:val="40"/>
+              </w:rPr>
+              <w:t>–</w:t>
+            </w:r>
             <w:r>
               <w:rPr>
                 <w:rFonts w:ascii="BRH Devanagari Extra" w:hAnsi="BRH Devanagari Extra" w:cs="BRH Devanagari Extra"/>
@@ -3309,58 +3634,26 @@
                 <w:sz w:val="40"/>
                 <w:szCs w:val="40"/>
               </w:rPr>
-              <w:t>ìqÉÉþ</w:t>
-            </w:r>
-            <w:proofErr w:type="spellEnd"/>
-            <w:r>
-              <w:rPr>
-                <w:rFonts w:ascii="BRH Devanagari Extra" w:hAnsi="BRH Devanagari Extra" w:cs="BRH Devanagari Extra"/>
-                <w:color w:val="000000"/>
-                <w:sz w:val="40"/>
-                <w:szCs w:val="40"/>
-              </w:rPr>
-              <w:t xml:space="preserve"> </w:t>
-            </w:r>
-            <w:proofErr w:type="spellStart"/>
-            <w:r>
-              <w:rPr>
-                <w:rFonts w:ascii="BRH Devanagari Extra" w:hAnsi="BRH Devanagari Extra" w:cs="BRH Devanagari Extra"/>
-                <w:color w:val="000000"/>
-                <w:sz w:val="40"/>
-                <w:szCs w:val="40"/>
-              </w:rPr>
-              <w:t>Så</w:t>
-            </w:r>
-            <w:proofErr w:type="spellEnd"/>
-            <w:r>
-              <w:rPr>
-                <w:rFonts w:ascii="BRH Malayalam Extra" w:hAnsi="BRH Malayalam Extra" w:cs="brh"/>
-                <w:b/>
-                <w:color w:val="000000"/>
-                <w:sz w:val="32"/>
-                <w:szCs w:val="40"/>
-              </w:rPr>
-              <w:t>–</w:t>
-            </w:r>
-            <w:proofErr w:type="spellStart"/>
-            <w:r>
-              <w:rPr>
-                <w:rFonts w:ascii="BRH Devanagari Extra" w:hAnsi="BRH Devanagari Extra" w:cs="BRH Devanagari Extra"/>
-                <w:color w:val="000000"/>
-                <w:sz w:val="40"/>
-                <w:szCs w:val="40"/>
-              </w:rPr>
-              <w:t>uÉiÉÉÿ</w:t>
-            </w:r>
-            <w:proofErr w:type="spellEnd"/>
-            <w:r>
-              <w:rPr>
-                <w:rFonts w:ascii="BRH Devanagari Extra" w:hAnsi="BRH Devanagari Extra" w:cs="BRH Devanagari Extra"/>
-                <w:color w:val="000000"/>
-                <w:sz w:val="40"/>
-                <w:szCs w:val="40"/>
-              </w:rPr>
-              <w:t xml:space="preserve"> |</w:t>
+              <w:t>ìqÉÉþ Så</w:t>
+            </w:r>
+            <w:r>
+              <w:rPr>
+                <w:rFonts w:ascii="BRH Malayalam Extra" w:hAnsi="BRH Malayalam Extra" w:cs="brh"/>
+                <w:b/>
+                <w:color w:val="000000"/>
+                <w:sz w:val="32"/>
+                <w:szCs w:val="40"/>
+              </w:rPr>
+              <w:t>–</w:t>
+            </w:r>
+            <w:r>
+              <w:rPr>
+                <w:rFonts w:ascii="BRH Devanagari Extra" w:hAnsi="BRH Devanagari Extra" w:cs="BRH Devanagari Extra"/>
+                <w:color w:val="000000"/>
+                <w:sz w:val="40"/>
+                <w:szCs w:val="40"/>
+              </w:rPr>
+              <w:t>uÉiÉÉÿ |</w:t>
             </w:r>
           </w:p>
         </w:tc>
@@ -3397,7 +3690,6 @@
               </w:rPr>
               <w:t>–</w:t>
             </w:r>
-            <w:proofErr w:type="spellStart"/>
             <w:r>
               <w:rPr>
                 <w:rFonts w:ascii="BRH Devanagari Extra" w:hAnsi="BRH Devanagari Extra" w:cs="BRH Devanagari Extra"/>
@@ -3407,89 +3699,54 @@
               </w:rPr>
               <w:t>ÍxÉ</w:t>
             </w:r>
-            <w:proofErr w:type="spellEnd"/>
-            <w:r>
-              <w:rPr>
-                <w:rFonts w:ascii="BRH Malayalam Extra" w:hAnsi="BRH Malayalam Extra" w:cs="brh"/>
-                <w:b/>
-                <w:color w:val="000000"/>
-                <w:sz w:val="32"/>
-                <w:szCs w:val="40"/>
-              </w:rPr>
-              <w:t>–</w:t>
-            </w:r>
-            <w:r>
-              <w:rPr>
-                <w:rFonts w:ascii="BRH Devanagari Extra" w:hAnsi="BRH Devanagari Extra" w:cs="BRH Devanagari Extra"/>
-                <w:color w:val="000000"/>
-                <w:sz w:val="40"/>
-                <w:szCs w:val="40"/>
-              </w:rPr>
-              <w:t xml:space="preserve"> </w:t>
-            </w:r>
-            <w:proofErr w:type="spellStart"/>
-            <w:r>
-              <w:rPr>
-                <w:rFonts w:ascii="BRH Devanagari Extra" w:hAnsi="BRH Devanagari Extra" w:cs="BRH Devanagari Extra"/>
-                <w:color w:val="000000"/>
-                <w:sz w:val="40"/>
-                <w:szCs w:val="40"/>
-              </w:rPr>
-              <w:t>cÉ</w:t>
-            </w:r>
-            <w:proofErr w:type="spellEnd"/>
-            <w:r>
-              <w:rPr>
-                <w:rFonts w:ascii="BRH Malayalam Extra" w:hAnsi="BRH Malayalam Extra" w:cs="brh"/>
-                <w:b/>
-                <w:color w:val="000000"/>
-                <w:sz w:val="32"/>
-                <w:szCs w:val="40"/>
-              </w:rPr>
-              <w:t>–</w:t>
-            </w:r>
-            <w:proofErr w:type="spellStart"/>
-            <w:r>
-              <w:rPr>
-                <w:rFonts w:ascii="BRH Devanagari Extra" w:hAnsi="BRH Devanagari Extra" w:cs="BRH Devanagari Extra"/>
-                <w:color w:val="000000"/>
-                <w:sz w:val="40"/>
-                <w:szCs w:val="40"/>
-              </w:rPr>
-              <w:t>lSìqÉÉÿÈ</w:t>
-            </w:r>
-            <w:proofErr w:type="spellEnd"/>
-            <w:r>
-              <w:rPr>
-                <w:rFonts w:ascii="BRH Devanagari Extra" w:hAnsi="BRH Devanagari Extra" w:cs="BRH Devanagari Extra"/>
-                <w:color w:val="000000"/>
-                <w:sz w:val="40"/>
-                <w:szCs w:val="40"/>
-              </w:rPr>
-              <w:t xml:space="preserve"> | </w:t>
-            </w:r>
-            <w:proofErr w:type="spellStart"/>
-            <w:r>
-              <w:rPr>
-                <w:rFonts w:ascii="BRH Devanagari Extra" w:hAnsi="BRH Devanagari Extra" w:cs="BRH Devanagari Extra"/>
-                <w:color w:val="000000"/>
-                <w:sz w:val="40"/>
-                <w:szCs w:val="40"/>
-              </w:rPr>
-              <w:t>cÉ</w:t>
-            </w:r>
-            <w:proofErr w:type="spellEnd"/>
-            <w:r>
-              <w:rPr>
-                <w:rFonts w:ascii="BRH Malayalam Extra" w:hAnsi="BRH Malayalam Extra" w:cs="brh"/>
-                <w:b/>
-                <w:color w:val="000000"/>
-                <w:sz w:val="32"/>
-                <w:szCs w:val="40"/>
-              </w:rPr>
-              <w:t>–</w:t>
-            </w:r>
-            <w:proofErr w:type="spellStart"/>
+            <w:r>
+              <w:rPr>
+                <w:rFonts w:ascii="BRH Malayalam Extra" w:hAnsi="BRH Malayalam Extra" w:cs="brh"/>
+                <w:b/>
+                <w:color w:val="000000"/>
+                <w:sz w:val="32"/>
+                <w:szCs w:val="40"/>
+              </w:rPr>
+              <w:t>–</w:t>
+            </w:r>
+            <w:r>
+              <w:rPr>
+                <w:rFonts w:ascii="BRH Devanagari Extra" w:hAnsi="BRH Devanagari Extra" w:cs="BRH Devanagari Extra"/>
+                <w:color w:val="000000"/>
+                <w:sz w:val="40"/>
+                <w:szCs w:val="40"/>
+              </w:rPr>
+              <w:t xml:space="preserve"> cÉ</w:t>
+            </w:r>
+            <w:r>
+              <w:rPr>
+                <w:rFonts w:ascii="BRH Malayalam Extra" w:hAnsi="BRH Malayalam Extra" w:cs="brh"/>
+                <w:b/>
+                <w:color w:val="000000"/>
+                <w:sz w:val="32"/>
+                <w:szCs w:val="40"/>
+              </w:rPr>
+              <w:t>–</w:t>
+            </w:r>
+            <w:r>
+              <w:rPr>
+                <w:rFonts w:ascii="BRH Devanagari Extra" w:hAnsi="BRH Devanagari Extra" w:cs="BRH Devanagari Extra"/>
+                <w:color w:val="000000"/>
+                <w:sz w:val="40"/>
+                <w:szCs w:val="40"/>
+              </w:rPr>
+              <w:t>lSìqÉÉÿÈ | cÉ</w:t>
+            </w:r>
+            <w:r>
+              <w:rPr>
+                <w:rFonts w:ascii="BRH Malayalam Extra" w:hAnsi="BRH Malayalam Extra" w:cs="brh"/>
+                <w:b/>
+                <w:color w:val="000000"/>
+                <w:sz w:val="32"/>
+                <w:szCs w:val="40"/>
+              </w:rPr>
+              <w:t>–</w:t>
+            </w:r>
             <w:r>
               <w:rPr>
                 <w:rFonts w:ascii="BRH Devanagari Extra" w:hAnsi="BRH Devanagari Extra" w:cs="BRH Devanagari Extra"/>
@@ -3507,58 +3764,26 @@
                 <w:sz w:val="40"/>
                 <w:szCs w:val="40"/>
               </w:rPr>
-              <w:t>ìqÉÉþ</w:t>
-            </w:r>
-            <w:proofErr w:type="spellEnd"/>
-            <w:r>
-              <w:rPr>
-                <w:rFonts w:ascii="BRH Devanagari Extra" w:hAnsi="BRH Devanagari Extra" w:cs="BRH Devanagari Extra"/>
-                <w:color w:val="000000"/>
-                <w:sz w:val="40"/>
-                <w:szCs w:val="40"/>
-              </w:rPr>
-              <w:t xml:space="preserve"> </w:t>
-            </w:r>
-            <w:proofErr w:type="spellStart"/>
-            <w:r>
-              <w:rPr>
-                <w:rFonts w:ascii="BRH Devanagari Extra" w:hAnsi="BRH Devanagari Extra" w:cs="BRH Devanagari Extra"/>
-                <w:color w:val="000000"/>
-                <w:sz w:val="40"/>
-                <w:szCs w:val="40"/>
-              </w:rPr>
-              <w:t>Så</w:t>
-            </w:r>
-            <w:proofErr w:type="spellEnd"/>
-            <w:r>
-              <w:rPr>
-                <w:rFonts w:ascii="BRH Malayalam Extra" w:hAnsi="BRH Malayalam Extra" w:cs="brh"/>
-                <w:b/>
-                <w:color w:val="000000"/>
-                <w:sz w:val="32"/>
-                <w:szCs w:val="40"/>
-              </w:rPr>
-              <w:t>–</w:t>
-            </w:r>
-            <w:proofErr w:type="spellStart"/>
-            <w:r>
-              <w:rPr>
-                <w:rFonts w:ascii="BRH Devanagari Extra" w:hAnsi="BRH Devanagari Extra" w:cs="BRH Devanagari Extra"/>
-                <w:color w:val="000000"/>
-                <w:sz w:val="40"/>
-                <w:szCs w:val="40"/>
-              </w:rPr>
-              <w:t>uÉiÉÉÿ</w:t>
-            </w:r>
-            <w:proofErr w:type="spellEnd"/>
-            <w:r>
-              <w:rPr>
-                <w:rFonts w:ascii="BRH Devanagari Extra" w:hAnsi="BRH Devanagari Extra" w:cs="BRH Devanagari Extra"/>
-                <w:color w:val="000000"/>
-                <w:sz w:val="40"/>
-                <w:szCs w:val="40"/>
-              </w:rPr>
-              <w:t xml:space="preserve"> |</w:t>
+              <w:t>ìqÉÉþ Så</w:t>
+            </w:r>
+            <w:r>
+              <w:rPr>
+                <w:rFonts w:ascii="BRH Malayalam Extra" w:hAnsi="BRH Malayalam Extra" w:cs="brh"/>
+                <w:b/>
+                <w:color w:val="000000"/>
+                <w:sz w:val="32"/>
+                <w:szCs w:val="40"/>
+              </w:rPr>
+              <w:t>–</w:t>
+            </w:r>
+            <w:r>
+              <w:rPr>
+                <w:rFonts w:ascii="BRH Devanagari Extra" w:hAnsi="BRH Devanagari Extra" w:cs="BRH Devanagari Extra"/>
+                <w:color w:val="000000"/>
+                <w:sz w:val="40"/>
+                <w:szCs w:val="40"/>
+              </w:rPr>
+              <w:t>uÉiÉÉÿ |</w:t>
             </w:r>
           </w:p>
         </w:tc>
@@ -3618,20 +3843,8 @@
                 <w:sz w:val="28"/>
                 <w:szCs w:val="32"/>
               </w:rPr>
-              <w:t xml:space="preserve">– </w:t>
-            </w:r>
-            <w:proofErr w:type="spellStart"/>
-            <w:r>
-              <w:rPr>
-                <w:rFonts w:cs="Arial"/>
-                <w:b/>
-                <w:color w:val="000000"/>
-                <w:sz w:val="28"/>
-                <w:szCs w:val="32"/>
-              </w:rPr>
-              <w:t>Kramam</w:t>
-            </w:r>
-            <w:proofErr w:type="spellEnd"/>
+              <w:t>– Kramam</w:t>
+            </w:r>
           </w:p>
           <w:p>
             <w:pPr>
@@ -3652,49 +3865,15 @@
                 <w:szCs w:val="32"/>
               </w:rPr>
             </w:pPr>
-            <w:proofErr w:type="spellStart"/>
-            <w:r>
-              <w:rPr>
-                <w:rFonts w:cs="Arial"/>
-                <w:b/>
-                <w:color w:val="000000"/>
-                <w:sz w:val="28"/>
-                <w:szCs w:val="32"/>
-              </w:rPr>
-              <w:t>Krama</w:t>
-            </w:r>
-            <w:proofErr w:type="spellEnd"/>
-            <w:r>
-              <w:rPr>
-                <w:rFonts w:cs="Arial"/>
-                <w:b/>
-                <w:color w:val="000000"/>
-                <w:sz w:val="28"/>
-                <w:szCs w:val="32"/>
-              </w:rPr>
-              <w:t xml:space="preserve"> </w:t>
-            </w:r>
-            <w:proofErr w:type="spellStart"/>
-            <w:r>
-              <w:rPr>
-                <w:rFonts w:cs="Arial"/>
-                <w:b/>
-                <w:color w:val="000000"/>
-                <w:sz w:val="28"/>
-                <w:szCs w:val="32"/>
-              </w:rPr>
-              <w:t>Vaakyam</w:t>
-            </w:r>
-            <w:proofErr w:type="spellEnd"/>
-            <w:r>
-              <w:rPr>
-                <w:rFonts w:cs="Arial"/>
-                <w:b/>
-                <w:color w:val="000000"/>
-                <w:sz w:val="28"/>
-                <w:szCs w:val="32"/>
-              </w:rPr>
-              <w:t xml:space="preserve"> No. - </w:t>
+            <w:r>
+              <w:rPr>
+                <w:rFonts w:cs="Arial"/>
+                <w:b/>
+                <w:color w:val="000000"/>
+                <w:sz w:val="28"/>
+                <w:szCs w:val="32"/>
+              </w:rPr>
+              <w:t xml:space="preserve">Krama Vaakyam No. - </w:t>
             </w:r>
             <w:r>
               <w:rPr>
@@ -3726,27 +3905,15 @@
                 <w:szCs w:val="32"/>
               </w:rPr>
             </w:pPr>
-            <w:proofErr w:type="spellStart"/>
-            <w:r>
-              <w:rPr>
-                <w:rFonts w:cs="Arial"/>
-                <w:b/>
-                <w:color w:val="000000"/>
-                <w:sz w:val="28"/>
-                <w:szCs w:val="32"/>
-              </w:rPr>
-              <w:t>Panchaati</w:t>
-            </w:r>
-            <w:proofErr w:type="spellEnd"/>
-            <w:r>
-              <w:rPr>
-                <w:rFonts w:cs="Arial"/>
-                <w:b/>
-                <w:color w:val="000000"/>
-                <w:sz w:val="28"/>
-                <w:szCs w:val="32"/>
-              </w:rPr>
-              <w:t xml:space="preserve"> No</w:t>
+            <w:r>
+              <w:rPr>
+                <w:rFonts w:cs="Arial"/>
+                <w:b/>
+                <w:color w:val="000000"/>
+                <w:sz w:val="28"/>
+                <w:szCs w:val="32"/>
+              </w:rPr>
+              <w:t>Panchaati No</w:t>
             </w:r>
             <w:r>
               <w:rPr>
@@ -3811,37 +3978,25 @@
               </w:rPr>
               <w:t>–</w:t>
             </w:r>
-            <w:proofErr w:type="spellStart"/>
-            <w:r>
-              <w:rPr>
-                <w:rFonts w:ascii="BRH Devanagari Extra" w:hAnsi="BRH Devanagari Extra" w:cs="BRH Devanagari Extra"/>
-                <w:color w:val="000000"/>
-                <w:sz w:val="40"/>
-                <w:szCs w:val="40"/>
-              </w:rPr>
-              <w:t>uÉælÉÿqÉç</w:t>
-            </w:r>
-            <w:proofErr w:type="spellEnd"/>
-            <w:r>
-              <w:rPr>
-                <w:rFonts w:ascii="BRH Devanagari Extra" w:hAnsi="BRH Devanagari Extra" w:cs="BRH Devanagari Extra"/>
-                <w:color w:val="000000"/>
-                <w:sz w:val="40"/>
-                <w:szCs w:val="40"/>
-              </w:rPr>
-              <w:t xml:space="preserve"> | L</w:t>
-            </w:r>
-            <w:r>
-              <w:rPr>
-                <w:rFonts w:ascii="BRH Malayalam Extra" w:hAnsi="BRH Malayalam Extra" w:cs="brh"/>
-                <w:b/>
-                <w:color w:val="000000"/>
-                <w:sz w:val="32"/>
-                <w:szCs w:val="40"/>
-              </w:rPr>
-              <w:t>–</w:t>
-            </w:r>
-            <w:proofErr w:type="spellStart"/>
+            <w:r>
+              <w:rPr>
+                <w:rFonts w:ascii="BRH Devanagari Extra" w:hAnsi="BRH Devanagari Extra" w:cs="BRH Devanagari Extra"/>
+                <w:color w:val="000000"/>
+                <w:sz w:val="40"/>
+                <w:szCs w:val="40"/>
+              </w:rPr>
+              <w:t>uÉælÉÿqÉç | L</w:t>
+            </w:r>
+            <w:r>
+              <w:rPr>
+                <w:rFonts w:ascii="BRH Malayalam Extra" w:hAnsi="BRH Malayalam Extra" w:cs="brh"/>
+                <w:b/>
+                <w:color w:val="000000"/>
+                <w:sz w:val="32"/>
+                <w:szCs w:val="40"/>
+              </w:rPr>
+              <w:t>–</w:t>
+            </w:r>
             <w:r>
               <w:rPr>
                 <w:rFonts w:ascii="BRH Devanagari Extra" w:hAnsi="BRH Devanagari Extra" w:cs="BRH Devanagari Extra"/>
@@ -3851,7 +4006,6 @@
               </w:rPr>
               <w:t>lÉ</w:t>
             </w:r>
-            <w:proofErr w:type="spellEnd"/>
             <w:r>
               <w:rPr>
                 <w:rFonts w:ascii="BRH Malayalam Extra" w:hAnsi="BRH Malayalam Extra" w:cs="brh"/>
@@ -3881,25 +4035,14 @@
               </w:rPr>
               <w:t xml:space="preserve"> </w:t>
             </w:r>
-            <w:proofErr w:type="spellStart"/>
-            <w:r>
-              <w:rPr>
-                <w:rFonts w:ascii="BRH Devanagari Extra" w:hAnsi="BRH Devanagari Extra" w:cs="BRH Devanagari Extra"/>
-                <w:color w:val="000000"/>
-                <w:sz w:val="40"/>
-                <w:szCs w:val="40"/>
-              </w:rPr>
-              <w:t>xuÉÉrÉæÿ</w:t>
-            </w:r>
-            <w:proofErr w:type="spellEnd"/>
-            <w:r>
-              <w:rPr>
-                <w:rFonts w:ascii="BRH Devanagari Extra" w:hAnsi="BRH Devanagari Extra" w:cs="BRH Devanagari Extra"/>
-                <w:color w:val="000000"/>
-                <w:sz w:val="40"/>
-                <w:szCs w:val="40"/>
-              </w:rPr>
-              <w:t xml:space="preserve"> |</w:t>
+            <w:r>
+              <w:rPr>
+                <w:rFonts w:ascii="BRH Devanagari Extra" w:hAnsi="BRH Devanagari Extra" w:cs="BRH Devanagari Extra"/>
+                <w:color w:val="000000"/>
+                <w:sz w:val="40"/>
+                <w:szCs w:val="40"/>
+              </w:rPr>
+              <w:t>xuÉÉrÉæÿ |</w:t>
             </w:r>
           </w:p>
         </w:tc>
@@ -3936,37 +4079,25 @@
               </w:rPr>
               <w:t>–</w:t>
             </w:r>
-            <w:proofErr w:type="spellStart"/>
-            <w:r>
-              <w:rPr>
-                <w:rFonts w:ascii="BRH Devanagari Extra" w:hAnsi="BRH Devanagari Extra" w:cs="BRH Devanagari Extra"/>
-                <w:color w:val="000000"/>
-                <w:sz w:val="40"/>
-                <w:szCs w:val="40"/>
-              </w:rPr>
-              <w:t>uÉælÉÿqÉç</w:t>
-            </w:r>
-            <w:proofErr w:type="spellEnd"/>
-            <w:r>
-              <w:rPr>
-                <w:rFonts w:ascii="BRH Devanagari Extra" w:hAnsi="BRH Devanagari Extra" w:cs="BRH Devanagari Extra"/>
-                <w:color w:val="000000"/>
-                <w:sz w:val="40"/>
-                <w:szCs w:val="40"/>
-              </w:rPr>
-              <w:t xml:space="preserve"> | L</w:t>
-            </w:r>
-            <w:r>
-              <w:rPr>
-                <w:rFonts w:ascii="BRH Malayalam Extra" w:hAnsi="BRH Malayalam Extra" w:cs="brh"/>
-                <w:b/>
-                <w:color w:val="000000"/>
-                <w:sz w:val="32"/>
-                <w:szCs w:val="40"/>
-              </w:rPr>
-              <w:t>–</w:t>
-            </w:r>
-            <w:proofErr w:type="spellStart"/>
+            <w:r>
+              <w:rPr>
+                <w:rFonts w:ascii="BRH Devanagari Extra" w:hAnsi="BRH Devanagari Extra" w:cs="BRH Devanagari Extra"/>
+                <w:color w:val="000000"/>
+                <w:sz w:val="40"/>
+                <w:szCs w:val="40"/>
+              </w:rPr>
+              <w:t>uÉælÉÿqÉç | L</w:t>
+            </w:r>
+            <w:r>
+              <w:rPr>
+                <w:rFonts w:ascii="BRH Malayalam Extra" w:hAnsi="BRH Malayalam Extra" w:cs="brh"/>
+                <w:b/>
+                <w:color w:val="000000"/>
+                <w:sz w:val="32"/>
+                <w:szCs w:val="40"/>
+              </w:rPr>
+              <w:t>–</w:t>
+            </w:r>
             <w:r>
               <w:rPr>
                 <w:rFonts w:ascii="BRH Devanagari Extra" w:hAnsi="BRH Devanagari Extra" w:cs="BRH Devanagari Extra"/>
@@ -3976,7 +4107,6 @@
               </w:rPr>
               <w:t>lÉ</w:t>
             </w:r>
-            <w:proofErr w:type="spellEnd"/>
             <w:r>
               <w:rPr>
                 <w:rFonts w:ascii="BRH Malayalam Extra" w:hAnsi="BRH Malayalam Extra" w:cs="brh"/>
@@ -4017,25 +4147,14 @@
               </w:rPr>
               <w:t xml:space="preserve"> </w:t>
             </w:r>
-            <w:proofErr w:type="spellStart"/>
-            <w:r>
-              <w:rPr>
-                <w:rFonts w:ascii="BRH Devanagari Extra" w:hAnsi="BRH Devanagari Extra" w:cs="BRH Devanagari Extra"/>
-                <w:color w:val="000000"/>
-                <w:sz w:val="40"/>
-                <w:szCs w:val="40"/>
-              </w:rPr>
-              <w:t>xuÉÉrÉæÿ</w:t>
-            </w:r>
-            <w:proofErr w:type="spellEnd"/>
-            <w:r>
-              <w:rPr>
-                <w:rFonts w:ascii="BRH Devanagari Extra" w:hAnsi="BRH Devanagari Extra" w:cs="BRH Devanagari Extra"/>
-                <w:color w:val="000000"/>
-                <w:sz w:val="40"/>
-                <w:szCs w:val="40"/>
-              </w:rPr>
-              <w:t xml:space="preserve"> |</w:t>
+            <w:r>
+              <w:rPr>
+                <w:rFonts w:ascii="BRH Devanagari Extra" w:hAnsi="BRH Devanagari Extra" w:cs="BRH Devanagari Extra"/>
+                <w:color w:val="000000"/>
+                <w:sz w:val="40"/>
+                <w:szCs w:val="40"/>
+              </w:rPr>
+              <w:t>xuÉÉrÉæÿ |</w:t>
             </w:r>
           </w:p>
         </w:tc>
@@ -4075,6 +4194,7 @@
                 <w:sz w:val="28"/>
                 <w:szCs w:val="32"/>
               </w:rPr>
+              <w:lastRenderedPageBreak/>
               <w:t>T.S.</w:t>
             </w:r>
             <w:r>
@@ -4095,20 +4215,8 @@
                 <w:sz w:val="28"/>
                 <w:szCs w:val="32"/>
               </w:rPr>
-              <w:t xml:space="preserve">– </w:t>
-            </w:r>
-            <w:proofErr w:type="spellStart"/>
-            <w:r>
-              <w:rPr>
-                <w:rFonts w:cs="Arial"/>
-                <w:b/>
-                <w:color w:val="000000"/>
-                <w:sz w:val="28"/>
-                <w:szCs w:val="32"/>
-              </w:rPr>
-              <w:t>Kramam</w:t>
-            </w:r>
-            <w:proofErr w:type="spellEnd"/>
+              <w:t>– Kramam</w:t>
+            </w:r>
           </w:p>
           <w:p>
             <w:pPr>
@@ -4129,49 +4237,15 @@
                 <w:szCs w:val="32"/>
               </w:rPr>
             </w:pPr>
-            <w:proofErr w:type="spellStart"/>
-            <w:r>
-              <w:rPr>
-                <w:rFonts w:cs="Arial"/>
-                <w:b/>
-                <w:color w:val="000000"/>
-                <w:sz w:val="28"/>
-                <w:szCs w:val="32"/>
-              </w:rPr>
-              <w:t>Krama</w:t>
-            </w:r>
-            <w:proofErr w:type="spellEnd"/>
-            <w:r>
-              <w:rPr>
-                <w:rFonts w:cs="Arial"/>
-                <w:b/>
-                <w:color w:val="000000"/>
-                <w:sz w:val="28"/>
-                <w:szCs w:val="32"/>
-              </w:rPr>
-              <w:t xml:space="preserve"> </w:t>
-            </w:r>
-            <w:proofErr w:type="spellStart"/>
-            <w:r>
-              <w:rPr>
-                <w:rFonts w:cs="Arial"/>
-                <w:b/>
-                <w:color w:val="000000"/>
-                <w:sz w:val="28"/>
-                <w:szCs w:val="32"/>
-              </w:rPr>
-              <w:t>Vaakyam</w:t>
-            </w:r>
-            <w:proofErr w:type="spellEnd"/>
-            <w:r>
-              <w:rPr>
-                <w:rFonts w:cs="Arial"/>
-                <w:b/>
-                <w:color w:val="000000"/>
-                <w:sz w:val="28"/>
-                <w:szCs w:val="32"/>
-              </w:rPr>
-              <w:t xml:space="preserve"> No. - </w:t>
+            <w:r>
+              <w:rPr>
+                <w:rFonts w:cs="Arial"/>
+                <w:b/>
+                <w:color w:val="000000"/>
+                <w:sz w:val="28"/>
+                <w:szCs w:val="32"/>
+              </w:rPr>
+              <w:t xml:space="preserve">Krama Vaakyam No. - </w:t>
             </w:r>
             <w:r>
               <w:rPr>
@@ -4203,27 +4277,15 @@
                 <w:szCs w:val="32"/>
               </w:rPr>
             </w:pPr>
-            <w:proofErr w:type="spellStart"/>
-            <w:r>
-              <w:rPr>
-                <w:rFonts w:cs="Arial"/>
-                <w:b/>
-                <w:color w:val="000000"/>
-                <w:sz w:val="28"/>
-                <w:szCs w:val="32"/>
-              </w:rPr>
-              <w:t>Panchaati</w:t>
-            </w:r>
-            <w:proofErr w:type="spellEnd"/>
-            <w:r>
-              <w:rPr>
-                <w:rFonts w:cs="Arial"/>
-                <w:b/>
-                <w:color w:val="000000"/>
-                <w:sz w:val="28"/>
-                <w:szCs w:val="32"/>
-              </w:rPr>
-              <w:t xml:space="preserve"> No</w:t>
+            <w:r>
+              <w:rPr>
+                <w:rFonts w:cs="Arial"/>
+                <w:b/>
+                <w:color w:val="000000"/>
+                <w:sz w:val="28"/>
+                <w:szCs w:val="32"/>
+              </w:rPr>
+              <w:t>Panchaati No</w:t>
             </w:r>
             <w:r>
               <w:rPr>
@@ -4288,7 +4350,6 @@
               </w:rPr>
               <w:t>–</w:t>
             </w:r>
-            <w:proofErr w:type="spellStart"/>
             <w:r>
               <w:rPr>
                 <w:rFonts w:ascii="BRH Devanagari Extra" w:hAnsi="BRH Devanagari Extra" w:cs="BRH Devanagari Extra"/>
@@ -4298,18 +4359,16 @@
               </w:rPr>
               <w:t>ÍpÉ</w:t>
             </w:r>
-            <w:proofErr w:type="spellEnd"/>
-            <w:r>
-              <w:rPr>
-                <w:rFonts w:ascii="BRH Malayalam Extra" w:hAnsi="BRH Malayalam Extra" w:cs="brh"/>
-                <w:b/>
-                <w:color w:val="000000"/>
-                <w:sz w:val="32"/>
-                <w:szCs w:val="40"/>
-              </w:rPr>
-              <w:t>–</w:t>
-            </w:r>
-            <w:proofErr w:type="spellStart"/>
+            <w:r>
+              <w:rPr>
+                <w:rFonts w:ascii="BRH Malayalam Extra" w:hAnsi="BRH Malayalam Extra" w:cs="brh"/>
+                <w:b/>
+                <w:color w:val="000000"/>
+                <w:sz w:val="32"/>
+                <w:szCs w:val="40"/>
+              </w:rPr>
+              <w:t>–</w:t>
+            </w:r>
             <w:r>
               <w:rPr>
                 <w:rFonts w:ascii="BRH Devanagari Extra" w:hAnsi="BRH Devanagari Extra" w:cs="BRH Devanagari Extra"/>
@@ -4319,18 +4378,16 @@
               </w:rPr>
               <w:t>wÉÔ</w:t>
             </w:r>
-            <w:proofErr w:type="spellEnd"/>
-            <w:r>
-              <w:rPr>
-                <w:rFonts w:ascii="BRH Malayalam Extra" w:hAnsi="BRH Malayalam Extra" w:cs="brh"/>
-                <w:b/>
-                <w:color w:val="000000"/>
-                <w:sz w:val="32"/>
-                <w:szCs w:val="40"/>
-              </w:rPr>
-              <w:t>–</w:t>
-            </w:r>
-            <w:proofErr w:type="spellStart"/>
+            <w:r>
+              <w:rPr>
+                <w:rFonts w:ascii="BRH Malayalam Extra" w:hAnsi="BRH Malayalam Extra" w:cs="brh"/>
+                <w:b/>
+                <w:color w:val="000000"/>
+                <w:sz w:val="32"/>
+                <w:szCs w:val="40"/>
+              </w:rPr>
+              <w:t>–</w:t>
+            </w:r>
             <w:r>
               <w:rPr>
                 <w:rFonts w:ascii="BRH Devanagari Extra" w:hAnsi="BRH Devanagari Extra" w:cs="BRH Devanagari Extra"/>
@@ -4340,36 +4397,24 @@
               </w:rPr>
               <w:t>rÉqÉÉþhÉ</w:t>
             </w:r>
-            <w:proofErr w:type="spellEnd"/>
-            <w:r>
-              <w:rPr>
-                <w:rFonts w:ascii="BRH Malayalam Extra" w:hAnsi="BRH Malayalam Extra" w:cs="brh"/>
-                <w:b/>
-                <w:color w:val="000000"/>
-                <w:sz w:val="32"/>
-                <w:szCs w:val="40"/>
-              </w:rPr>
-              <w:t>–</w:t>
-            </w:r>
-            <w:proofErr w:type="spellStart"/>
-            <w:r>
-              <w:rPr>
-                <w:rFonts w:ascii="BRH Devanagari Extra" w:hAnsi="BRH Devanagari Extra" w:cs="BRH Devanagari Extra"/>
-                <w:color w:val="000000"/>
-                <w:sz w:val="40"/>
-                <w:szCs w:val="40"/>
-              </w:rPr>
-              <w:t>xrÉåirÉþÍpÉ</w:t>
-            </w:r>
-            <w:proofErr w:type="spellEnd"/>
-            <w:r>
-              <w:rPr>
-                <w:rFonts w:ascii="BRH Devanagari Extra" w:hAnsi="BRH Devanagari Extra" w:cs="BRH Devanagari Extra"/>
-                <w:color w:val="000000"/>
-                <w:sz w:val="40"/>
-                <w:szCs w:val="40"/>
-              </w:rPr>
-              <w:t xml:space="preserve"> - </w:t>
+            <w:r>
+              <w:rPr>
+                <w:rFonts w:ascii="BRH Malayalam Extra" w:hAnsi="BRH Malayalam Extra" w:cs="brh"/>
+                <w:b/>
+                <w:color w:val="000000"/>
+                <w:sz w:val="32"/>
+                <w:szCs w:val="40"/>
+              </w:rPr>
+              <w:t>–</w:t>
+            </w:r>
+            <w:r>
+              <w:rPr>
+                <w:rFonts w:ascii="BRH Devanagari Extra" w:hAnsi="BRH Devanagari Extra" w:cs="BRH Devanagari Extra"/>
+                <w:color w:val="000000"/>
+                <w:sz w:val="40"/>
+                <w:szCs w:val="40"/>
+              </w:rPr>
+              <w:t xml:space="preserve">xrÉåirÉþÍpÉ - </w:t>
             </w:r>
           </w:p>
           <w:p>
@@ -4382,7 +4427,6 @@
                 <w:szCs w:val="40"/>
               </w:rPr>
             </w:pPr>
-            <w:proofErr w:type="spellStart"/>
             <w:r>
               <w:rPr>
                 <w:rFonts w:ascii="BRH Devanagari Extra" w:hAnsi="BRH Devanagari Extra" w:cs="BRH Devanagari Extra"/>
@@ -4392,18 +4436,16 @@
               </w:rPr>
               <w:t>xÉÔ</w:t>
             </w:r>
-            <w:proofErr w:type="spellEnd"/>
-            <w:r>
-              <w:rPr>
-                <w:rFonts w:ascii="BRH Malayalam Extra" w:hAnsi="BRH Malayalam Extra" w:cs="brh"/>
-                <w:b/>
-                <w:color w:val="000000"/>
-                <w:sz w:val="32"/>
-                <w:szCs w:val="40"/>
-              </w:rPr>
-              <w:t>–</w:t>
-            </w:r>
-            <w:proofErr w:type="spellStart"/>
+            <w:r>
+              <w:rPr>
+                <w:rFonts w:ascii="BRH Malayalam Extra" w:hAnsi="BRH Malayalam Extra" w:cs="brh"/>
+                <w:b/>
+                <w:color w:val="000000"/>
+                <w:sz w:val="32"/>
+                <w:szCs w:val="40"/>
+              </w:rPr>
+              <w:t>–</w:t>
+            </w:r>
             <w:r>
               <w:rPr>
                 <w:rFonts w:ascii="BRH Devanagari Extra" w:hAnsi="BRH Devanagari Extra" w:cs="BRH Devanagari Extra"/>
@@ -4430,17 +4472,7 @@
                 <w:sz w:val="40"/>
                 <w:szCs w:val="40"/>
               </w:rPr>
-              <w:t>xrÉ</w:t>
-            </w:r>
-            <w:proofErr w:type="spellEnd"/>
-            <w:r>
-              <w:rPr>
-                <w:rFonts w:ascii="BRH Devanagari Extra" w:hAnsi="BRH Devanagari Extra" w:cs="BRH Devanagari Extra"/>
-                <w:color w:val="000000"/>
-                <w:sz w:val="40"/>
-                <w:szCs w:val="40"/>
-              </w:rPr>
-              <w:t xml:space="preserve"> |</w:t>
+              <w:t>xrÉ |</w:t>
             </w:r>
           </w:p>
         </w:tc>
@@ -4477,7 +4509,6 @@
               </w:rPr>
               <w:t>–</w:t>
             </w:r>
-            <w:proofErr w:type="spellStart"/>
             <w:r>
               <w:rPr>
                 <w:rFonts w:ascii="BRH Devanagari Extra" w:hAnsi="BRH Devanagari Extra" w:cs="BRH Devanagari Extra"/>
@@ -4487,18 +4518,16 @@
               </w:rPr>
               <w:t>ÍpÉ</w:t>
             </w:r>
-            <w:proofErr w:type="spellEnd"/>
-            <w:r>
-              <w:rPr>
-                <w:rFonts w:ascii="BRH Malayalam Extra" w:hAnsi="BRH Malayalam Extra" w:cs="brh"/>
-                <w:b/>
-                <w:color w:val="000000"/>
-                <w:sz w:val="32"/>
-                <w:szCs w:val="40"/>
-              </w:rPr>
-              <w:t>–</w:t>
-            </w:r>
-            <w:proofErr w:type="spellStart"/>
+            <w:r>
+              <w:rPr>
+                <w:rFonts w:ascii="BRH Malayalam Extra" w:hAnsi="BRH Malayalam Extra" w:cs="brh"/>
+                <w:b/>
+                <w:color w:val="000000"/>
+                <w:sz w:val="32"/>
+                <w:szCs w:val="40"/>
+              </w:rPr>
+              <w:t>–</w:t>
+            </w:r>
             <w:r>
               <w:rPr>
                 <w:rFonts w:ascii="BRH Devanagari Extra" w:hAnsi="BRH Devanagari Extra" w:cs="BRH Devanagari Extra"/>
@@ -4508,18 +4537,16 @@
               </w:rPr>
               <w:t>wÉÔ</w:t>
             </w:r>
-            <w:proofErr w:type="spellEnd"/>
-            <w:r>
-              <w:rPr>
-                <w:rFonts w:ascii="BRH Malayalam Extra" w:hAnsi="BRH Malayalam Extra" w:cs="brh"/>
-                <w:b/>
-                <w:color w:val="000000"/>
-                <w:sz w:val="32"/>
-                <w:szCs w:val="40"/>
-              </w:rPr>
-              <w:t>–</w:t>
-            </w:r>
-            <w:proofErr w:type="spellStart"/>
+            <w:r>
+              <w:rPr>
+                <w:rFonts w:ascii="BRH Malayalam Extra" w:hAnsi="BRH Malayalam Extra" w:cs="brh"/>
+                <w:b/>
+                <w:color w:val="000000"/>
+                <w:sz w:val="32"/>
+                <w:szCs w:val="40"/>
+              </w:rPr>
+              <w:t>–</w:t>
+            </w:r>
             <w:r>
               <w:rPr>
                 <w:rFonts w:ascii="BRH Devanagari Extra" w:hAnsi="BRH Devanagari Extra" w:cs="BRH Devanagari Extra"/>
@@ -4529,36 +4556,24 @@
               </w:rPr>
               <w:t>rÉqÉÉþhÉ</w:t>
             </w:r>
-            <w:proofErr w:type="spellEnd"/>
-            <w:r>
-              <w:rPr>
-                <w:rFonts w:ascii="BRH Malayalam Extra" w:hAnsi="BRH Malayalam Extra" w:cs="brh"/>
-                <w:b/>
-                <w:color w:val="000000"/>
-                <w:sz w:val="32"/>
-                <w:szCs w:val="40"/>
-              </w:rPr>
-              <w:t>–</w:t>
-            </w:r>
-            <w:proofErr w:type="spellStart"/>
-            <w:r>
-              <w:rPr>
-                <w:rFonts w:ascii="BRH Devanagari Extra" w:hAnsi="BRH Devanagari Extra" w:cs="BRH Devanagari Extra"/>
-                <w:color w:val="000000"/>
-                <w:sz w:val="40"/>
-                <w:szCs w:val="40"/>
-              </w:rPr>
-              <w:t>xrÉåirÉþÍpÉ</w:t>
-            </w:r>
-            <w:proofErr w:type="spellEnd"/>
-            <w:r>
-              <w:rPr>
-                <w:rFonts w:ascii="BRH Devanagari Extra" w:hAnsi="BRH Devanagari Extra" w:cs="BRH Devanagari Extra"/>
-                <w:color w:val="000000"/>
-                <w:sz w:val="40"/>
-                <w:szCs w:val="40"/>
-              </w:rPr>
-              <w:t xml:space="preserve"> - </w:t>
+            <w:r>
+              <w:rPr>
+                <w:rFonts w:ascii="BRH Malayalam Extra" w:hAnsi="BRH Malayalam Extra" w:cs="brh"/>
+                <w:b/>
+                <w:color w:val="000000"/>
+                <w:sz w:val="32"/>
+                <w:szCs w:val="40"/>
+              </w:rPr>
+              <w:t>–</w:t>
+            </w:r>
+            <w:r>
+              <w:rPr>
+                <w:rFonts w:ascii="BRH Devanagari Extra" w:hAnsi="BRH Devanagari Extra" w:cs="BRH Devanagari Extra"/>
+                <w:color w:val="000000"/>
+                <w:sz w:val="40"/>
+                <w:szCs w:val="40"/>
+              </w:rPr>
+              <w:t xml:space="preserve">xrÉåirÉþÍpÉ - </w:t>
             </w:r>
           </w:p>
           <w:p>
@@ -4571,7 +4586,6 @@
                 <w:szCs w:val="40"/>
               </w:rPr>
             </w:pPr>
-            <w:proofErr w:type="spellStart"/>
             <w:r>
               <w:rPr>
                 <w:rFonts w:ascii="BRH Devanagari Extra" w:hAnsi="BRH Devanagari Extra" w:cs="BRH Devanagari Extra"/>
@@ -4581,18 +4595,16 @@
               </w:rPr>
               <w:t>xÉÔ</w:t>
             </w:r>
-            <w:proofErr w:type="spellEnd"/>
-            <w:r>
-              <w:rPr>
-                <w:rFonts w:ascii="BRH Malayalam Extra" w:hAnsi="BRH Malayalam Extra" w:cs="brh"/>
-                <w:b/>
-                <w:color w:val="000000"/>
-                <w:sz w:val="32"/>
-                <w:szCs w:val="40"/>
-              </w:rPr>
-              <w:t>–</w:t>
-            </w:r>
-            <w:proofErr w:type="spellStart"/>
+            <w:r>
+              <w:rPr>
+                <w:rFonts w:ascii="BRH Malayalam Extra" w:hAnsi="BRH Malayalam Extra" w:cs="brh"/>
+                <w:b/>
+                <w:color w:val="000000"/>
+                <w:sz w:val="32"/>
+                <w:szCs w:val="40"/>
+              </w:rPr>
+              <w:t>–</w:t>
+            </w:r>
             <w:r>
               <w:rPr>
                 <w:rFonts w:ascii="BRH Devanagari Extra" w:hAnsi="BRH Devanagari Extra" w:cs="BRH Devanagari Extra"/>
@@ -4619,17 +4631,7 @@
                 <w:sz w:val="40"/>
                 <w:szCs w:val="40"/>
               </w:rPr>
-              <w:t>xrÉ</w:t>
-            </w:r>
-            <w:proofErr w:type="spellEnd"/>
-            <w:r>
-              <w:rPr>
-                <w:rFonts w:ascii="BRH Devanagari Extra" w:hAnsi="BRH Devanagari Extra" w:cs="BRH Devanagari Extra"/>
-                <w:color w:val="000000"/>
-                <w:sz w:val="40"/>
-                <w:szCs w:val="40"/>
-              </w:rPr>
-              <w:t xml:space="preserve"> |</w:t>
+              <w:t>xrÉ |</w:t>
             </w:r>
           </w:p>
         </w:tc>
@@ -4689,20 +4691,8 @@
                 <w:sz w:val="28"/>
                 <w:szCs w:val="32"/>
               </w:rPr>
-              <w:t xml:space="preserve">– </w:t>
-            </w:r>
-            <w:proofErr w:type="spellStart"/>
-            <w:r>
-              <w:rPr>
-                <w:rFonts w:cs="Arial"/>
-                <w:b/>
-                <w:color w:val="000000"/>
-                <w:sz w:val="28"/>
-                <w:szCs w:val="32"/>
-              </w:rPr>
-              <w:t>Kramam</w:t>
-            </w:r>
-            <w:proofErr w:type="spellEnd"/>
+              <w:t>– Kramam</w:t>
+            </w:r>
           </w:p>
           <w:p>
             <w:pPr>
@@ -4723,49 +4713,15 @@
                 <w:szCs w:val="32"/>
               </w:rPr>
             </w:pPr>
-            <w:proofErr w:type="spellStart"/>
-            <w:r>
-              <w:rPr>
-                <w:rFonts w:cs="Arial"/>
-                <w:b/>
-                <w:color w:val="000000"/>
-                <w:sz w:val="28"/>
-                <w:szCs w:val="32"/>
-              </w:rPr>
-              <w:t>Krama</w:t>
-            </w:r>
-            <w:proofErr w:type="spellEnd"/>
-            <w:r>
-              <w:rPr>
-                <w:rFonts w:cs="Arial"/>
-                <w:b/>
-                <w:color w:val="000000"/>
-                <w:sz w:val="28"/>
-                <w:szCs w:val="32"/>
-              </w:rPr>
-              <w:t xml:space="preserve"> </w:t>
-            </w:r>
-            <w:proofErr w:type="spellStart"/>
-            <w:r>
-              <w:rPr>
-                <w:rFonts w:cs="Arial"/>
-                <w:b/>
-                <w:color w:val="000000"/>
-                <w:sz w:val="28"/>
-                <w:szCs w:val="32"/>
-              </w:rPr>
-              <w:t>Vaakyam</w:t>
-            </w:r>
-            <w:proofErr w:type="spellEnd"/>
-            <w:r>
-              <w:rPr>
-                <w:rFonts w:cs="Arial"/>
-                <w:b/>
-                <w:color w:val="000000"/>
-                <w:sz w:val="28"/>
-                <w:szCs w:val="32"/>
-              </w:rPr>
-              <w:t xml:space="preserve"> No. - </w:t>
+            <w:r>
+              <w:rPr>
+                <w:rFonts w:cs="Arial"/>
+                <w:b/>
+                <w:color w:val="000000"/>
+                <w:sz w:val="28"/>
+                <w:szCs w:val="32"/>
+              </w:rPr>
+              <w:t xml:space="preserve">Krama Vaakyam No. - </w:t>
             </w:r>
             <w:r>
               <w:rPr>
@@ -4796,27 +4752,15 @@
                 <w:szCs w:val="32"/>
               </w:rPr>
             </w:pPr>
-            <w:proofErr w:type="spellStart"/>
-            <w:r>
-              <w:rPr>
-                <w:rFonts w:cs="Arial"/>
-                <w:b/>
-                <w:color w:val="000000"/>
-                <w:sz w:val="28"/>
-                <w:szCs w:val="32"/>
-              </w:rPr>
-              <w:t>Panchaati</w:t>
-            </w:r>
-            <w:proofErr w:type="spellEnd"/>
-            <w:r>
-              <w:rPr>
-                <w:rFonts w:cs="Arial"/>
-                <w:b/>
-                <w:color w:val="000000"/>
-                <w:sz w:val="28"/>
-                <w:szCs w:val="32"/>
-              </w:rPr>
-              <w:t xml:space="preserve"> No</w:t>
+            <w:r>
+              <w:rPr>
+                <w:rFonts w:cs="Arial"/>
+                <w:b/>
+                <w:color w:val="000000"/>
+                <w:sz w:val="28"/>
+                <w:szCs w:val="32"/>
+              </w:rPr>
+              <w:t>Panchaati No</w:t>
             </w:r>
             <w:r>
               <w:rPr>
@@ -4865,81 +4809,40 @@
                 <w:szCs w:val="40"/>
               </w:rPr>
             </w:pPr>
-            <w:proofErr w:type="spellStart"/>
-            <w:r>
-              <w:rPr>
-                <w:rFonts w:ascii="BRH Devanagari Extra" w:hAnsi="BRH Devanagari Extra" w:cs="BRH Devanagari Extra"/>
-                <w:sz w:val="40"/>
-                <w:szCs w:val="40"/>
-              </w:rPr>
-              <w:t>rÉÉå</w:t>
-            </w:r>
-            <w:proofErr w:type="spellEnd"/>
-            <w:r>
-              <w:rPr>
-                <w:rFonts w:ascii="BRH Devanagari Extra" w:hAnsi="BRH Devanagari Extra" w:cs="BRH Devanagari Extra"/>
-                <w:sz w:val="40"/>
-                <w:szCs w:val="40"/>
-              </w:rPr>
-              <w:t xml:space="preserve"> </w:t>
-            </w:r>
-            <w:proofErr w:type="spellStart"/>
-            <w:r>
-              <w:rPr>
-                <w:rFonts w:ascii="BRH Devanagari Extra" w:hAnsi="BRH Devanagari Extra" w:cs="BRH Devanagari Extra"/>
-                <w:sz w:val="40"/>
-                <w:szCs w:val="40"/>
-              </w:rPr>
-              <w:t>Sì</w:t>
-            </w:r>
-            <w:proofErr w:type="spellEnd"/>
-            <w:r>
-              <w:rPr>
-                <w:rFonts w:ascii="BRH Malayalam Extra" w:hAnsi="BRH Malayalam Extra" w:cs="brh"/>
-                <w:b/>
-                <w:sz w:val="32"/>
-                <w:szCs w:val="40"/>
-              </w:rPr>
-              <w:t>–</w:t>
-            </w:r>
-            <w:proofErr w:type="spellStart"/>
-            <w:r>
-              <w:rPr>
-                <w:rFonts w:ascii="BRH Devanagari Extra" w:hAnsi="BRH Devanagari Extra" w:cs="BRH Devanagari Extra"/>
-                <w:sz w:val="40"/>
-                <w:szCs w:val="40"/>
-              </w:rPr>
-              <w:t>nxÉÈ</w:t>
-            </w:r>
-            <w:proofErr w:type="spellEnd"/>
-            <w:r>
-              <w:rPr>
-                <w:rFonts w:ascii="BRH Devanagari Extra" w:hAnsi="BRH Devanagari Extra" w:cs="BRH Devanagari Extra"/>
-                <w:sz w:val="40"/>
-                <w:szCs w:val="40"/>
-              </w:rPr>
-              <w:t xml:space="preserve"> | </w:t>
-            </w:r>
-            <w:proofErr w:type="spellStart"/>
-            <w:r>
-              <w:rPr>
-                <w:rFonts w:ascii="BRH Devanagari Extra" w:hAnsi="BRH Devanagari Extra" w:cs="BRH Devanagari Extra"/>
-                <w:sz w:val="40"/>
-                <w:szCs w:val="40"/>
-              </w:rPr>
-              <w:t>Sì</w:t>
-            </w:r>
-            <w:proofErr w:type="spellEnd"/>
-            <w:r>
-              <w:rPr>
-                <w:rFonts w:ascii="BRH Malayalam Extra" w:hAnsi="BRH Malayalam Extra" w:cs="brh"/>
-                <w:b/>
-                <w:sz w:val="32"/>
-                <w:szCs w:val="40"/>
-              </w:rPr>
-              <w:t>–</w:t>
-            </w:r>
-            <w:proofErr w:type="spellStart"/>
+            <w:r>
+              <w:rPr>
+                <w:rFonts w:ascii="BRH Devanagari Extra" w:hAnsi="BRH Devanagari Extra" w:cs="BRH Devanagari Extra"/>
+                <w:sz w:val="40"/>
+                <w:szCs w:val="40"/>
+              </w:rPr>
+              <w:t>rÉÉå Sì</w:t>
+            </w:r>
+            <w:r>
+              <w:rPr>
+                <w:rFonts w:ascii="BRH Malayalam Extra" w:hAnsi="BRH Malayalam Extra" w:cs="brh"/>
+                <w:b/>
+                <w:sz w:val="32"/>
+                <w:szCs w:val="40"/>
+              </w:rPr>
+              <w:t>–</w:t>
+            </w:r>
+            <w:r>
+              <w:rPr>
+                <w:rFonts w:ascii="BRH Devanagari Extra" w:hAnsi="BRH Devanagari Extra" w:cs="BRH Devanagari Extra"/>
+                <w:sz w:val="40"/>
+                <w:szCs w:val="40"/>
+              </w:rPr>
+              <w:t>nxÉÈ | Sì</w:t>
+            </w:r>
+            <w:r>
+              <w:rPr>
+                <w:rFonts w:ascii="BRH Malayalam Extra" w:hAnsi="BRH Malayalam Extra" w:cs="brh"/>
+                <w:b/>
+                <w:sz w:val="32"/>
+                <w:szCs w:val="40"/>
+              </w:rPr>
+              <w:t>–</w:t>
+            </w:r>
             <w:r>
               <w:rPr>
                 <w:rFonts w:ascii="BRH Devanagari Extra" w:hAnsi="BRH Devanagari Extra" w:cs="BRH Devanagari Extra"/>
@@ -4949,7 +4852,6 @@
               </w:rPr>
               <w:t>nxÉÉ</w:t>
             </w:r>
-            <w:proofErr w:type="spellEnd"/>
             <w:r>
               <w:rPr>
                 <w:rFonts w:ascii="BRH Malayalam Extra" w:hAnsi="BRH Malayalam Extra" w:cs="brh"/>
@@ -4986,7 +4888,6 @@
               </w:rPr>
               <w:t>–</w:t>
             </w:r>
-            <w:proofErr w:type="spellStart"/>
             <w:r>
               <w:rPr>
                 <w:rFonts w:ascii="BRH Devanagari Extra" w:hAnsi="BRH Devanagari Extra" w:cs="BRH Devanagari Extra"/>
@@ -4995,33 +4896,22 @@
               </w:rPr>
               <w:t>óè</w:t>
             </w:r>
-            <w:proofErr w:type="spellEnd"/>
-            <w:r>
-              <w:rPr>
-                <w:rFonts w:ascii="BRH Malayalam Extra" w:hAnsi="BRH Malayalam Extra" w:cs="brh"/>
-                <w:b/>
-                <w:sz w:val="32"/>
-                <w:szCs w:val="40"/>
-              </w:rPr>
-              <w:t>–</w:t>
-            </w:r>
-            <w:proofErr w:type="spellStart"/>
-            <w:r>
-              <w:rPr>
-                <w:rFonts w:ascii="BRH Devanagari Extra" w:hAnsi="BRH Devanagari Extra" w:cs="BRH Devanagari Extra"/>
-                <w:sz w:val="40"/>
-                <w:szCs w:val="40"/>
-              </w:rPr>
-              <w:t>zÉÑÈ</w:t>
-            </w:r>
-            <w:proofErr w:type="spellEnd"/>
-            <w:r>
-              <w:rPr>
-                <w:rFonts w:ascii="BRH Devanagari Extra" w:hAnsi="BRH Devanagari Extra" w:cs="BRH Devanagari Extra"/>
-                <w:sz w:val="40"/>
-                <w:szCs w:val="40"/>
-              </w:rPr>
-              <w:t xml:space="preserve"> |</w:t>
+            <w:r>
+              <w:rPr>
+                <w:rFonts w:ascii="BRH Malayalam Extra" w:hAnsi="BRH Malayalam Extra" w:cs="brh"/>
+                <w:b/>
+                <w:sz w:val="32"/>
+                <w:szCs w:val="40"/>
+              </w:rPr>
+              <w:t>–</w:t>
+            </w:r>
+            <w:r>
+              <w:rPr>
+                <w:rFonts w:ascii="BRH Devanagari Extra" w:hAnsi="BRH Devanagari Extra" w:cs="BRH Devanagari Extra"/>
+                <w:sz w:val="40"/>
+                <w:szCs w:val="40"/>
+              </w:rPr>
+              <w:t>zÉÑÈ |</w:t>
             </w:r>
           </w:p>
         </w:tc>
@@ -5042,71 +4932,31 @@
                 <w:szCs w:val="40"/>
               </w:rPr>
             </w:pPr>
-            <w:proofErr w:type="spellStart"/>
-            <w:r>
-              <w:rPr>
-                <w:rFonts w:ascii="BRH Devanagari Extra" w:hAnsi="BRH Devanagari Extra" w:cs="BRH Devanagari Extra"/>
-                <w:sz w:val="40"/>
-                <w:szCs w:val="40"/>
-              </w:rPr>
-              <w:t>rÉÉå</w:t>
-            </w:r>
-            <w:proofErr w:type="spellEnd"/>
-            <w:r>
-              <w:rPr>
-                <w:rFonts w:ascii="BRH Devanagari Extra" w:hAnsi="BRH Devanagari Extra" w:cs="BRH Devanagari Extra"/>
-                <w:sz w:val="40"/>
-                <w:szCs w:val="40"/>
-              </w:rPr>
-              <w:t xml:space="preserve"> </w:t>
-            </w:r>
-            <w:proofErr w:type="spellStart"/>
-            <w:r>
-              <w:rPr>
-                <w:rFonts w:ascii="BRH Devanagari Extra" w:hAnsi="BRH Devanagari Extra" w:cs="BRH Devanagari Extra"/>
-                <w:sz w:val="40"/>
-                <w:szCs w:val="40"/>
-              </w:rPr>
-              <w:t>Sì</w:t>
-            </w:r>
-            <w:proofErr w:type="spellEnd"/>
-            <w:r>
-              <w:rPr>
-                <w:rFonts w:ascii="BRH Malayalam Extra" w:hAnsi="BRH Malayalam Extra" w:cs="brh"/>
-                <w:b/>
-                <w:sz w:val="32"/>
-                <w:szCs w:val="40"/>
-              </w:rPr>
-              <w:t>–</w:t>
-            </w:r>
-            <w:proofErr w:type="spellStart"/>
-            <w:r>
-              <w:rPr>
-                <w:rFonts w:ascii="BRH Devanagari Extra" w:hAnsi="BRH Devanagari Extra" w:cs="BRH Devanagari Extra"/>
-                <w:sz w:val="40"/>
-                <w:szCs w:val="40"/>
-              </w:rPr>
-              <w:t>nxÉÈ</w:t>
-            </w:r>
-            <w:proofErr w:type="spellEnd"/>
-            <w:r>
-              <w:rPr>
-                <w:rFonts w:ascii="BRH Devanagari Extra" w:hAnsi="BRH Devanagari Extra" w:cs="BRH Devanagari Extra"/>
-                <w:sz w:val="40"/>
-                <w:szCs w:val="40"/>
-              </w:rPr>
-              <w:t xml:space="preserve"> | </w:t>
-            </w:r>
-            <w:proofErr w:type="spellStart"/>
-            <w:r>
-              <w:rPr>
-                <w:rFonts w:ascii="BRH Devanagari Extra" w:hAnsi="BRH Devanagari Extra" w:cs="BRH Devanagari Extra"/>
-                <w:sz w:val="40"/>
-                <w:szCs w:val="40"/>
-              </w:rPr>
-              <w:t>Sì</w:t>
-            </w:r>
-            <w:proofErr w:type="spellEnd"/>
+            <w:r>
+              <w:rPr>
+                <w:rFonts w:ascii="BRH Devanagari Extra" w:hAnsi="BRH Devanagari Extra" w:cs="BRH Devanagari Extra"/>
+                <w:sz w:val="40"/>
+                <w:szCs w:val="40"/>
+              </w:rPr>
+              <w:t>rÉÉå Sì</w:t>
+            </w:r>
+            <w:r>
+              <w:rPr>
+                <w:rFonts w:ascii="BRH Malayalam Extra" w:hAnsi="BRH Malayalam Extra" w:cs="brh"/>
+                <w:b/>
+                <w:sz w:val="32"/>
+                <w:szCs w:val="40"/>
+              </w:rPr>
+              <w:t>–</w:t>
+            </w:r>
+            <w:r>
+              <w:rPr>
+                <w:rFonts w:ascii="BRH Devanagari Extra" w:hAnsi="BRH Devanagari Extra" w:cs="BRH Devanagari Extra"/>
+                <w:sz w:val="40"/>
+                <w:szCs w:val="40"/>
+              </w:rPr>
+              <w:t>nxÉÈ | Sì</w:t>
+            </w:r>
             <w:r>
               <w:rPr>
                 <w:rFonts w:ascii="BRH Malayalam Extra" w:hAnsi="BRH Malayalam Extra" w:cs="brh"/>
@@ -5117,7 +4967,6 @@
               </w:rPr>
               <w:t>–</w:t>
             </w:r>
-            <w:proofErr w:type="spellStart"/>
             <w:r>
               <w:rPr>
                 <w:rFonts w:ascii="BRH Devanagari Extra" w:hAnsi="BRH Devanagari Extra" w:cs="BRH Devanagari Extra"/>
@@ -5127,7 +4976,6 @@
               </w:rPr>
               <w:t>nxÉÉå</w:t>
             </w:r>
-            <w:proofErr w:type="spellEnd"/>
             <w:r>
               <w:rPr>
                 <w:rFonts w:ascii="BRH Devanagari Extra" w:hAnsi="BRH Devanagari Extra" w:cs="BRH Devanagari Extra"/>
@@ -5145,7 +4993,6 @@
               </w:rPr>
               <w:t>–</w:t>
             </w:r>
-            <w:proofErr w:type="spellStart"/>
             <w:r>
               <w:rPr>
                 <w:rFonts w:ascii="BRH Devanagari Extra" w:hAnsi="BRH Devanagari Extra" w:cs="BRH Devanagari Extra"/>
@@ -5154,33 +5001,22 @@
               </w:rPr>
               <w:t>óè</w:t>
             </w:r>
-            <w:proofErr w:type="spellEnd"/>
-            <w:r>
-              <w:rPr>
-                <w:rFonts w:ascii="BRH Malayalam Extra" w:hAnsi="BRH Malayalam Extra" w:cs="brh"/>
-                <w:b/>
-                <w:sz w:val="32"/>
-                <w:szCs w:val="40"/>
-              </w:rPr>
-              <w:t>–</w:t>
-            </w:r>
-            <w:proofErr w:type="spellStart"/>
-            <w:r>
-              <w:rPr>
-                <w:rFonts w:ascii="BRH Devanagari Extra" w:hAnsi="BRH Devanagari Extra" w:cs="BRH Devanagari Extra"/>
-                <w:sz w:val="40"/>
-                <w:szCs w:val="40"/>
-              </w:rPr>
-              <w:t>zÉÑÈ</w:t>
-            </w:r>
-            <w:proofErr w:type="spellEnd"/>
-            <w:r>
-              <w:rPr>
-                <w:rFonts w:ascii="BRH Devanagari Extra" w:hAnsi="BRH Devanagari Extra" w:cs="BRH Devanagari Extra"/>
-                <w:sz w:val="40"/>
-                <w:szCs w:val="40"/>
-              </w:rPr>
-              <w:t xml:space="preserve"> |</w:t>
+            <w:r>
+              <w:rPr>
+                <w:rFonts w:ascii="BRH Malayalam Extra" w:hAnsi="BRH Malayalam Extra" w:cs="brh"/>
+                <w:b/>
+                <w:sz w:val="32"/>
+                <w:szCs w:val="40"/>
+              </w:rPr>
+              <w:t>–</w:t>
+            </w:r>
+            <w:r>
+              <w:rPr>
+                <w:rFonts w:ascii="BRH Devanagari Extra" w:hAnsi="BRH Devanagari Extra" w:cs="BRH Devanagari Extra"/>
+                <w:sz w:val="40"/>
+                <w:szCs w:val="40"/>
+              </w:rPr>
+              <w:t>zÉÑÈ |</w:t>
             </w:r>
           </w:p>
         </w:tc>
@@ -5260,20 +5096,8 @@
                 <w:sz w:val="28"/>
                 <w:szCs w:val="32"/>
               </w:rPr>
-              <w:t xml:space="preserve">– </w:t>
-            </w:r>
-            <w:proofErr w:type="spellStart"/>
-            <w:r>
-              <w:rPr>
-                <w:rFonts w:cs="Arial"/>
-                <w:b/>
-                <w:color w:val="000000"/>
-                <w:sz w:val="28"/>
-                <w:szCs w:val="32"/>
-              </w:rPr>
-              <w:t>Kramam</w:t>
-            </w:r>
-            <w:proofErr w:type="spellEnd"/>
+              <w:t>– Kramam</w:t>
+            </w:r>
           </w:p>
           <w:p>
             <w:pPr>
@@ -5294,49 +5118,15 @@
                 <w:szCs w:val="32"/>
               </w:rPr>
             </w:pPr>
-            <w:proofErr w:type="spellStart"/>
-            <w:r>
-              <w:rPr>
-                <w:rFonts w:cs="Arial"/>
-                <w:b/>
-                <w:color w:val="000000"/>
-                <w:sz w:val="28"/>
-                <w:szCs w:val="32"/>
-              </w:rPr>
-              <w:t>Krama</w:t>
-            </w:r>
-            <w:proofErr w:type="spellEnd"/>
-            <w:r>
-              <w:rPr>
-                <w:rFonts w:cs="Arial"/>
-                <w:b/>
-                <w:color w:val="000000"/>
-                <w:sz w:val="28"/>
-                <w:szCs w:val="32"/>
-              </w:rPr>
-              <w:t xml:space="preserve"> </w:t>
-            </w:r>
-            <w:proofErr w:type="spellStart"/>
-            <w:r>
-              <w:rPr>
-                <w:rFonts w:cs="Arial"/>
-                <w:b/>
-                <w:color w:val="000000"/>
-                <w:sz w:val="28"/>
-                <w:szCs w:val="32"/>
-              </w:rPr>
-              <w:t>Vaakyam</w:t>
-            </w:r>
-            <w:proofErr w:type="spellEnd"/>
-            <w:r>
-              <w:rPr>
-                <w:rFonts w:cs="Arial"/>
-                <w:b/>
-                <w:color w:val="000000"/>
-                <w:sz w:val="28"/>
-                <w:szCs w:val="32"/>
-              </w:rPr>
-              <w:t xml:space="preserve"> No. - </w:t>
+            <w:r>
+              <w:rPr>
+                <w:rFonts w:cs="Arial"/>
+                <w:b/>
+                <w:color w:val="000000"/>
+                <w:sz w:val="28"/>
+                <w:szCs w:val="32"/>
+              </w:rPr>
+              <w:t xml:space="preserve">Krama Vaakyam No. - </w:t>
             </w:r>
             <w:r>
               <w:rPr>
@@ -5368,27 +5158,15 @@
                 <w:szCs w:val="32"/>
               </w:rPr>
             </w:pPr>
-            <w:proofErr w:type="spellStart"/>
-            <w:r>
-              <w:rPr>
-                <w:rFonts w:cs="Arial"/>
-                <w:b/>
-                <w:color w:val="000000"/>
-                <w:sz w:val="28"/>
-                <w:szCs w:val="32"/>
-              </w:rPr>
-              <w:t>Panchaati</w:t>
-            </w:r>
-            <w:proofErr w:type="spellEnd"/>
-            <w:r>
-              <w:rPr>
-                <w:rFonts w:cs="Arial"/>
-                <w:b/>
-                <w:color w:val="000000"/>
-                <w:sz w:val="28"/>
-                <w:szCs w:val="32"/>
-              </w:rPr>
-              <w:t xml:space="preserve"> No</w:t>
+            <w:r>
+              <w:rPr>
+                <w:rFonts w:cs="Arial"/>
+                <w:b/>
+                <w:color w:val="000000"/>
+                <w:sz w:val="28"/>
+                <w:szCs w:val="32"/>
+              </w:rPr>
+              <w:t>Panchaati No</w:t>
             </w:r>
             <w:r>
               <w:rPr>
@@ -5434,7 +5212,6 @@
                 <w:szCs w:val="40"/>
               </w:rPr>
             </w:pPr>
-            <w:proofErr w:type="spellStart"/>
             <w:r>
               <w:rPr>
                 <w:rFonts w:ascii="BRH Devanagari Extra" w:hAnsi="BRH Devanagari Extra" w:cs="BRH Devanagari Extra"/>
@@ -5444,18 +5221,16 @@
               </w:rPr>
               <w:t>xÉ</w:t>
             </w:r>
-            <w:proofErr w:type="spellEnd"/>
-            <w:r>
-              <w:rPr>
-                <w:rFonts w:ascii="BRH Malayalam Extra" w:hAnsi="BRH Malayalam Extra" w:cs="brh"/>
-                <w:b/>
-                <w:color w:val="000000"/>
-                <w:sz w:val="32"/>
-                <w:szCs w:val="40"/>
-              </w:rPr>
-              <w:t>–</w:t>
-            </w:r>
-            <w:proofErr w:type="spellStart"/>
+            <w:r>
+              <w:rPr>
+                <w:rFonts w:ascii="BRH Malayalam Extra" w:hAnsi="BRH Malayalam Extra" w:cs="brh"/>
+                <w:b/>
+                <w:color w:val="000000"/>
+                <w:sz w:val="32"/>
+                <w:szCs w:val="40"/>
+              </w:rPr>
+              <w:t>–</w:t>
+            </w:r>
             <w:r>
               <w:rPr>
                 <w:rFonts w:ascii="BRH Devanagari Extra" w:hAnsi="BRH Devanagari Extra" w:cs="BRH Devanagari Extra"/>
@@ -5474,7 +5249,6 @@
               </w:rPr>
               <w:t>óè</w:t>
             </w:r>
-            <w:proofErr w:type="spellEnd"/>
             <w:r>
               <w:rPr>
                 <w:rFonts w:ascii="BRH Devanagari Extra" w:hAnsi="BRH Devanagari Extra" w:cs="BRH Devanagari Extra"/>
@@ -5484,7 +5258,6 @@
               </w:rPr>
               <w:t xml:space="preserve"> </w:t>
             </w:r>
-            <w:proofErr w:type="spellStart"/>
             <w:r>
               <w:rPr>
                 <w:rFonts w:ascii="BRH Devanagari Extra" w:hAnsi="BRH Devanagari Extra" w:cs="BRH Devanagari Extra"/>
@@ -5504,59 +5277,35 @@
               </w:rPr>
               <w:t>ÌuÉ</w:t>
             </w:r>
-            <w:proofErr w:type="spellEnd"/>
-            <w:r>
-              <w:rPr>
-                <w:rFonts w:ascii="BRH Malayalam Extra" w:hAnsi="BRH Malayalam Extra" w:cs="brh"/>
-                <w:b/>
-                <w:color w:val="000000"/>
-                <w:sz w:val="32"/>
-                <w:szCs w:val="40"/>
-              </w:rPr>
-              <w:t>–</w:t>
-            </w:r>
-            <w:proofErr w:type="spellStart"/>
-            <w:r>
-              <w:rPr>
-                <w:rFonts w:ascii="BRH Devanagari Extra" w:hAnsi="BRH Devanagari Extra" w:cs="BRH Devanagari Extra"/>
-                <w:color w:val="000000"/>
-                <w:sz w:val="40"/>
-                <w:szCs w:val="40"/>
-              </w:rPr>
-              <w:t>iÉÑÈ</w:t>
-            </w:r>
-            <w:proofErr w:type="spellEnd"/>
-            <w:r>
-              <w:rPr>
-                <w:rFonts w:ascii="BRH Devanagari Extra" w:hAnsi="BRH Devanagari Extra" w:cs="BRH Devanagari Extra"/>
-                <w:color w:val="000000"/>
-                <w:sz w:val="40"/>
-                <w:szCs w:val="40"/>
-              </w:rPr>
-              <w:t xml:space="preserve"> | </w:t>
-            </w:r>
-            <w:proofErr w:type="spellStart"/>
-            <w:r>
-              <w:rPr>
-                <w:rFonts w:ascii="BRH Devanagari Extra" w:hAnsi="BRH Devanagari Extra" w:cs="BRH Devanagari Extra"/>
-                <w:color w:val="000000"/>
-                <w:sz w:val="40"/>
-                <w:szCs w:val="40"/>
-              </w:rPr>
-              <w:t>xÉ</w:t>
-            </w:r>
-            <w:proofErr w:type="spellEnd"/>
-            <w:r>
-              <w:rPr>
-                <w:rFonts w:ascii="BRH Malayalam Extra" w:hAnsi="BRH Malayalam Extra" w:cs="brh"/>
-                <w:b/>
-                <w:color w:val="000000"/>
-                <w:sz w:val="32"/>
-                <w:szCs w:val="40"/>
-              </w:rPr>
-              <w:t>–</w:t>
-            </w:r>
-            <w:proofErr w:type="spellStart"/>
+            <w:r>
+              <w:rPr>
+                <w:rFonts w:ascii="BRH Malayalam Extra" w:hAnsi="BRH Malayalam Extra" w:cs="brh"/>
+                <w:b/>
+                <w:color w:val="000000"/>
+                <w:sz w:val="32"/>
+                <w:szCs w:val="40"/>
+              </w:rPr>
+              <w:t>–</w:t>
+            </w:r>
+            <w:r>
+              <w:rPr>
+                <w:rFonts w:ascii="BRH Devanagari Extra" w:hAnsi="BRH Devanagari Extra" w:cs="BRH Devanagari Extra"/>
+                <w:color w:val="000000"/>
+                <w:sz w:val="40"/>
+                <w:szCs w:val="40"/>
+              </w:rPr>
+              <w:t>iÉÑÈ | xÉ</w:t>
+            </w:r>
+            <w:r>
+              <w:rPr>
+                <w:rFonts w:ascii="BRH Malayalam Extra" w:hAnsi="BRH Malayalam Extra" w:cs="brh"/>
+                <w:b/>
+                <w:color w:val="000000"/>
+                <w:sz w:val="32"/>
+                <w:szCs w:val="40"/>
+              </w:rPr>
+              <w:t>–</w:t>
+            </w:r>
             <w:r>
               <w:rPr>
                 <w:rFonts w:ascii="BRH Devanagari Extra" w:hAnsi="BRH Devanagari Extra" w:cs="BRH Devanagari Extra"/>
@@ -5566,56 +5315,24 @@
               </w:rPr>
               <w:t>ÌuÉ</w:t>
             </w:r>
-            <w:proofErr w:type="spellEnd"/>
-            <w:r>
-              <w:rPr>
-                <w:rFonts w:ascii="BRH Malayalam Extra" w:hAnsi="BRH Malayalam Extra" w:cs="brh"/>
-                <w:b/>
-                <w:color w:val="000000"/>
-                <w:sz w:val="32"/>
-                <w:szCs w:val="40"/>
-              </w:rPr>
-              <w:t>–</w:t>
-            </w:r>
-            <w:proofErr w:type="spellStart"/>
-            <w:r>
-              <w:rPr>
-                <w:rFonts w:ascii="BRH Devanagari Extra" w:hAnsi="BRH Devanagari Extra" w:cs="BRH Devanagari Extra"/>
-                <w:color w:val="000000"/>
-                <w:sz w:val="40"/>
-                <w:szCs w:val="40"/>
-              </w:rPr>
-              <w:t>iÉÑUç</w:t>
-            </w:r>
-            <w:proofErr w:type="spellEnd"/>
-            <w:r>
-              <w:rPr>
-                <w:rFonts w:ascii="BRH Devanagari Extra" w:hAnsi="BRH Devanagari Extra" w:cs="BRH Devanagari Extra"/>
-                <w:color w:val="000000"/>
-                <w:sz w:val="40"/>
-                <w:szCs w:val="40"/>
-              </w:rPr>
-              <w:t xml:space="preserve"> </w:t>
-            </w:r>
-            <w:proofErr w:type="spellStart"/>
-            <w:r>
-              <w:rPr>
-                <w:rFonts w:ascii="BRH Devanagari Extra" w:hAnsi="BRH Devanagari Extra" w:cs="BRH Devanagari Extra"/>
-                <w:color w:val="000000"/>
-                <w:sz w:val="40"/>
-                <w:szCs w:val="40"/>
-              </w:rPr>
-              <w:t>rÉþjÉÉ</w:t>
-            </w:r>
-            <w:proofErr w:type="spellEnd"/>
-            <w:r>
-              <w:rPr>
-                <w:rFonts w:ascii="BRH Devanagari Extra" w:hAnsi="BRH Devanagari Extra" w:cs="BRH Devanagari Extra"/>
-                <w:color w:val="000000"/>
-                <w:sz w:val="40"/>
-                <w:szCs w:val="40"/>
-              </w:rPr>
-              <w:t xml:space="preserve"> |</w:t>
+            <w:r>
+              <w:rPr>
+                <w:rFonts w:ascii="BRH Malayalam Extra" w:hAnsi="BRH Malayalam Extra" w:cs="brh"/>
+                <w:b/>
+                <w:color w:val="000000"/>
+                <w:sz w:val="32"/>
+                <w:szCs w:val="40"/>
+              </w:rPr>
+              <w:t>–</w:t>
+            </w:r>
+            <w:r>
+              <w:rPr>
+                <w:rFonts w:ascii="BRH Devanagari Extra" w:hAnsi="BRH Devanagari Extra" w:cs="BRH Devanagari Extra"/>
+                <w:color w:val="000000"/>
+                <w:sz w:val="40"/>
+                <w:szCs w:val="40"/>
+              </w:rPr>
+              <w:t>iÉÑUç rÉþjÉÉ |</w:t>
             </w:r>
           </w:p>
         </w:tc>
@@ -5633,7 +5350,6 @@
                 <w:szCs w:val="40"/>
               </w:rPr>
             </w:pPr>
-            <w:proofErr w:type="spellStart"/>
             <w:r>
               <w:rPr>
                 <w:rFonts w:ascii="BRH Devanagari Extra" w:hAnsi="BRH Devanagari Extra" w:cs="BRH Devanagari Extra"/>
@@ -5643,18 +5359,16 @@
               </w:rPr>
               <w:t>xÉ</w:t>
             </w:r>
-            <w:proofErr w:type="spellEnd"/>
-            <w:r>
-              <w:rPr>
-                <w:rFonts w:ascii="BRH Malayalam Extra" w:hAnsi="BRH Malayalam Extra" w:cs="brh"/>
-                <w:b/>
-                <w:color w:val="000000"/>
-                <w:sz w:val="32"/>
-                <w:szCs w:val="40"/>
-              </w:rPr>
-              <w:t>–</w:t>
-            </w:r>
-            <w:proofErr w:type="spellStart"/>
+            <w:r>
+              <w:rPr>
+                <w:rFonts w:ascii="BRH Malayalam Extra" w:hAnsi="BRH Malayalam Extra" w:cs="brh"/>
+                <w:b/>
+                <w:color w:val="000000"/>
+                <w:sz w:val="32"/>
+                <w:szCs w:val="40"/>
+              </w:rPr>
+              <w:t>–</w:t>
+            </w:r>
             <w:r>
               <w:rPr>
                 <w:rFonts w:ascii="BRH Devanagari Extra" w:hAnsi="BRH Devanagari Extra" w:cs="BRH Devanagari Extra"/>
@@ -5673,7 +5387,6 @@
               </w:rPr>
               <w:t>óè</w:t>
             </w:r>
-            <w:proofErr w:type="spellEnd"/>
             <w:r>
               <w:rPr>
                 <w:rFonts w:ascii="BRH Devanagari Extra" w:hAnsi="BRH Devanagari Extra" w:cs="BRH Devanagari Extra"/>
@@ -5683,7 +5396,6 @@
               </w:rPr>
               <w:t xml:space="preserve"> </w:t>
             </w:r>
-            <w:proofErr w:type="spellStart"/>
             <w:r>
               <w:rPr>
                 <w:rFonts w:ascii="BRH Devanagari Extra" w:hAnsi="BRH Devanagari Extra" w:cs="BRH Devanagari Extra"/>
@@ -5703,59 +5415,35 @@
               </w:rPr>
               <w:t>þÌuÉ</w:t>
             </w:r>
-            <w:proofErr w:type="spellEnd"/>
-            <w:r>
-              <w:rPr>
-                <w:rFonts w:ascii="BRH Malayalam Extra" w:hAnsi="BRH Malayalam Extra" w:cs="brh"/>
-                <w:b/>
-                <w:color w:val="000000"/>
-                <w:sz w:val="32"/>
-                <w:szCs w:val="40"/>
-              </w:rPr>
-              <w:t>–</w:t>
-            </w:r>
-            <w:proofErr w:type="spellStart"/>
-            <w:r>
-              <w:rPr>
-                <w:rFonts w:ascii="BRH Devanagari Extra" w:hAnsi="BRH Devanagari Extra" w:cs="BRH Devanagari Extra"/>
-                <w:color w:val="000000"/>
-                <w:sz w:val="40"/>
-                <w:szCs w:val="40"/>
-              </w:rPr>
-              <w:t>iÉÑÈ</w:t>
-            </w:r>
-            <w:proofErr w:type="spellEnd"/>
-            <w:r>
-              <w:rPr>
-                <w:rFonts w:ascii="BRH Devanagari Extra" w:hAnsi="BRH Devanagari Extra" w:cs="BRH Devanagari Extra"/>
-                <w:color w:val="000000"/>
-                <w:sz w:val="40"/>
-                <w:szCs w:val="40"/>
-              </w:rPr>
-              <w:t xml:space="preserve"> | </w:t>
-            </w:r>
-            <w:proofErr w:type="spellStart"/>
-            <w:r>
-              <w:rPr>
-                <w:rFonts w:ascii="BRH Devanagari Extra" w:hAnsi="BRH Devanagari Extra" w:cs="BRH Devanagari Extra"/>
-                <w:color w:val="000000"/>
-                <w:sz w:val="40"/>
-                <w:szCs w:val="40"/>
-              </w:rPr>
-              <w:t>xÉ</w:t>
-            </w:r>
-            <w:proofErr w:type="spellEnd"/>
-            <w:r>
-              <w:rPr>
-                <w:rFonts w:ascii="BRH Malayalam Extra" w:hAnsi="BRH Malayalam Extra" w:cs="brh"/>
-                <w:b/>
-                <w:color w:val="000000"/>
-                <w:sz w:val="32"/>
-                <w:szCs w:val="40"/>
-              </w:rPr>
-              <w:t>–</w:t>
-            </w:r>
-            <w:proofErr w:type="spellStart"/>
+            <w:r>
+              <w:rPr>
+                <w:rFonts w:ascii="BRH Malayalam Extra" w:hAnsi="BRH Malayalam Extra" w:cs="brh"/>
+                <w:b/>
+                <w:color w:val="000000"/>
+                <w:sz w:val="32"/>
+                <w:szCs w:val="40"/>
+              </w:rPr>
+              <w:t>–</w:t>
+            </w:r>
+            <w:r>
+              <w:rPr>
+                <w:rFonts w:ascii="BRH Devanagari Extra" w:hAnsi="BRH Devanagari Extra" w:cs="BRH Devanagari Extra"/>
+                <w:color w:val="000000"/>
+                <w:sz w:val="40"/>
+                <w:szCs w:val="40"/>
+              </w:rPr>
+              <w:t>iÉÑÈ | xÉ</w:t>
+            </w:r>
+            <w:r>
+              <w:rPr>
+                <w:rFonts w:ascii="BRH Malayalam Extra" w:hAnsi="BRH Malayalam Extra" w:cs="brh"/>
+                <w:b/>
+                <w:color w:val="000000"/>
+                <w:sz w:val="32"/>
+                <w:szCs w:val="40"/>
+              </w:rPr>
+              <w:t>–</w:t>
+            </w:r>
             <w:r>
               <w:rPr>
                 <w:rFonts w:ascii="BRH Devanagari Extra" w:hAnsi="BRH Devanagari Extra" w:cs="BRH Devanagari Extra"/>
@@ -5765,56 +5453,24 @@
               </w:rPr>
               <w:t>ÌuÉ</w:t>
             </w:r>
-            <w:proofErr w:type="spellEnd"/>
-            <w:r>
-              <w:rPr>
-                <w:rFonts w:ascii="BRH Malayalam Extra" w:hAnsi="BRH Malayalam Extra" w:cs="brh"/>
-                <w:b/>
-                <w:color w:val="000000"/>
-                <w:sz w:val="32"/>
-                <w:szCs w:val="40"/>
-              </w:rPr>
-              <w:t>–</w:t>
-            </w:r>
-            <w:proofErr w:type="spellStart"/>
-            <w:r>
-              <w:rPr>
-                <w:rFonts w:ascii="BRH Devanagari Extra" w:hAnsi="BRH Devanagari Extra" w:cs="BRH Devanagari Extra"/>
-                <w:color w:val="000000"/>
-                <w:sz w:val="40"/>
-                <w:szCs w:val="40"/>
-              </w:rPr>
-              <w:t>iÉÑUç</w:t>
-            </w:r>
-            <w:proofErr w:type="spellEnd"/>
-            <w:r>
-              <w:rPr>
-                <w:rFonts w:ascii="BRH Devanagari Extra" w:hAnsi="BRH Devanagari Extra" w:cs="BRH Devanagari Extra"/>
-                <w:color w:val="000000"/>
-                <w:sz w:val="40"/>
-                <w:szCs w:val="40"/>
-              </w:rPr>
-              <w:t xml:space="preserve"> </w:t>
-            </w:r>
-            <w:proofErr w:type="spellStart"/>
-            <w:r>
-              <w:rPr>
-                <w:rFonts w:ascii="BRH Devanagari Extra" w:hAnsi="BRH Devanagari Extra" w:cs="BRH Devanagari Extra"/>
-                <w:color w:val="000000"/>
-                <w:sz w:val="40"/>
-                <w:szCs w:val="40"/>
-              </w:rPr>
-              <w:t>rÉþjÉÉ</w:t>
-            </w:r>
-            <w:proofErr w:type="spellEnd"/>
-            <w:r>
-              <w:rPr>
-                <w:rFonts w:ascii="BRH Devanagari Extra" w:hAnsi="BRH Devanagari Extra" w:cs="BRH Devanagari Extra"/>
-                <w:color w:val="000000"/>
-                <w:sz w:val="40"/>
-                <w:szCs w:val="40"/>
-              </w:rPr>
-              <w:t xml:space="preserve"> |</w:t>
+            <w:r>
+              <w:rPr>
+                <w:rFonts w:ascii="BRH Malayalam Extra" w:hAnsi="BRH Malayalam Extra" w:cs="brh"/>
+                <w:b/>
+                <w:color w:val="000000"/>
+                <w:sz w:val="32"/>
+                <w:szCs w:val="40"/>
+              </w:rPr>
+              <w:t>–</w:t>
+            </w:r>
+            <w:r>
+              <w:rPr>
+                <w:rFonts w:ascii="BRH Devanagari Extra" w:hAnsi="BRH Devanagari Extra" w:cs="BRH Devanagari Extra"/>
+                <w:color w:val="000000"/>
+                <w:sz w:val="40"/>
+                <w:szCs w:val="40"/>
+              </w:rPr>
+              <w:t>iÉÑUç rÉþjÉÉ |</w:t>
             </w:r>
           </w:p>
         </w:tc>
@@ -5848,29 +5504,7 @@
           <w:szCs w:val="40"/>
           <w:lang w:val="en-IN" w:eastAsia="en-IN"/>
         </w:rPr>
-        <w:t>"</w:t>
-      </w:r>
-      <w:proofErr w:type="spellStart"/>
-      <w:r>
-        <w:rPr>
-          <w:rFonts w:ascii="BRH Devanagari" w:hAnsi="BRH Devanagari" w:cs="BRH Devanagari"/>
-          <w:color w:val="000000"/>
-          <w:sz w:val="40"/>
-          <w:szCs w:val="40"/>
-          <w:lang w:val="en-IN" w:eastAsia="en-IN"/>
-        </w:rPr>
-        <w:t>zlÉ</w:t>
-      </w:r>
-      <w:proofErr w:type="spellEnd"/>
-      <w:r>
-        <w:rPr>
-          <w:rFonts w:ascii="BRH Devanagari" w:hAnsi="BRH Devanagari" w:cs="BRH Devanagari"/>
-          <w:color w:val="000000"/>
-          <w:sz w:val="40"/>
-          <w:szCs w:val="40"/>
-          <w:lang w:val="en-IN" w:eastAsia="en-IN"/>
-        </w:rPr>
-        <w:t xml:space="preserve">" </w:t>
+        <w:t xml:space="preserve">"zlÉ" </w:t>
       </w:r>
       <w:r>
         <w:rPr>
@@ -5878,16 +5512,7 @@
           <w:bCs/>
           <w:sz w:val="32"/>
         </w:rPr>
-        <w:t xml:space="preserve">replaced </w:t>
-      </w:r>
-      <w:proofErr w:type="gramStart"/>
-      <w:r>
-        <w:rPr>
-          <w:b/>
-          <w:bCs/>
-          <w:sz w:val="32"/>
-        </w:rPr>
-        <w:t>with</w:t>
+        <w:t>replaced with</w:t>
       </w:r>
       <w:r>
         <w:rPr>
@@ -5909,8 +5534,6 @@
         </w:rPr>
         <w:t>"</w:t>
       </w:r>
-      <w:proofErr w:type="spellStart"/>
-      <w:proofErr w:type="gramEnd"/>
       <w:r>
         <w:rPr>
           <w:rFonts w:ascii="BRH Devanagari" w:hAnsi="BRH Devanagari" w:cs="BRH Devanagari"/>
@@ -5922,7 +5545,6 @@
         </w:rPr>
         <w:t>zgÉ</w:t>
       </w:r>
-      <w:proofErr w:type="spellEnd"/>
       <w:r>
         <w:rPr>
           <w:rFonts w:ascii="BRH Devanagari" w:hAnsi="BRH Devanagari" w:cs="BRH Devanagari"/>
@@ -5965,10 +5587,7 @@
         <w:t>=========================</w:t>
       </w:r>
     </w:p>
-    <w:p>
-      <w:bookmarkStart w:id="0" w:name="_GoBack"/>
-      <w:bookmarkEnd w:id="0"/>
-    </w:p>
+    <w:p/>
     <w:p>
       <w:pPr>
         <w:jc w:val="center"/>
@@ -5985,10 +5604,8 @@
           <w:szCs w:val="32"/>
           <w:u w:val="single"/>
         </w:rPr>
-        <w:lastRenderedPageBreak/>
         <w:t xml:space="preserve">TS </w:t>
       </w:r>
-      <w:proofErr w:type="spellStart"/>
       <w:r>
         <w:rPr>
           <w:b/>
@@ -5999,7 +5616,6 @@
         </w:rPr>
         <w:t>Krama</w:t>
       </w:r>
-      <w:proofErr w:type="spellEnd"/>
       <w:r>
         <w:rPr>
           <w:b/>
@@ -6008,29 +5624,7 @@
           <w:szCs w:val="32"/>
           <w:u w:val="single"/>
         </w:rPr>
-        <w:t xml:space="preserve"> </w:t>
-      </w:r>
-      <w:proofErr w:type="spellStart"/>
-      <w:r>
-        <w:rPr>
-          <w:b/>
-          <w:bCs/>
-          <w:sz w:val="32"/>
-          <w:szCs w:val="32"/>
-          <w:u w:val="single"/>
-        </w:rPr>
-        <w:t>Paatam</w:t>
-      </w:r>
-      <w:proofErr w:type="spellEnd"/>
-      <w:r>
-        <w:rPr>
-          <w:b/>
-          <w:bCs/>
-          <w:sz w:val="32"/>
-          <w:szCs w:val="32"/>
-          <w:u w:val="single"/>
-        </w:rPr>
-        <w:t xml:space="preserve"> – TS </w:t>
+        <w:t xml:space="preserve"> Paatam – TS </w:t>
       </w:r>
       <w:r>
         <w:rPr>
@@ -6331,7 +5925,7 @@
 </file>
 
 <file path=word/endnotes.xml><?xml version="1.0" encoding="utf-8"?>
-<w:endnotes xmlns:wpc="http://schemas.microsoft.com/office/word/2010/wordprocessingCanvas" xmlns:cx="http://schemas.microsoft.com/office/drawing/2014/chartex" xmlns:cx1="http://schemas.microsoft.com/office/drawing/2015/9/8/chartex" xmlns:mc="http://schemas.openxmlformats.org/markup-compatibility/2006" xmlns:o="urn:schemas-microsoft-com:office:office" xmlns:r="http://schemas.openxmlformats.org/officeDocument/2006/relationships" xmlns:m="http://schemas.openxmlformats.org/officeDocument/2006/math" xmlns:v="urn:schemas-microsoft-com:vml" xmlns:wp14="http://schemas.microsoft.com/office/word/2010/wordprocessingDrawing" xmlns:wp="http://schemas.openxmlformats.org/drawingml/2006/wordprocessingDrawing" xmlns:w10="urn:schemas-microsoft-com:office:word" xmlns:w="http://schemas.openxmlformats.org/wordprocessingml/2006/main" xmlns:w14="http://schemas.microsoft.com/office/word/2010/wordml" xmlns:w15="http://schemas.microsoft.com/office/word/2012/wordml" xmlns:w16se="http://schemas.microsoft.com/office/word/2015/wordml/symex" xmlns:wpg="http://schemas.microsoft.com/office/word/2010/wordprocessingGroup" xmlns:wpi="http://schemas.microsoft.com/office/word/2010/wordprocessingInk" xmlns:wne="http://schemas.microsoft.com/office/word/2006/wordml" xmlns:wps="http://schemas.microsoft.com/office/word/2010/wordprocessingShape" mc:Ignorable="w14 w15 w16se wp14">
+<w:endnotes xmlns:wpc="http://schemas.microsoft.com/office/word/2010/wordprocessingCanvas" xmlns:cx="http://schemas.microsoft.com/office/drawing/2014/chartex" xmlns:cx1="http://schemas.microsoft.com/office/drawing/2015/9/8/chartex" xmlns:cx2="http://schemas.microsoft.com/office/drawing/2015/10/21/chartex" xmlns:cx3="http://schemas.microsoft.com/office/drawing/2016/5/9/chartex" xmlns:cx4="http://schemas.microsoft.com/office/drawing/2016/5/10/chartex" xmlns:cx5="http://schemas.microsoft.com/office/drawing/2016/5/11/chartex" xmlns:cx6="http://schemas.microsoft.com/office/drawing/2016/5/12/chartex" xmlns:cx7="http://schemas.microsoft.com/office/drawing/2016/5/13/chartex" xmlns:cx8="http://schemas.microsoft.com/office/drawing/2016/5/14/chartex" xmlns:mc="http://schemas.openxmlformats.org/markup-compatibility/2006" xmlns:aink="http://schemas.microsoft.com/office/drawing/2016/ink" xmlns:am3d="http://schemas.microsoft.com/office/drawing/2017/model3d" xmlns:o="urn:schemas-microsoft-com:office:office" xmlns:oel="http://schemas.microsoft.com/office/2019/extlst" xmlns:r="http://schemas.openxmlformats.org/officeDocument/2006/relationships" xmlns:m="http://schemas.openxmlformats.org/officeDocument/2006/math" xmlns:v="urn:schemas-microsoft-com:vml" xmlns:wp14="http://schemas.microsoft.com/office/word/2010/wordprocessingDrawing" xmlns:wp="http://schemas.openxmlformats.org/drawingml/2006/wordprocessingDrawing" xmlns:w10="urn:schemas-microsoft-com:office:word" xmlns:w="http://schemas.openxmlformats.org/wordprocessingml/2006/main" xmlns:w14="http://schemas.microsoft.com/office/word/2010/wordml" xmlns:w15="http://schemas.microsoft.com/office/word/2012/wordml" xmlns:w16cex="http://schemas.microsoft.com/office/word/2018/wordml/cex" xmlns:w16cid="http://schemas.microsoft.com/office/word/2016/wordml/cid" xmlns:w16="http://schemas.microsoft.com/office/word/2018/wordml" xmlns:w16du="http://schemas.microsoft.com/office/word/2023/wordml/word16du" xmlns:w16sdtdh="http://schemas.microsoft.com/office/word/2020/wordml/sdtdatahash" xmlns:w16sdtfl="http://schemas.microsoft.com/office/word/2024/wordml/sdtformatlock" xmlns:w16se="http://schemas.microsoft.com/office/word/2015/wordml/symex" xmlns:wpg="http://schemas.microsoft.com/office/word/2010/wordprocessingGroup" xmlns:wpi="http://schemas.microsoft.com/office/word/2010/wordprocessingInk" xmlns:wne="http://schemas.microsoft.com/office/word/2006/wordml" xmlns:wps="http://schemas.microsoft.com/office/word/2010/wordprocessingShape" mc:Ignorable="w14 w15 w16se w16cid w16 w16cex w16sdtdh w16sdtfl w16du wp14">
   <w:endnote w:type="separator" w:id="-1">
     <w:p>
       <w:pPr>
@@ -6356,7 +5950,7 @@
 </file>
 
 <file path=word/footer1.xml><?xml version="1.0" encoding="utf-8"?>
-<w:ftr xmlns:wpc="http://schemas.microsoft.com/office/word/2010/wordprocessingCanvas" xmlns:cx="http://schemas.microsoft.com/office/drawing/2014/chartex" xmlns:cx1="http://schemas.microsoft.com/office/drawing/2015/9/8/chartex" xmlns:mc="http://schemas.openxmlformats.org/markup-compatibility/2006" xmlns:o="urn:schemas-microsoft-com:office:office" xmlns:r="http://schemas.openxmlformats.org/officeDocument/2006/relationships" xmlns:m="http://schemas.openxmlformats.org/officeDocument/2006/math" xmlns:v="urn:schemas-microsoft-com:vml" xmlns:wp14="http://schemas.microsoft.com/office/word/2010/wordprocessingDrawing" xmlns:wp="http://schemas.openxmlformats.org/drawingml/2006/wordprocessingDrawing" xmlns:w10="urn:schemas-microsoft-com:office:word" xmlns:w="http://schemas.openxmlformats.org/wordprocessingml/2006/main" xmlns:w14="http://schemas.microsoft.com/office/word/2010/wordml" xmlns:w15="http://schemas.microsoft.com/office/word/2012/wordml" xmlns:w16se="http://schemas.microsoft.com/office/word/2015/wordml/symex" xmlns:wpg="http://schemas.microsoft.com/office/word/2010/wordprocessingGroup" xmlns:wpi="http://schemas.microsoft.com/office/word/2010/wordprocessingInk" xmlns:wne="http://schemas.microsoft.com/office/word/2006/wordml" xmlns:wps="http://schemas.microsoft.com/office/word/2010/wordprocessingShape" mc:Ignorable="w14 w15 w16se wp14">
+<w:ftr xmlns:wpc="http://schemas.microsoft.com/office/word/2010/wordprocessingCanvas" xmlns:cx="http://schemas.microsoft.com/office/drawing/2014/chartex" xmlns:cx1="http://schemas.microsoft.com/office/drawing/2015/9/8/chartex" xmlns:cx2="http://schemas.microsoft.com/office/drawing/2015/10/21/chartex" xmlns:cx3="http://schemas.microsoft.com/office/drawing/2016/5/9/chartex" xmlns:cx4="http://schemas.microsoft.com/office/drawing/2016/5/10/chartex" xmlns:cx5="http://schemas.microsoft.com/office/drawing/2016/5/11/chartex" xmlns:cx6="http://schemas.microsoft.com/office/drawing/2016/5/12/chartex" xmlns:cx7="http://schemas.microsoft.com/office/drawing/2016/5/13/chartex" xmlns:cx8="http://schemas.microsoft.com/office/drawing/2016/5/14/chartex" xmlns:mc="http://schemas.openxmlformats.org/markup-compatibility/2006" xmlns:aink="http://schemas.microsoft.com/office/drawing/2016/ink" xmlns:am3d="http://schemas.microsoft.com/office/drawing/2017/model3d" xmlns:o="urn:schemas-microsoft-com:office:office" xmlns:oel="http://schemas.microsoft.com/office/2019/extlst" xmlns:r="http://schemas.openxmlformats.org/officeDocument/2006/relationships" xmlns:m="http://schemas.openxmlformats.org/officeDocument/2006/math" xmlns:v="urn:schemas-microsoft-com:vml" xmlns:wp14="http://schemas.microsoft.com/office/word/2010/wordprocessingDrawing" xmlns:wp="http://schemas.openxmlformats.org/drawingml/2006/wordprocessingDrawing" xmlns:w10="urn:schemas-microsoft-com:office:word" xmlns:w="http://schemas.openxmlformats.org/wordprocessingml/2006/main" xmlns:w14="http://schemas.microsoft.com/office/word/2010/wordml" xmlns:w15="http://schemas.microsoft.com/office/word/2012/wordml" xmlns:w16cex="http://schemas.microsoft.com/office/word/2018/wordml/cex" xmlns:w16cid="http://schemas.microsoft.com/office/word/2016/wordml/cid" xmlns:w16="http://schemas.microsoft.com/office/word/2018/wordml" xmlns:w16du="http://schemas.microsoft.com/office/word/2023/wordml/word16du" xmlns:w16sdtdh="http://schemas.microsoft.com/office/word/2020/wordml/sdtdatahash" xmlns:w16sdtfl="http://schemas.microsoft.com/office/word/2024/wordml/sdtformatlock" xmlns:w16se="http://schemas.microsoft.com/office/word/2015/wordml/symex" xmlns:wpg="http://schemas.microsoft.com/office/word/2010/wordprocessingGroup" xmlns:wpi="http://schemas.microsoft.com/office/word/2010/wordprocessingInk" xmlns:wne="http://schemas.microsoft.com/office/word/2006/wordml" xmlns:wps="http://schemas.microsoft.com/office/word/2010/wordprocessingShape" mc:Ignorable="w14 w15 w16se w16cid w16 w16cex w16sdtdh w16sdtfl w16du wp14">
   <w:p>
     <w:pPr>
       <w:pBdr>
@@ -6538,7 +6132,7 @@
 </file>
 
 <file path=word/footer2.xml><?xml version="1.0" encoding="utf-8"?>
-<w:ftr xmlns:wpc="http://schemas.microsoft.com/office/word/2010/wordprocessingCanvas" xmlns:cx="http://schemas.microsoft.com/office/drawing/2014/chartex" xmlns:cx1="http://schemas.microsoft.com/office/drawing/2015/9/8/chartex" xmlns:mc="http://schemas.openxmlformats.org/markup-compatibility/2006" xmlns:o="urn:schemas-microsoft-com:office:office" xmlns:r="http://schemas.openxmlformats.org/officeDocument/2006/relationships" xmlns:m="http://schemas.openxmlformats.org/officeDocument/2006/math" xmlns:v="urn:schemas-microsoft-com:vml" xmlns:wp14="http://schemas.microsoft.com/office/word/2010/wordprocessingDrawing" xmlns:wp="http://schemas.openxmlformats.org/drawingml/2006/wordprocessingDrawing" xmlns:w10="urn:schemas-microsoft-com:office:word" xmlns:w="http://schemas.openxmlformats.org/wordprocessingml/2006/main" xmlns:w14="http://schemas.microsoft.com/office/word/2010/wordml" xmlns:w15="http://schemas.microsoft.com/office/word/2012/wordml" xmlns:w16se="http://schemas.microsoft.com/office/word/2015/wordml/symex" xmlns:wpg="http://schemas.microsoft.com/office/word/2010/wordprocessingGroup" xmlns:wpi="http://schemas.microsoft.com/office/word/2010/wordprocessingInk" xmlns:wne="http://schemas.microsoft.com/office/word/2006/wordml" xmlns:wps="http://schemas.microsoft.com/office/word/2010/wordprocessingShape" mc:Ignorable="w14 w15 w16se wp14">
+<w:ftr xmlns:wpc="http://schemas.microsoft.com/office/word/2010/wordprocessingCanvas" xmlns:cx="http://schemas.microsoft.com/office/drawing/2014/chartex" xmlns:cx1="http://schemas.microsoft.com/office/drawing/2015/9/8/chartex" xmlns:cx2="http://schemas.microsoft.com/office/drawing/2015/10/21/chartex" xmlns:cx3="http://schemas.microsoft.com/office/drawing/2016/5/9/chartex" xmlns:cx4="http://schemas.microsoft.com/office/drawing/2016/5/10/chartex" xmlns:cx5="http://schemas.microsoft.com/office/drawing/2016/5/11/chartex" xmlns:cx6="http://schemas.microsoft.com/office/drawing/2016/5/12/chartex" xmlns:cx7="http://schemas.microsoft.com/office/drawing/2016/5/13/chartex" xmlns:cx8="http://schemas.microsoft.com/office/drawing/2016/5/14/chartex" xmlns:mc="http://schemas.openxmlformats.org/markup-compatibility/2006" xmlns:aink="http://schemas.microsoft.com/office/drawing/2016/ink" xmlns:am3d="http://schemas.microsoft.com/office/drawing/2017/model3d" xmlns:o="urn:schemas-microsoft-com:office:office" xmlns:oel="http://schemas.microsoft.com/office/2019/extlst" xmlns:r="http://schemas.openxmlformats.org/officeDocument/2006/relationships" xmlns:m="http://schemas.openxmlformats.org/officeDocument/2006/math" xmlns:v="urn:schemas-microsoft-com:vml" xmlns:wp14="http://schemas.microsoft.com/office/word/2010/wordprocessingDrawing" xmlns:wp="http://schemas.openxmlformats.org/drawingml/2006/wordprocessingDrawing" xmlns:w10="urn:schemas-microsoft-com:office:word" xmlns:w="http://schemas.openxmlformats.org/wordprocessingml/2006/main" xmlns:w14="http://schemas.microsoft.com/office/word/2010/wordml" xmlns:w15="http://schemas.microsoft.com/office/word/2012/wordml" xmlns:w16cex="http://schemas.microsoft.com/office/word/2018/wordml/cex" xmlns:w16cid="http://schemas.microsoft.com/office/word/2016/wordml/cid" xmlns:w16="http://schemas.microsoft.com/office/word/2018/wordml" xmlns:w16du="http://schemas.microsoft.com/office/word/2023/wordml/word16du" xmlns:w16sdtdh="http://schemas.microsoft.com/office/word/2020/wordml/sdtdatahash" xmlns:w16sdtfl="http://schemas.microsoft.com/office/word/2024/wordml/sdtformatlock" xmlns:w16se="http://schemas.microsoft.com/office/word/2015/wordml/symex" xmlns:wpg="http://schemas.microsoft.com/office/word/2010/wordprocessingGroup" xmlns:wpi="http://schemas.microsoft.com/office/word/2010/wordprocessingInk" xmlns:wne="http://schemas.microsoft.com/office/word/2006/wordml" xmlns:wps="http://schemas.microsoft.com/office/word/2010/wordprocessingShape" mc:Ignorable="w14 w15 w16se w16cid w16 w16cex w16sdtdh w16sdtfl w16du wp14">
   <w:p>
     <w:pPr>
       <w:pBdr>
@@ -6741,7 +6335,7 @@
 </file>
 
 <file path=word/footnotes.xml><?xml version="1.0" encoding="utf-8"?>
-<w:footnotes xmlns:wpc="http://schemas.microsoft.com/office/word/2010/wordprocessingCanvas" xmlns:cx="http://schemas.microsoft.com/office/drawing/2014/chartex" xmlns:cx1="http://schemas.microsoft.com/office/drawing/2015/9/8/chartex" xmlns:mc="http://schemas.openxmlformats.org/markup-compatibility/2006" xmlns:o="urn:schemas-microsoft-com:office:office" xmlns:r="http://schemas.openxmlformats.org/officeDocument/2006/relationships" xmlns:m="http://schemas.openxmlformats.org/officeDocument/2006/math" xmlns:v="urn:schemas-microsoft-com:vml" xmlns:wp14="http://schemas.microsoft.com/office/word/2010/wordprocessingDrawing" xmlns:wp="http://schemas.openxmlformats.org/drawingml/2006/wordprocessingDrawing" xmlns:w10="urn:schemas-microsoft-com:office:word" xmlns:w="http://schemas.openxmlformats.org/wordprocessingml/2006/main" xmlns:w14="http://schemas.microsoft.com/office/word/2010/wordml" xmlns:w15="http://schemas.microsoft.com/office/word/2012/wordml" xmlns:w16se="http://schemas.microsoft.com/office/word/2015/wordml/symex" xmlns:wpg="http://schemas.microsoft.com/office/word/2010/wordprocessingGroup" xmlns:wpi="http://schemas.microsoft.com/office/word/2010/wordprocessingInk" xmlns:wne="http://schemas.microsoft.com/office/word/2006/wordml" xmlns:wps="http://schemas.microsoft.com/office/word/2010/wordprocessingShape" mc:Ignorable="w14 w15 w16se wp14">
+<w:footnotes xmlns:wpc="http://schemas.microsoft.com/office/word/2010/wordprocessingCanvas" xmlns:cx="http://schemas.microsoft.com/office/drawing/2014/chartex" xmlns:cx1="http://schemas.microsoft.com/office/drawing/2015/9/8/chartex" xmlns:cx2="http://schemas.microsoft.com/office/drawing/2015/10/21/chartex" xmlns:cx3="http://schemas.microsoft.com/office/drawing/2016/5/9/chartex" xmlns:cx4="http://schemas.microsoft.com/office/drawing/2016/5/10/chartex" xmlns:cx5="http://schemas.microsoft.com/office/drawing/2016/5/11/chartex" xmlns:cx6="http://schemas.microsoft.com/office/drawing/2016/5/12/chartex" xmlns:cx7="http://schemas.microsoft.com/office/drawing/2016/5/13/chartex" xmlns:cx8="http://schemas.microsoft.com/office/drawing/2016/5/14/chartex" xmlns:mc="http://schemas.openxmlformats.org/markup-compatibility/2006" xmlns:aink="http://schemas.microsoft.com/office/drawing/2016/ink" xmlns:am3d="http://schemas.microsoft.com/office/drawing/2017/model3d" xmlns:o="urn:schemas-microsoft-com:office:office" xmlns:oel="http://schemas.microsoft.com/office/2019/extlst" xmlns:r="http://schemas.openxmlformats.org/officeDocument/2006/relationships" xmlns:m="http://schemas.openxmlformats.org/officeDocument/2006/math" xmlns:v="urn:schemas-microsoft-com:vml" xmlns:wp14="http://schemas.microsoft.com/office/word/2010/wordprocessingDrawing" xmlns:wp="http://schemas.openxmlformats.org/drawingml/2006/wordprocessingDrawing" xmlns:w10="urn:schemas-microsoft-com:office:word" xmlns:w="http://schemas.openxmlformats.org/wordprocessingml/2006/main" xmlns:w14="http://schemas.microsoft.com/office/word/2010/wordml" xmlns:w15="http://schemas.microsoft.com/office/word/2012/wordml" xmlns:w16cex="http://schemas.microsoft.com/office/word/2018/wordml/cex" xmlns:w16cid="http://schemas.microsoft.com/office/word/2016/wordml/cid" xmlns:w16="http://schemas.microsoft.com/office/word/2018/wordml" xmlns:w16du="http://schemas.microsoft.com/office/word/2023/wordml/word16du" xmlns:w16sdtdh="http://schemas.microsoft.com/office/word/2020/wordml/sdtdatahash" xmlns:w16sdtfl="http://schemas.microsoft.com/office/word/2024/wordml/sdtformatlock" xmlns:w16se="http://schemas.microsoft.com/office/word/2015/wordml/symex" xmlns:wpg="http://schemas.microsoft.com/office/word/2010/wordprocessingGroup" xmlns:wpi="http://schemas.microsoft.com/office/word/2010/wordprocessingInk" xmlns:wne="http://schemas.microsoft.com/office/word/2006/wordml" xmlns:wps="http://schemas.microsoft.com/office/word/2010/wordprocessingShape" mc:Ignorable="w14 w15 w16se w16cid w16 w16cex w16sdtdh w16sdtfl w16du wp14">
   <w:footnote w:type="separator" w:id="-1">
     <w:p>
       <w:pPr>
@@ -6766,7 +6360,7 @@
 </file>
 
 <file path=word/header1.xml><?xml version="1.0" encoding="utf-8"?>
-<w:hdr xmlns:wpc="http://schemas.microsoft.com/office/word/2010/wordprocessingCanvas" xmlns:cx="http://schemas.microsoft.com/office/drawing/2014/chartex" xmlns:cx1="http://schemas.microsoft.com/office/drawing/2015/9/8/chartex" xmlns:mc="http://schemas.openxmlformats.org/markup-compatibility/2006" xmlns:o="urn:schemas-microsoft-com:office:office" xmlns:r="http://schemas.openxmlformats.org/officeDocument/2006/relationships" xmlns:m="http://schemas.openxmlformats.org/officeDocument/2006/math" xmlns:v="urn:schemas-microsoft-com:vml" xmlns:wp14="http://schemas.microsoft.com/office/word/2010/wordprocessingDrawing" xmlns:wp="http://schemas.openxmlformats.org/drawingml/2006/wordprocessingDrawing" xmlns:w10="urn:schemas-microsoft-com:office:word" xmlns:w="http://schemas.openxmlformats.org/wordprocessingml/2006/main" xmlns:w14="http://schemas.microsoft.com/office/word/2010/wordml" xmlns:w15="http://schemas.microsoft.com/office/word/2012/wordml" xmlns:w16se="http://schemas.microsoft.com/office/word/2015/wordml/symex" xmlns:wpg="http://schemas.microsoft.com/office/word/2010/wordprocessingGroup" xmlns:wpi="http://schemas.microsoft.com/office/word/2010/wordprocessingInk" xmlns:wne="http://schemas.microsoft.com/office/word/2006/wordml" xmlns:wps="http://schemas.microsoft.com/office/word/2010/wordprocessingShape" mc:Ignorable="w14 w15 w16se wp14">
+<w:hdr xmlns:wpc="http://schemas.microsoft.com/office/word/2010/wordprocessingCanvas" xmlns:cx="http://schemas.microsoft.com/office/drawing/2014/chartex" xmlns:cx1="http://schemas.microsoft.com/office/drawing/2015/9/8/chartex" xmlns:cx2="http://schemas.microsoft.com/office/drawing/2015/10/21/chartex" xmlns:cx3="http://schemas.microsoft.com/office/drawing/2016/5/9/chartex" xmlns:cx4="http://schemas.microsoft.com/office/drawing/2016/5/10/chartex" xmlns:cx5="http://schemas.microsoft.com/office/drawing/2016/5/11/chartex" xmlns:cx6="http://schemas.microsoft.com/office/drawing/2016/5/12/chartex" xmlns:cx7="http://schemas.microsoft.com/office/drawing/2016/5/13/chartex" xmlns:cx8="http://schemas.microsoft.com/office/drawing/2016/5/14/chartex" xmlns:mc="http://schemas.openxmlformats.org/markup-compatibility/2006" xmlns:aink="http://schemas.microsoft.com/office/drawing/2016/ink" xmlns:am3d="http://schemas.microsoft.com/office/drawing/2017/model3d" xmlns:o="urn:schemas-microsoft-com:office:office" xmlns:oel="http://schemas.microsoft.com/office/2019/extlst" xmlns:r="http://schemas.openxmlformats.org/officeDocument/2006/relationships" xmlns:m="http://schemas.openxmlformats.org/officeDocument/2006/math" xmlns:v="urn:schemas-microsoft-com:vml" xmlns:wp14="http://schemas.microsoft.com/office/word/2010/wordprocessingDrawing" xmlns:wp="http://schemas.openxmlformats.org/drawingml/2006/wordprocessingDrawing" xmlns:w10="urn:schemas-microsoft-com:office:word" xmlns:w="http://schemas.openxmlformats.org/wordprocessingml/2006/main" xmlns:w14="http://schemas.microsoft.com/office/word/2010/wordml" xmlns:w15="http://schemas.microsoft.com/office/word/2012/wordml" xmlns:w16cex="http://schemas.microsoft.com/office/word/2018/wordml/cex" xmlns:w16cid="http://schemas.microsoft.com/office/word/2016/wordml/cid" xmlns:w16="http://schemas.microsoft.com/office/word/2018/wordml" xmlns:w16du="http://schemas.microsoft.com/office/word/2023/wordml/word16du" xmlns:w16sdtdh="http://schemas.microsoft.com/office/word/2020/wordml/sdtdatahash" xmlns:w16sdtfl="http://schemas.microsoft.com/office/word/2024/wordml/sdtformatlock" xmlns:w16se="http://schemas.microsoft.com/office/word/2015/wordml/symex" xmlns:wpg="http://schemas.microsoft.com/office/word/2010/wordprocessingGroup" xmlns:wpi="http://schemas.microsoft.com/office/word/2010/wordprocessingInk" xmlns:wne="http://schemas.microsoft.com/office/word/2006/wordml" xmlns:wps="http://schemas.microsoft.com/office/word/2010/wordprocessingShape" mc:Ignorable="w14 w15 w16se w16cid w16 w16cex w16sdtdh w16sdtfl w16du wp14">
   <w:p>
     <w:pPr>
       <w:pStyle w:val="Header"/>
@@ -6779,7 +6373,7 @@
 </file>
 
 <file path=word/header2.xml><?xml version="1.0" encoding="utf-8"?>
-<w:hdr xmlns:wpc="http://schemas.microsoft.com/office/word/2010/wordprocessingCanvas" xmlns:cx="http://schemas.microsoft.com/office/drawing/2014/chartex" xmlns:cx1="http://schemas.microsoft.com/office/drawing/2015/9/8/chartex" xmlns:mc="http://schemas.openxmlformats.org/markup-compatibility/2006" xmlns:o="urn:schemas-microsoft-com:office:office" xmlns:r="http://schemas.openxmlformats.org/officeDocument/2006/relationships" xmlns:m="http://schemas.openxmlformats.org/officeDocument/2006/math" xmlns:v="urn:schemas-microsoft-com:vml" xmlns:wp14="http://schemas.microsoft.com/office/word/2010/wordprocessingDrawing" xmlns:wp="http://schemas.openxmlformats.org/drawingml/2006/wordprocessingDrawing" xmlns:w10="urn:schemas-microsoft-com:office:word" xmlns:w="http://schemas.openxmlformats.org/wordprocessingml/2006/main" xmlns:w14="http://schemas.microsoft.com/office/word/2010/wordml" xmlns:w15="http://schemas.microsoft.com/office/word/2012/wordml" xmlns:w16se="http://schemas.microsoft.com/office/word/2015/wordml/symex" xmlns:wpg="http://schemas.microsoft.com/office/word/2010/wordprocessingGroup" xmlns:wpi="http://schemas.microsoft.com/office/word/2010/wordprocessingInk" xmlns:wne="http://schemas.microsoft.com/office/word/2006/wordml" xmlns:wps="http://schemas.microsoft.com/office/word/2010/wordprocessingShape" mc:Ignorable="w14 w15 w16se wp14">
+<w:hdr xmlns:wpc="http://schemas.microsoft.com/office/word/2010/wordprocessingCanvas" xmlns:cx="http://schemas.microsoft.com/office/drawing/2014/chartex" xmlns:cx1="http://schemas.microsoft.com/office/drawing/2015/9/8/chartex" xmlns:cx2="http://schemas.microsoft.com/office/drawing/2015/10/21/chartex" xmlns:cx3="http://schemas.microsoft.com/office/drawing/2016/5/9/chartex" xmlns:cx4="http://schemas.microsoft.com/office/drawing/2016/5/10/chartex" xmlns:cx5="http://schemas.microsoft.com/office/drawing/2016/5/11/chartex" xmlns:cx6="http://schemas.microsoft.com/office/drawing/2016/5/12/chartex" xmlns:cx7="http://schemas.microsoft.com/office/drawing/2016/5/13/chartex" xmlns:cx8="http://schemas.microsoft.com/office/drawing/2016/5/14/chartex" xmlns:mc="http://schemas.openxmlformats.org/markup-compatibility/2006" xmlns:aink="http://schemas.microsoft.com/office/drawing/2016/ink" xmlns:am3d="http://schemas.microsoft.com/office/drawing/2017/model3d" xmlns:o="urn:schemas-microsoft-com:office:office" xmlns:oel="http://schemas.microsoft.com/office/2019/extlst" xmlns:r="http://schemas.openxmlformats.org/officeDocument/2006/relationships" xmlns:m="http://schemas.openxmlformats.org/officeDocument/2006/math" xmlns:v="urn:schemas-microsoft-com:vml" xmlns:wp14="http://schemas.microsoft.com/office/word/2010/wordprocessingDrawing" xmlns:wp="http://schemas.openxmlformats.org/drawingml/2006/wordprocessingDrawing" xmlns:w10="urn:schemas-microsoft-com:office:word" xmlns:w="http://schemas.openxmlformats.org/wordprocessingml/2006/main" xmlns:w14="http://schemas.microsoft.com/office/word/2010/wordml" xmlns:w15="http://schemas.microsoft.com/office/word/2012/wordml" xmlns:w16cex="http://schemas.microsoft.com/office/word/2018/wordml/cex" xmlns:w16cid="http://schemas.microsoft.com/office/word/2016/wordml/cid" xmlns:w16="http://schemas.microsoft.com/office/word/2018/wordml" xmlns:w16du="http://schemas.microsoft.com/office/word/2023/wordml/word16du" xmlns:w16sdtdh="http://schemas.microsoft.com/office/word/2020/wordml/sdtdatahash" xmlns:w16sdtfl="http://schemas.microsoft.com/office/word/2024/wordml/sdtformatlock" xmlns:w16se="http://schemas.microsoft.com/office/word/2015/wordml/symex" xmlns:wpg="http://schemas.microsoft.com/office/word/2010/wordprocessingGroup" xmlns:wpi="http://schemas.microsoft.com/office/word/2010/wordprocessingInk" xmlns:wne="http://schemas.microsoft.com/office/word/2006/wordml" xmlns:wps="http://schemas.microsoft.com/office/word/2010/wordprocessingShape" mc:Ignorable="w14 w15 w16se w16cid w16 w16cex w16sdtdh w16sdtfl w16du wp14">
   <w:p>
     <w:pPr>
       <w:pStyle w:val="Header"/>
@@ -6792,7 +6386,7 @@
 </file>
 
 <file path=word/styles.xml><?xml version="1.0" encoding="utf-8"?>
-<w:styles xmlns:mc="http://schemas.openxmlformats.org/markup-compatibility/2006" xmlns:r="http://schemas.openxmlformats.org/officeDocument/2006/relationships" xmlns:w="http://schemas.openxmlformats.org/wordprocessingml/2006/main" xmlns:w14="http://schemas.microsoft.com/office/word/2010/wordml" xmlns:w15="http://schemas.microsoft.com/office/word/2012/wordml" xmlns:w16se="http://schemas.microsoft.com/office/word/2015/wordml/symex" mc:Ignorable="w14 w15 w16se">
+<w:styles xmlns:mc="http://schemas.openxmlformats.org/markup-compatibility/2006" xmlns:r="http://schemas.openxmlformats.org/officeDocument/2006/relationships" xmlns:w="http://schemas.openxmlformats.org/wordprocessingml/2006/main" xmlns:w14="http://schemas.microsoft.com/office/word/2010/wordml" xmlns:w15="http://schemas.microsoft.com/office/word/2012/wordml" xmlns:w16cex="http://schemas.microsoft.com/office/word/2018/wordml/cex" xmlns:w16cid="http://schemas.microsoft.com/office/word/2016/wordml/cid" xmlns:w16="http://schemas.microsoft.com/office/word/2018/wordml" xmlns:w16du="http://schemas.microsoft.com/office/word/2023/wordml/word16du" xmlns:w16sdtdh="http://schemas.microsoft.com/office/word/2020/wordml/sdtdatahash" xmlns:w16sdtfl="http://schemas.microsoft.com/office/word/2024/wordml/sdtformatlock" xmlns:w16se="http://schemas.microsoft.com/office/word/2015/wordml/symex" mc:Ignorable="w14 w15 w16se w16cid w16 w16cex w16sdtdh w16sdtfl w16du">
   <w:docDefaults>
     <w:rPrDefault>
       <w:rPr>
@@ -6802,7 +6396,7 @@
     </w:rPrDefault>
     <w:pPrDefault/>
   </w:docDefaults>
-  <w:latentStyles w:defLockedState="0" w:defUIPriority="99" w:defSemiHidden="0" w:defUnhideWhenUsed="0" w:defQFormat="0" w:count="371">
+  <w:latentStyles w:defLockedState="0" w:defUIPriority="99" w:defSemiHidden="0" w:defUnhideWhenUsed="0" w:defQFormat="0" w:count="376">
     <w:lsdException w:name="Normal" w:uiPriority="0" w:qFormat="1"/>
     <w:lsdException w:name="heading 1" w:uiPriority="9" w:qFormat="1"/>
     <w:lsdException w:name="heading 2" w:semiHidden="1" w:uiPriority="9" w:unhideWhenUsed="1" w:qFormat="1"/>
@@ -7174,6 +6768,11 @@
     <w:lsdException w:name="List Table 5 Dark Accent 6" w:uiPriority="50"/>
     <w:lsdException w:name="List Table 6 Colorful Accent 6" w:uiPriority="51"/>
     <w:lsdException w:name="List Table 7 Colorful Accent 6" w:uiPriority="52"/>
+    <w:lsdException w:name="Mention" w:semiHidden="1" w:unhideWhenUsed="1"/>
+    <w:lsdException w:name="Smart Hyperlink" w:semiHidden="1" w:unhideWhenUsed="1"/>
+    <w:lsdException w:name="Hashtag" w:semiHidden="1" w:unhideWhenUsed="1"/>
+    <w:lsdException w:name="Unresolved Mention" w:semiHidden="1" w:unhideWhenUsed="1"/>
+    <w:lsdException w:name="Smart Link" w:semiHidden="1" w:unhideWhenUsed="1"/>
   </w:latentStyles>
   <w:style w:type="paragraph" w:default="1" w:styleId="Normal">
     <w:name w:val="Normal"/>

--- a/TS-Kramam/TS-3.1/TS 3.1 Sanskrit Krama Paatam Corrections.docx
+++ b/TS-Kramam/TS-3.1/TS 3.1 Sanskrit Krama Paatam Corrections.docx
@@ -198,6 +198,438 @@
       </w:tr>
       <w:tr>
         <w:trPr>
+          <w:trHeight w:val="964"/>
+        </w:trPr>
+        <w:tc>
+          <w:tcPr>
+            <w:tcW w:w="3906" w:type="dxa"/>
+          </w:tcPr>
+          <w:p>
+            <w:pPr>
+              <w:widowControl w:val="0"/>
+              <w:tabs>
+                <w:tab w:val="left" w:pos="993"/>
+              </w:tabs>
+              <w:autoSpaceDE w:val="0"/>
+              <w:autoSpaceDN w:val="0"/>
+              <w:adjustRightInd w:val="0"/>
+              <w:spacing w:before="0" w:line="240" w:lineRule="auto"/>
+              <w:ind w:right="297"/>
+              <w:rPr>
+                <w:rFonts w:cs="Arial"/>
+                <w:b/>
+                <w:color w:val="000000" w:themeColor="text1"/>
+                <w:sz w:val="28"/>
+                <w:szCs w:val="32"/>
+              </w:rPr>
+            </w:pPr>
+            <w:r>
+              <w:rPr>
+                <w:rFonts w:cs="Arial"/>
+                <w:b/>
+                <w:color w:val="000000" w:themeColor="text1"/>
+                <w:sz w:val="28"/>
+                <w:szCs w:val="32"/>
+              </w:rPr>
+              <w:t>T.S.3.1.</w:t>
+            </w:r>
+            <w:r>
+              <w:rPr>
+                <w:rFonts w:cs="Arial"/>
+                <w:b/>
+                <w:color w:val="000000" w:themeColor="text1"/>
+                <w:sz w:val="28"/>
+                <w:szCs w:val="32"/>
+              </w:rPr>
+              <w:t>3.1</w:t>
+            </w:r>
+            <w:r>
+              <w:rPr>
+                <w:rFonts w:cs="Arial"/>
+                <w:b/>
+                <w:color w:val="000000" w:themeColor="text1"/>
+                <w:sz w:val="28"/>
+                <w:szCs w:val="32"/>
+              </w:rPr>
+              <w:t xml:space="preserve"> – Kramam</w:t>
+            </w:r>
+          </w:p>
+          <w:p>
+            <w:pPr>
+              <w:widowControl w:val="0"/>
+              <w:tabs>
+                <w:tab w:val="left" w:pos="993"/>
+              </w:tabs>
+              <w:autoSpaceDE w:val="0"/>
+              <w:autoSpaceDN w:val="0"/>
+              <w:adjustRightInd w:val="0"/>
+              <w:spacing w:before="0" w:line="240" w:lineRule="auto"/>
+              <w:ind w:right="297"/>
+              <w:rPr>
+                <w:rFonts w:cs="Arial"/>
+                <w:b/>
+                <w:color w:val="000000" w:themeColor="text1"/>
+                <w:szCs w:val="32"/>
+              </w:rPr>
+            </w:pPr>
+            <w:r>
+              <w:rPr>
+                <w:rFonts w:cs="Arial"/>
+                <w:b/>
+                <w:color w:val="000000" w:themeColor="text1"/>
+                <w:sz w:val="28"/>
+                <w:szCs w:val="32"/>
+              </w:rPr>
+              <w:t>Krama Vaakyam</w:t>
+            </w:r>
+            <w:r>
+              <w:rPr>
+                <w:rFonts w:cs="Arial"/>
+                <w:b/>
+                <w:color w:val="000000" w:themeColor="text1"/>
+                <w:szCs w:val="32"/>
+              </w:rPr>
+              <w:t xml:space="preserve"> No.– </w:t>
+            </w:r>
+            <w:r>
+              <w:rPr>
+                <w:rFonts w:cs="Arial"/>
+                <w:b/>
+                <w:color w:val="000000" w:themeColor="text1"/>
+                <w:szCs w:val="32"/>
+              </w:rPr>
+              <w:t>25</w:t>
+            </w:r>
+            <w:r>
+              <w:rPr>
+                <w:rFonts w:cs="Arial"/>
+                <w:b/>
+                <w:color w:val="000000" w:themeColor="text1"/>
+                <w:szCs w:val="32"/>
+              </w:rPr>
+              <w:t xml:space="preserve"> </w:t>
+            </w:r>
+          </w:p>
+          <w:p>
+            <w:pPr>
+              <w:widowControl w:val="0"/>
+              <w:tabs>
+                <w:tab w:val="left" w:pos="993"/>
+              </w:tabs>
+              <w:autoSpaceDE w:val="0"/>
+              <w:autoSpaceDN w:val="0"/>
+              <w:adjustRightInd w:val="0"/>
+              <w:spacing w:before="0" w:line="240" w:lineRule="auto"/>
+              <w:ind w:right="297"/>
+              <w:rPr>
+                <w:rFonts w:cs="Arial"/>
+                <w:b/>
+                <w:color w:val="000000" w:themeColor="text1"/>
+                <w:sz w:val="28"/>
+                <w:szCs w:val="32"/>
+              </w:rPr>
+            </w:pPr>
+            <w:r>
+              <w:rPr>
+                <w:rFonts w:cs="Arial"/>
+                <w:b/>
+                <w:color w:val="000000" w:themeColor="text1"/>
+                <w:sz w:val="28"/>
+                <w:szCs w:val="32"/>
+              </w:rPr>
+              <w:t>Panchaati No</w:t>
+            </w:r>
+            <w:r>
+              <w:rPr>
+                <w:rFonts w:cs="Arial"/>
+                <w:b/>
+                <w:color w:val="000000" w:themeColor="text1"/>
+                <w:szCs w:val="32"/>
+              </w:rPr>
+              <w:t xml:space="preserve">. - </w:t>
+            </w:r>
+            <w:r>
+              <w:rPr>
+                <w:rFonts w:cs="Arial"/>
+                <w:b/>
+                <w:color w:val="000000" w:themeColor="text1"/>
+                <w:szCs w:val="32"/>
+              </w:rPr>
+              <w:t>9</w:t>
+            </w:r>
+          </w:p>
+        </w:tc>
+        <w:tc>
+          <w:tcPr>
+            <w:tcW w:w="5103" w:type="dxa"/>
+          </w:tcPr>
+          <w:p>
+            <w:pPr>
+              <w:widowControl w:val="0"/>
+              <w:autoSpaceDE w:val="0"/>
+              <w:autoSpaceDN w:val="0"/>
+              <w:adjustRightInd w:val="0"/>
+              <w:spacing w:before="0" w:line="240" w:lineRule="auto"/>
+              <w:rPr>
+                <w:rFonts w:ascii="BRH Malayalam Extra" w:hAnsi="BRH Malayalam Extra" w:cs="BRH Malayalam Extra"/>
+                <w:color w:val="000000"/>
+                <w:sz w:val="40"/>
+                <w:szCs w:val="40"/>
+              </w:rPr>
+            </w:pPr>
+            <w:r>
+              <w:rPr>
+                <w:rFonts w:ascii="BRH Devanagari Extra" w:hAnsi="BRH Devanagari Extra" w:cs="BRH Devanagari Extra"/>
+                <w:color w:val="000000"/>
+                <w:sz w:val="40"/>
+                <w:szCs w:val="40"/>
+              </w:rPr>
+              <w:t xml:space="preserve">EmÉÉÿgerÉÉiÉç | </w:t>
+            </w:r>
+            <w:r>
+              <w:rPr>
+                <w:rFonts w:ascii="BRH Devanagari Extra" w:hAnsi="BRH Devanagari Extra" w:cs="BRH Devanagari Extra"/>
+                <w:color w:val="000000"/>
+                <w:sz w:val="40"/>
+                <w:szCs w:val="40"/>
+                <w:highlight w:val="yellow"/>
+              </w:rPr>
+              <w:t>AÉ</w:t>
+            </w:r>
+            <w:r>
+              <w:rPr>
+                <w:rFonts w:ascii="BRH Malayalam Extra" w:hAnsi="BRH Malayalam Extra" w:cs="brh"/>
+                <w:b/>
+                <w:color w:val="000000"/>
+                <w:sz w:val="32"/>
+                <w:szCs w:val="40"/>
+              </w:rPr>
+              <w:t>–</w:t>
+            </w:r>
+            <w:r>
+              <w:rPr>
+                <w:rFonts w:ascii="BRH Devanagari Extra" w:hAnsi="BRH Devanagari Extra" w:cs="BRH Devanagari Extra"/>
+                <w:color w:val="000000"/>
+                <w:sz w:val="40"/>
+                <w:szCs w:val="40"/>
+              </w:rPr>
+              <w:t>gerÉÉ</w:t>
+            </w:r>
+            <w:r>
+              <w:rPr>
+                <w:rFonts w:ascii="BRH Malayalam Extra" w:hAnsi="BRH Malayalam Extra" w:cs="brh"/>
+                <w:b/>
+                <w:color w:val="000000"/>
+                <w:sz w:val="32"/>
+                <w:szCs w:val="40"/>
+              </w:rPr>
+              <w:t>–</w:t>
+            </w:r>
+            <w:r>
+              <w:rPr>
+                <w:rFonts w:ascii="BRH Devanagari Extra" w:hAnsi="BRH Devanagari Extra" w:cs="BRH Devanagari Extra"/>
+                <w:color w:val="000000"/>
+                <w:sz w:val="40"/>
+                <w:szCs w:val="40"/>
+              </w:rPr>
+              <w:t>Sè rÉ</w:t>
+            </w:r>
+            <w:r>
+              <w:rPr>
+                <w:rFonts w:ascii="BRH Malayalam Extra" w:hAnsi="BRH Malayalam Extra" w:cs="brh"/>
+                <w:b/>
+                <w:color w:val="000000"/>
+                <w:sz w:val="32"/>
+                <w:szCs w:val="40"/>
+              </w:rPr>
+              <w:t>–</w:t>
+            </w:r>
+            <w:r>
+              <w:rPr>
+                <w:rFonts w:ascii="BRH Devanagari Extra" w:hAnsi="BRH Devanagari Extra" w:cs="BRH Devanagari Extra"/>
+                <w:color w:val="000000"/>
+                <w:sz w:val="40"/>
+                <w:szCs w:val="40"/>
+              </w:rPr>
+              <w:t>¥É</w:t>
+            </w:r>
+            <w:r>
+              <w:rPr>
+                <w:rFonts w:ascii="BRH Malayalam Extra" w:hAnsi="BRH Malayalam Extra" w:cs="brh"/>
+                <w:b/>
+                <w:color w:val="000000"/>
+                <w:sz w:val="32"/>
+                <w:szCs w:val="40"/>
+              </w:rPr>
+              <w:t>–</w:t>
+            </w:r>
+            <w:r>
+              <w:rPr>
+                <w:rFonts w:ascii="BRH Devanagari Extra" w:hAnsi="BRH Devanagari Extra" w:cs="BRH Devanagari Extra"/>
+                <w:color w:val="000000"/>
+                <w:sz w:val="40"/>
+                <w:szCs w:val="40"/>
+              </w:rPr>
+              <w:t>qÉÑ</w:t>
+            </w:r>
+            <w:r>
+              <w:rPr>
+                <w:rFonts w:ascii="BRH Malayalam Extra" w:hAnsi="BRH Malayalam Extra" w:cs="brh"/>
+                <w:b/>
+                <w:color w:val="000000"/>
+                <w:sz w:val="32"/>
+                <w:szCs w:val="40"/>
+              </w:rPr>
+              <w:t>–</w:t>
+            </w:r>
+            <w:r>
+              <w:rPr>
+                <w:rFonts w:ascii="BRH Devanagari Extra" w:hAnsi="BRH Devanagari Extra" w:cs="BRH Devanagari Extra"/>
+                <w:color w:val="000000"/>
+                <w:sz w:val="40"/>
+                <w:szCs w:val="40"/>
+              </w:rPr>
+              <w:t>ZÉå |</w:t>
+            </w:r>
+          </w:p>
+        </w:tc>
+        <w:tc>
+          <w:tcPr>
+            <w:tcW w:w="5386" w:type="dxa"/>
+          </w:tcPr>
+          <w:p>
+            <w:pPr>
+              <w:widowControl w:val="0"/>
+              <w:autoSpaceDE w:val="0"/>
+              <w:autoSpaceDN w:val="0"/>
+              <w:adjustRightInd w:val="0"/>
+              <w:spacing w:before="0" w:line="240" w:lineRule="auto"/>
+              <w:rPr>
+                <w:rFonts w:ascii="BRH Malayalam Extra" w:hAnsi="BRH Malayalam Extra" w:cs="BRH Malayalam Extra"/>
+                <w:color w:val="000000"/>
+                <w:sz w:val="40"/>
+                <w:szCs w:val="40"/>
+              </w:rPr>
+            </w:pPr>
+            <w:r>
+              <w:rPr>
+                <w:rFonts w:ascii="BRH Devanagari Extra" w:hAnsi="BRH Devanagari Extra" w:cs="BRH Devanagari Extra"/>
+                <w:color w:val="000000"/>
+                <w:sz w:val="40"/>
+                <w:szCs w:val="40"/>
+              </w:rPr>
+              <w:t xml:space="preserve">EmÉÉÿgerÉÉiÉç | </w:t>
+            </w:r>
+            <w:r>
+              <w:rPr>
+                <w:rFonts w:ascii="BRH Devanagari Extra" w:hAnsi="BRH Devanagari Extra" w:cs="BRH Devanagari Extra"/>
+                <w:color w:val="000000"/>
+                <w:sz w:val="40"/>
+                <w:szCs w:val="40"/>
+                <w:highlight w:val="green"/>
+              </w:rPr>
+              <w:t>A</w:t>
+            </w:r>
+            <w:r>
+              <w:rPr>
+                <w:rFonts w:ascii="BRH Malayalam Extra" w:hAnsi="BRH Malayalam Extra" w:cs="brh"/>
+                <w:b/>
+                <w:color w:val="000000"/>
+                <w:sz w:val="32"/>
+                <w:szCs w:val="40"/>
+              </w:rPr>
+              <w:t>–</w:t>
+            </w:r>
+            <w:r>
+              <w:rPr>
+                <w:rFonts w:ascii="BRH Devanagari Extra" w:hAnsi="BRH Devanagari Extra" w:cs="BRH Devanagari Extra"/>
+                <w:color w:val="000000"/>
+                <w:sz w:val="40"/>
+                <w:szCs w:val="40"/>
+              </w:rPr>
+              <w:t>gerÉÉ</w:t>
+            </w:r>
+            <w:r>
+              <w:rPr>
+                <w:rFonts w:ascii="BRH Malayalam Extra" w:hAnsi="BRH Malayalam Extra" w:cs="brh"/>
+                <w:b/>
+                <w:color w:val="000000"/>
+                <w:sz w:val="32"/>
+                <w:szCs w:val="40"/>
+              </w:rPr>
+              <w:t>–</w:t>
+            </w:r>
+            <w:r>
+              <w:rPr>
+                <w:rFonts w:ascii="BRH Devanagari Extra" w:hAnsi="BRH Devanagari Extra" w:cs="BRH Devanagari Extra"/>
+                <w:color w:val="000000"/>
+                <w:sz w:val="40"/>
+                <w:szCs w:val="40"/>
+              </w:rPr>
+              <w:t>Sè rÉ</w:t>
+            </w:r>
+            <w:r>
+              <w:rPr>
+                <w:rFonts w:ascii="BRH Malayalam Extra" w:hAnsi="BRH Malayalam Extra" w:cs="brh"/>
+                <w:b/>
+                <w:color w:val="000000"/>
+                <w:sz w:val="32"/>
+                <w:szCs w:val="40"/>
+              </w:rPr>
+              <w:t>–</w:t>
+            </w:r>
+            <w:r>
+              <w:rPr>
+                <w:rFonts w:ascii="BRH Devanagari Extra" w:hAnsi="BRH Devanagari Extra" w:cs="BRH Devanagari Extra"/>
+                <w:color w:val="000000"/>
+                <w:sz w:val="40"/>
+                <w:szCs w:val="40"/>
+              </w:rPr>
+              <w:t>¥É</w:t>
+            </w:r>
+            <w:r>
+              <w:rPr>
+                <w:rFonts w:ascii="BRH Malayalam Extra" w:hAnsi="BRH Malayalam Extra" w:cs="brh"/>
+                <w:b/>
+                <w:color w:val="000000"/>
+                <w:sz w:val="32"/>
+                <w:szCs w:val="40"/>
+              </w:rPr>
+              <w:t>–</w:t>
+            </w:r>
+            <w:r>
+              <w:rPr>
+                <w:rFonts w:ascii="BRH Devanagari Extra" w:hAnsi="BRH Devanagari Extra" w:cs="BRH Devanagari Extra"/>
+                <w:color w:val="000000"/>
+                <w:sz w:val="40"/>
+                <w:szCs w:val="40"/>
+              </w:rPr>
+              <w:t>qÉÑ</w:t>
+            </w:r>
+            <w:r>
+              <w:rPr>
+                <w:rFonts w:ascii="BRH Malayalam Extra" w:hAnsi="BRH Malayalam Extra" w:cs="brh"/>
+                <w:b/>
+                <w:color w:val="000000"/>
+                <w:sz w:val="32"/>
+                <w:szCs w:val="40"/>
+              </w:rPr>
+              <w:t>–</w:t>
+            </w:r>
+            <w:r>
+              <w:rPr>
+                <w:rFonts w:ascii="BRH Devanagari Extra" w:hAnsi="BRH Devanagari Extra" w:cs="BRH Devanagari Extra"/>
+                <w:color w:val="000000"/>
+                <w:sz w:val="40"/>
+                <w:szCs w:val="40"/>
+              </w:rPr>
+              <w:t>ZÉå |</w:t>
+            </w:r>
+          </w:p>
+        </w:tc>
+      </w:tr>
+      <w:tr>
+        <w:trPr>
           <w:trHeight w:val="1814"/>
         </w:trPr>
         <w:tc>
@@ -875,7 +1307,7 @@
                 <w:b/>
                 <w:color w:val="000000" w:themeColor="text1"/>
                 <w:szCs w:val="32"/>
-                <w:lang w:val="it-IT"/>
+                <w:lang w:val="en-IN"/>
               </w:rPr>
             </w:pPr>
             <w:r>
@@ -885,7 +1317,7 @@
                 <w:color w:val="000000" w:themeColor="text1"/>
                 <w:sz w:val="28"/>
                 <w:szCs w:val="32"/>
-                <w:lang w:val="it-IT"/>
+                <w:lang w:val="en-IN"/>
               </w:rPr>
               <w:t>Krama Vaakyam</w:t>
             </w:r>
@@ -895,7 +1327,7 @@
                 <w:b/>
                 <w:color w:val="000000" w:themeColor="text1"/>
                 <w:szCs w:val="32"/>
-                <w:lang w:val="it-IT"/>
+                <w:lang w:val="en-IN"/>
               </w:rPr>
               <w:t xml:space="preserve"> No.– 16 </w:t>
             </w:r>
@@ -1389,6 +1821,7 @@
                 <w:sz w:val="28"/>
                 <w:szCs w:val="32"/>
               </w:rPr>
+              <w:lastRenderedPageBreak/>
               <w:t>T.S.3.1.</w:t>
             </w:r>
             <w:r>
@@ -1660,7 +2093,6 @@
                 <w:sz w:val="28"/>
                 <w:szCs w:val="32"/>
               </w:rPr>
-              <w:lastRenderedPageBreak/>
               <w:t>T.S.3.1.</w:t>
             </w:r>
             <w:r>
@@ -3823,6 +4255,7 @@
                 <w:sz w:val="28"/>
                 <w:szCs w:val="32"/>
               </w:rPr>
+              <w:lastRenderedPageBreak/>
               <w:t>T.S.</w:t>
             </w:r>
             <w:r>
@@ -4194,7 +4627,6 @@
                 <w:sz w:val="28"/>
                 <w:szCs w:val="32"/>
               </w:rPr>
-              <w:lastRenderedPageBreak/>
               <w:t>T.S.</w:t>
             </w:r>
             <w:r>
@@ -5906,6 +6338,7 @@
           <w:szCs w:val="32"/>
           <w:u w:val="single"/>
         </w:rPr>
+        <w:lastRenderedPageBreak/>
         <w:t>=========================</w:t>
       </w:r>
     </w:p>

--- a/TS-Kramam/TS-3.1/TS 3.1 Sanskrit Krama Paatam Corrections.docx
+++ b/TS-Kramam/TS-3.1/TS 3.1 Sanskrit Krama Paatam Corrections.docx
@@ -1546,6 +1546,434 @@
           </w:p>
         </w:tc>
       </w:tr>
+      <w:tr>
+        <w:trPr>
+          <w:trHeight w:val="964"/>
+        </w:trPr>
+        <w:tc>
+          <w:tcPr>
+            <w:tcW w:w="3906" w:type="dxa"/>
+          </w:tcPr>
+          <w:p>
+            <w:pPr>
+              <w:widowControl w:val="0"/>
+              <w:tabs>
+                <w:tab w:val="left" w:pos="993"/>
+              </w:tabs>
+              <w:autoSpaceDE w:val="0"/>
+              <w:autoSpaceDN w:val="0"/>
+              <w:adjustRightInd w:val="0"/>
+              <w:spacing w:before="0" w:line="240" w:lineRule="auto"/>
+              <w:ind w:right="297"/>
+              <w:rPr>
+                <w:rFonts w:cs="Arial"/>
+                <w:b/>
+                <w:color w:val="000000" w:themeColor="text1"/>
+                <w:sz w:val="28"/>
+                <w:szCs w:val="32"/>
+              </w:rPr>
+            </w:pPr>
+            <w:r>
+              <w:rPr>
+                <w:rFonts w:cs="Arial"/>
+                <w:b/>
+                <w:color w:val="000000" w:themeColor="text1"/>
+                <w:sz w:val="28"/>
+                <w:szCs w:val="32"/>
+              </w:rPr>
+              <w:t>T.S.3.1.</w:t>
+            </w:r>
+            <w:r>
+              <w:rPr>
+                <w:rFonts w:cs="Arial"/>
+                <w:b/>
+                <w:color w:val="000000" w:themeColor="text1"/>
+                <w:sz w:val="28"/>
+                <w:szCs w:val="32"/>
+              </w:rPr>
+              <w:t>11</w:t>
+            </w:r>
+            <w:r>
+              <w:rPr>
+                <w:rFonts w:cs="Arial"/>
+                <w:b/>
+                <w:color w:val="000000" w:themeColor="text1"/>
+                <w:sz w:val="28"/>
+                <w:szCs w:val="32"/>
+              </w:rPr>
+              <w:t>.6</w:t>
+            </w:r>
+            <w:r>
+              <w:rPr>
+                <w:rFonts w:cs="Arial"/>
+                <w:b/>
+                <w:color w:val="000000" w:themeColor="text1"/>
+                <w:sz w:val="28"/>
+                <w:szCs w:val="32"/>
+              </w:rPr>
+              <w:t xml:space="preserve"> – Kramam</w:t>
+            </w:r>
+          </w:p>
+          <w:p>
+            <w:pPr>
+              <w:widowControl w:val="0"/>
+              <w:tabs>
+                <w:tab w:val="left" w:pos="993"/>
+              </w:tabs>
+              <w:autoSpaceDE w:val="0"/>
+              <w:autoSpaceDN w:val="0"/>
+              <w:adjustRightInd w:val="0"/>
+              <w:spacing w:before="0" w:line="240" w:lineRule="auto"/>
+              <w:ind w:right="297"/>
+              <w:rPr>
+                <w:rFonts w:cs="Arial"/>
+                <w:b/>
+                <w:color w:val="000000" w:themeColor="text1"/>
+                <w:szCs w:val="32"/>
+                <w:lang w:val="en-IN"/>
+              </w:rPr>
+            </w:pPr>
+            <w:r>
+              <w:rPr>
+                <w:rFonts w:cs="Arial"/>
+                <w:b/>
+                <w:color w:val="000000" w:themeColor="text1"/>
+                <w:sz w:val="28"/>
+                <w:szCs w:val="32"/>
+                <w:lang w:val="en-IN"/>
+              </w:rPr>
+              <w:t>Krama Vaakyam</w:t>
+            </w:r>
+            <w:r>
+              <w:rPr>
+                <w:rFonts w:cs="Arial"/>
+                <w:b/>
+                <w:color w:val="000000" w:themeColor="text1"/>
+                <w:szCs w:val="32"/>
+                <w:lang w:val="en-IN"/>
+              </w:rPr>
+              <w:t xml:space="preserve"> No.– 31</w:t>
+            </w:r>
+          </w:p>
+          <w:p>
+            <w:pPr>
+              <w:widowControl w:val="0"/>
+              <w:tabs>
+                <w:tab w:val="left" w:pos="993"/>
+              </w:tabs>
+              <w:autoSpaceDE w:val="0"/>
+              <w:autoSpaceDN w:val="0"/>
+              <w:adjustRightInd w:val="0"/>
+              <w:spacing w:before="0" w:line="240" w:lineRule="auto"/>
+              <w:ind w:right="297"/>
+              <w:rPr>
+                <w:rFonts w:cs="Arial"/>
+                <w:b/>
+                <w:color w:val="000000" w:themeColor="text1"/>
+                <w:sz w:val="28"/>
+                <w:szCs w:val="32"/>
+                <w:lang w:val="it-IT"/>
+              </w:rPr>
+            </w:pPr>
+            <w:r>
+              <w:rPr>
+                <w:rFonts w:cs="Arial"/>
+                <w:b/>
+                <w:color w:val="000000" w:themeColor="text1"/>
+                <w:sz w:val="28"/>
+                <w:szCs w:val="32"/>
+                <w:lang w:val="it-IT"/>
+              </w:rPr>
+              <w:t>Panchaati No</w:t>
+            </w:r>
+            <w:r>
+              <w:rPr>
+                <w:rFonts w:cs="Arial"/>
+                <w:b/>
+                <w:color w:val="000000" w:themeColor="text1"/>
+                <w:szCs w:val="32"/>
+                <w:lang w:val="it-IT"/>
+              </w:rPr>
+              <w:t xml:space="preserve">. - </w:t>
+            </w:r>
+            <w:r>
+              <w:rPr>
+                <w:rFonts w:cs="Arial"/>
+                <w:b/>
+                <w:color w:val="000000" w:themeColor="text1"/>
+                <w:szCs w:val="32"/>
+                <w:lang w:val="it-IT"/>
+              </w:rPr>
+              <w:t>40</w:t>
+            </w:r>
+          </w:p>
+        </w:tc>
+        <w:tc>
+          <w:tcPr>
+            <w:tcW w:w="5103" w:type="dxa"/>
+          </w:tcPr>
+          <w:p>
+            <w:pPr>
+              <w:widowControl w:val="0"/>
+              <w:autoSpaceDE w:val="0"/>
+              <w:autoSpaceDN w:val="0"/>
+              <w:adjustRightInd w:val="0"/>
+              <w:spacing w:line="252" w:lineRule="auto"/>
+              <w:rPr>
+                <w:rFonts w:ascii="BRH Malayalam Extra" w:hAnsi="BRH Malayalam Extra" w:cs="BRH Malayalam Extra"/>
+                <w:color w:val="000000"/>
+                <w:sz w:val="40"/>
+                <w:szCs w:val="40"/>
+                <w:lang w:val="it-IT"/>
+              </w:rPr>
+            </w:pPr>
+            <w:r>
+              <w:rPr>
+                <w:rFonts w:ascii="BRH Devanagari Extra" w:hAnsi="BRH Devanagari Extra" w:cs="BRH Devanagari Extra"/>
+                <w:color w:val="000000"/>
+                <w:sz w:val="40"/>
+                <w:szCs w:val="40"/>
+              </w:rPr>
+              <w:t>ÍcÉ</w:t>
+            </w:r>
+            <w:r>
+              <w:rPr>
+                <w:rFonts w:ascii="BRH Malayalam Extra" w:hAnsi="BRH Malayalam Extra" w:cs="brh"/>
+                <w:b/>
+                <w:color w:val="000000"/>
+                <w:sz w:val="32"/>
+                <w:szCs w:val="40"/>
+              </w:rPr>
+              <w:t>–</w:t>
+            </w:r>
+            <w:r>
+              <w:rPr>
+                <w:rFonts w:ascii="BRH Devanagari Extra" w:hAnsi="BRH Devanagari Extra" w:cs="BRH Devanagari Extra"/>
+                <w:color w:val="000000"/>
+                <w:sz w:val="40"/>
+                <w:szCs w:val="40"/>
+              </w:rPr>
+              <w:t>ScrÉÑþ</w:t>
+            </w:r>
+            <w:r>
+              <w:rPr>
+                <w:rFonts w:ascii="BRH Devanagari Extra" w:hAnsi="BRH Devanagari Extra" w:cs="BRH Devanagari Extra"/>
+                <w:color w:val="000000"/>
+                <w:sz w:val="40"/>
+                <w:szCs w:val="40"/>
+                <w:highlight w:val="yellow"/>
+              </w:rPr>
+              <w:t>iÉ</w:t>
+            </w:r>
+            <w:r>
+              <w:rPr>
+                <w:rFonts w:ascii="BRH Devanagari Extra" w:hAnsi="BRH Devanagari Extra" w:cs="BRH Devanagari Extra"/>
+                <w:color w:val="000000"/>
+                <w:sz w:val="40"/>
+                <w:szCs w:val="40"/>
+              </w:rPr>
+              <w:t xml:space="preserve"> |</w:t>
+            </w:r>
+            <w:r>
+              <w:rPr>
+                <w:rFonts w:ascii="BRH Devanagari Extra" w:hAnsi="BRH Devanagari Extra" w:cs="BRH Devanagari Extra"/>
+                <w:color w:val="000000"/>
+                <w:sz w:val="40"/>
+                <w:szCs w:val="40"/>
+              </w:rPr>
+              <w:t xml:space="preserve"> AcrÉÑ</w:t>
+            </w:r>
+            <w:r>
+              <w:rPr>
+                <w:rFonts w:ascii="BRH Malayalam Extra" w:hAnsi="BRH Malayalam Extra" w:cs="brh"/>
+                <w:b/>
+                <w:color w:val="000000"/>
+                <w:sz w:val="32"/>
+                <w:szCs w:val="40"/>
+              </w:rPr>
+              <w:t>–</w:t>
+            </w:r>
+            <w:r>
+              <w:rPr>
+                <w:rFonts w:ascii="BRH Devanagari Extra" w:hAnsi="BRH Devanagari Extra" w:cs="BRH Devanagari Extra"/>
+                <w:color w:val="000000"/>
+                <w:sz w:val="40"/>
+                <w:szCs w:val="40"/>
+              </w:rPr>
+              <w:t>iÉÉalÉåÿ |</w:t>
+            </w:r>
+          </w:p>
+        </w:tc>
+        <w:tc>
+          <w:tcPr>
+            <w:tcW w:w="5386" w:type="dxa"/>
+          </w:tcPr>
+          <w:p>
+            <w:pPr>
+              <w:widowControl w:val="0"/>
+              <w:autoSpaceDE w:val="0"/>
+              <w:autoSpaceDN w:val="0"/>
+              <w:adjustRightInd w:val="0"/>
+              <w:spacing w:line="252" w:lineRule="auto"/>
+              <w:rPr>
+                <w:rFonts w:ascii="BRH Malayalam Extra" w:hAnsi="BRH Malayalam Extra" w:cs="BRH Malayalam Extra"/>
+                <w:color w:val="000000"/>
+                <w:sz w:val="40"/>
+                <w:szCs w:val="40"/>
+                <w:lang w:val="it-IT"/>
+              </w:rPr>
+            </w:pPr>
+            <w:r>
+              <w:rPr>
+                <w:rFonts w:ascii="BRH Devanagari Extra" w:hAnsi="BRH Devanagari Extra" w:cs="BRH Devanagari Extra"/>
+                <w:color w:val="000000"/>
+                <w:sz w:val="40"/>
+                <w:szCs w:val="40"/>
+              </w:rPr>
+              <w:t>ÍcÉ</w:t>
+            </w:r>
+            <w:r>
+              <w:rPr>
+                <w:rFonts w:ascii="BRH Malayalam Extra" w:hAnsi="BRH Malayalam Extra" w:cs="brh"/>
+                <w:b/>
+                <w:color w:val="000000"/>
+                <w:sz w:val="32"/>
+                <w:szCs w:val="40"/>
+              </w:rPr>
+              <w:t>–</w:t>
+            </w:r>
+            <w:r>
+              <w:rPr>
+                <w:rFonts w:ascii="BRH Devanagari Extra" w:hAnsi="BRH Devanagari Extra" w:cs="BRH Devanagari Extra"/>
+                <w:color w:val="000000"/>
+                <w:sz w:val="40"/>
+                <w:szCs w:val="40"/>
+              </w:rPr>
+              <w:t>ScrÉÑþiÉ</w:t>
+            </w:r>
+            <w:r>
+              <w:rPr>
+                <w:rFonts w:ascii="BRH Devanagari Extra" w:hAnsi="BRH Devanagari Extra" w:cs="BRH Devanagari Extra"/>
+                <w:color w:val="000000"/>
+                <w:sz w:val="40"/>
+                <w:szCs w:val="40"/>
+                <w:highlight w:val="green"/>
+              </w:rPr>
+              <w:t>É</w:t>
+            </w:r>
+            <w:r>
+              <w:rPr>
+                <w:rFonts w:ascii="BRH Devanagari Extra" w:hAnsi="BRH Devanagari Extra" w:cs="BRH Devanagari Extra"/>
+                <w:color w:val="000000"/>
+                <w:sz w:val="40"/>
+                <w:szCs w:val="40"/>
+              </w:rPr>
+              <w:t xml:space="preserve"> |</w:t>
+            </w:r>
+            <w:r>
+              <w:rPr>
+                <w:rFonts w:ascii="BRH Devanagari Extra" w:hAnsi="BRH Devanagari Extra" w:cs="BRH Devanagari Extra"/>
+                <w:color w:val="000000"/>
+                <w:sz w:val="40"/>
+                <w:szCs w:val="40"/>
+              </w:rPr>
+              <w:t xml:space="preserve"> AcrÉÑ</w:t>
+            </w:r>
+            <w:r>
+              <w:rPr>
+                <w:rFonts w:ascii="BRH Malayalam Extra" w:hAnsi="BRH Malayalam Extra" w:cs="brh"/>
+                <w:b/>
+                <w:color w:val="000000"/>
+                <w:sz w:val="32"/>
+                <w:szCs w:val="40"/>
+              </w:rPr>
+              <w:t>–</w:t>
+            </w:r>
+            <w:r>
+              <w:rPr>
+                <w:rFonts w:ascii="BRH Devanagari Extra" w:hAnsi="BRH Devanagari Extra" w:cs="BRH Devanagari Extra"/>
+                <w:color w:val="000000"/>
+                <w:sz w:val="40"/>
+                <w:szCs w:val="40"/>
+              </w:rPr>
+              <w:t>iÉÉalÉåÿ |</w:t>
+            </w:r>
+          </w:p>
+        </w:tc>
+      </w:tr>
+      <w:tr>
+        <w:trPr>
+          <w:trHeight w:val="964"/>
+        </w:trPr>
+        <w:tc>
+          <w:tcPr>
+            <w:tcW w:w="3906" w:type="dxa"/>
+          </w:tcPr>
+          <w:p>
+            <w:pPr>
+              <w:widowControl w:val="0"/>
+              <w:tabs>
+                <w:tab w:val="left" w:pos="993"/>
+              </w:tabs>
+              <w:autoSpaceDE w:val="0"/>
+              <w:autoSpaceDN w:val="0"/>
+              <w:adjustRightInd w:val="0"/>
+              <w:spacing w:before="0" w:line="240" w:lineRule="auto"/>
+              <w:ind w:right="297"/>
+              <w:rPr>
+                <w:rFonts w:cs="Arial"/>
+                <w:b/>
+                <w:color w:val="000000" w:themeColor="text1"/>
+                <w:sz w:val="28"/>
+                <w:szCs w:val="32"/>
+                <w:lang w:val="it-IT"/>
+              </w:rPr>
+            </w:pPr>
+          </w:p>
+        </w:tc>
+        <w:tc>
+          <w:tcPr>
+            <w:tcW w:w="5103" w:type="dxa"/>
+          </w:tcPr>
+          <w:p>
+            <w:pPr>
+              <w:widowControl w:val="0"/>
+              <w:autoSpaceDE w:val="0"/>
+              <w:autoSpaceDN w:val="0"/>
+              <w:adjustRightInd w:val="0"/>
+              <w:spacing w:before="0" w:line="240" w:lineRule="auto"/>
+              <w:rPr>
+                <w:rFonts w:ascii="BRH Devanagari Extra" w:hAnsi="BRH Devanagari Extra" w:cs="BRH Devanagari Extra"/>
+                <w:color w:val="000000"/>
+                <w:sz w:val="40"/>
+                <w:szCs w:val="40"/>
+                <w:lang w:val="it-IT"/>
+              </w:rPr>
+            </w:pPr>
+          </w:p>
+        </w:tc>
+        <w:tc>
+          <w:tcPr>
+            <w:tcW w:w="5386" w:type="dxa"/>
+          </w:tcPr>
+          <w:p>
+            <w:pPr>
+              <w:widowControl w:val="0"/>
+              <w:autoSpaceDE w:val="0"/>
+              <w:autoSpaceDN w:val="0"/>
+              <w:adjustRightInd w:val="0"/>
+              <w:spacing w:before="0" w:line="240" w:lineRule="auto"/>
+              <w:rPr>
+                <w:rFonts w:ascii="BRH Devanagari Extra" w:hAnsi="BRH Devanagari Extra" w:cs="BRH Devanagari Extra"/>
+                <w:color w:val="000000"/>
+                <w:sz w:val="40"/>
+                <w:szCs w:val="40"/>
+                <w:lang w:val="it-IT"/>
+              </w:rPr>
+            </w:pPr>
+          </w:p>
+        </w:tc>
+      </w:tr>
     </w:tbl>
     <w:p>
       <w:pPr>
@@ -1612,6 +2040,7 @@
           <w:szCs w:val="32"/>
           <w:u w:val="single"/>
         </w:rPr>
+        <w:lastRenderedPageBreak/>
         <w:t xml:space="preserve">TS </w:t>
       </w:r>
       <w:r>
@@ -1821,7 +2250,6 @@
                 <w:sz w:val="28"/>
                 <w:szCs w:val="32"/>
               </w:rPr>
-              <w:lastRenderedPageBreak/>
               <w:t>T.S.3.1.</w:t>
             </w:r>
             <w:r>
@@ -3532,6 +3960,7 @@
                 <w:sz w:val="40"/>
                 <w:szCs w:val="40"/>
               </w:rPr>
+              <w:lastRenderedPageBreak/>
               <w:t>mÉë</w:t>
             </w:r>
             <w:r>
@@ -3599,6 +4028,7 @@
                 <w:sz w:val="40"/>
                 <w:szCs w:val="40"/>
               </w:rPr>
+              <w:lastRenderedPageBreak/>
               <w:t>iÉÉ</w:t>
             </w:r>
             <w:r>
@@ -3714,6 +4144,7 @@
                 <w:sz w:val="40"/>
                 <w:szCs w:val="40"/>
               </w:rPr>
+              <w:lastRenderedPageBreak/>
               <w:t>mÉë</w:t>
             </w:r>
             <w:r>
@@ -3833,6 +4264,7 @@
                 <w:sz w:val="28"/>
                 <w:szCs w:val="32"/>
               </w:rPr>
+              <w:lastRenderedPageBreak/>
               <w:t>T.S.</w:t>
             </w:r>
             <w:r>
@@ -4255,7 +4687,6 @@
                 <w:sz w:val="28"/>
                 <w:szCs w:val="32"/>
               </w:rPr>
-              <w:lastRenderedPageBreak/>
               <w:t>T.S.</w:t>
             </w:r>
             <w:r>
@@ -6036,6 +6467,7 @@
           <w:szCs w:val="32"/>
           <w:u w:val="single"/>
         </w:rPr>
+        <w:lastRenderedPageBreak/>
         <w:t xml:space="preserve">TS </w:t>
       </w:r>
       <w:r>
@@ -6338,7 +6770,6 @@
           <w:szCs w:val="32"/>
           <w:u w:val="single"/>
         </w:rPr>
-        <w:lastRenderedPageBreak/>
         <w:t>=========================</w:t>
       </w:r>
     </w:p>

--- a/TS-Kramam/TS-3.1/TS 3.1 Sanskrit Krama Paatam Corrections.docx
+++ b/TS-Kramam/TS-3.1/TS 3.1 Sanskrit Krama Paatam Corrections.docx
@@ -69,10 +69,9 @@
           <w:bCs/>
           <w:sz w:val="32"/>
           <w:szCs w:val="32"/>
-          <w:highlight w:val="red"/>
           <w:u w:val="single"/>
         </w:rPr>
-        <w:t>?????</w:t>
+        <w:t>31st August 2026</w:t>
       </w:r>
     </w:p>
     <w:p>
@@ -1591,17 +1590,7 @@
                 <w:sz w:val="28"/>
                 <w:szCs w:val="32"/>
               </w:rPr>
-              <w:t>11</w:t>
-            </w:r>
-            <w:r>
-              <w:rPr>
-                <w:rFonts w:cs="Arial"/>
-                <w:b/>
-                <w:color w:val="000000" w:themeColor="text1"/>
-                <w:sz w:val="28"/>
-                <w:szCs w:val="32"/>
-              </w:rPr>
-              <w:t>.6</w:t>
+              <w:t>11.6</w:t>
             </w:r>
             <w:r>
               <w:rPr>
@@ -1898,79 +1887,6 @@
               </w:rPr>
               <w:t>iÉÉalÉåÿ |</w:t>
             </w:r>
-          </w:p>
-        </w:tc>
-      </w:tr>
-      <w:tr>
-        <w:trPr>
-          <w:trHeight w:val="964"/>
-        </w:trPr>
-        <w:tc>
-          <w:tcPr>
-            <w:tcW w:w="3906" w:type="dxa"/>
-          </w:tcPr>
-          <w:p>
-            <w:pPr>
-              <w:widowControl w:val="0"/>
-              <w:tabs>
-                <w:tab w:val="left" w:pos="993"/>
-              </w:tabs>
-              <w:autoSpaceDE w:val="0"/>
-              <w:autoSpaceDN w:val="0"/>
-              <w:adjustRightInd w:val="0"/>
-              <w:spacing w:before="0" w:line="240" w:lineRule="auto"/>
-              <w:ind w:right="297"/>
-              <w:rPr>
-                <w:rFonts w:cs="Arial"/>
-                <w:b/>
-                <w:color w:val="000000" w:themeColor="text1"/>
-                <w:sz w:val="28"/>
-                <w:szCs w:val="32"/>
-                <w:lang w:val="it-IT"/>
-              </w:rPr>
-            </w:pPr>
-          </w:p>
-        </w:tc>
-        <w:tc>
-          <w:tcPr>
-            <w:tcW w:w="5103" w:type="dxa"/>
-          </w:tcPr>
-          <w:p>
-            <w:pPr>
-              <w:widowControl w:val="0"/>
-              <w:autoSpaceDE w:val="0"/>
-              <w:autoSpaceDN w:val="0"/>
-              <w:adjustRightInd w:val="0"/>
-              <w:spacing w:before="0" w:line="240" w:lineRule="auto"/>
-              <w:rPr>
-                <w:rFonts w:ascii="BRH Devanagari Extra" w:hAnsi="BRH Devanagari Extra" w:cs="BRH Devanagari Extra"/>
-                <w:color w:val="000000"/>
-                <w:sz w:val="40"/>
-                <w:szCs w:val="40"/>
-                <w:lang w:val="it-IT"/>
-              </w:rPr>
-            </w:pPr>
-          </w:p>
-        </w:tc>
-        <w:tc>
-          <w:tcPr>
-            <w:tcW w:w="5386" w:type="dxa"/>
-          </w:tcPr>
-          <w:p>
-            <w:pPr>
-              <w:widowControl w:val="0"/>
-              <w:autoSpaceDE w:val="0"/>
-              <w:autoSpaceDN w:val="0"/>
-              <w:adjustRightInd w:val="0"/>
-              <w:spacing w:before="0" w:line="240" w:lineRule="auto"/>
-              <w:rPr>
-                <w:rFonts w:ascii="BRH Devanagari Extra" w:hAnsi="BRH Devanagari Extra" w:cs="BRH Devanagari Extra"/>
-                <w:color w:val="000000"/>
-                <w:sz w:val="40"/>
-                <w:szCs w:val="40"/>
-                <w:lang w:val="it-IT"/>
-              </w:rPr>
-            </w:pPr>
           </w:p>
         </w:tc>
       </w:tr>
@@ -1996,6 +1912,30 @@
         </w:rPr>
         <w:t>==========</w:t>
       </w:r>
+    </w:p>
+    <w:p>
+      <w:pPr>
+        <w:jc w:val="center"/>
+        <w:rPr>
+          <w:b/>
+          <w:bCs/>
+          <w:sz w:val="32"/>
+          <w:szCs w:val="32"/>
+          <w:u w:val="single"/>
+        </w:rPr>
+      </w:pPr>
+    </w:p>
+    <w:p>
+      <w:pPr>
+        <w:jc w:val="center"/>
+        <w:rPr>
+          <w:b/>
+          <w:bCs/>
+          <w:sz w:val="32"/>
+          <w:szCs w:val="32"/>
+          <w:u w:val="single"/>
+        </w:rPr>
+      </w:pPr>
     </w:p>
     <w:p>
       <w:pPr>
@@ -6375,7 +6315,16 @@
           <w:bCs/>
           <w:sz w:val="32"/>
         </w:rPr>
-        <w:t>replaced with</w:t>
+        <w:t xml:space="preserve">replaced </w:t>
+      </w:r>
+      <w:proofErr w:type="gramStart"/>
+      <w:r>
+        <w:rPr>
+          <w:b/>
+          <w:bCs/>
+          <w:sz w:val="32"/>
+        </w:rPr>
+        <w:t>with</w:t>
       </w:r>
       <w:r>
         <w:rPr>
@@ -6397,6 +6346,7 @@
         </w:rPr>
         <w:t>"</w:t>
       </w:r>
+      <w:proofErr w:type="gramEnd"/>
       <w:r>
         <w:rPr>
           <w:rFonts w:ascii="BRH Devanagari" w:hAnsi="BRH Devanagari" w:cs="BRH Devanagari"/>
